--- a/доки/лаб1.docx
+++ b/доки/лаб1.docx
@@ -48,8 +48,11 @@
               <w:pBdr/>
               <w:spacing w:after="240" w:before="240"/>
               <w:ind/>
+              <w:jc w:val="center"/>
               <w:rPr>
                 <w:rFonts w:ascii="Times New Roman" w:hAnsi="Times New Roman" w:eastAsia="Times New Roman" w:cs="Times New Roman"/>
+                <w:b w:val="0"/>
+                <w:bCs w:val="0"/>
                 <w:sz w:val="28"/>
                 <w:szCs w:val="28"/>
               </w:rPr>
@@ -57,6 +60,8 @@
             <w:r>
               <w:rPr>
                 <w:rFonts w:ascii="Times New Roman" w:hAnsi="Times New Roman" w:eastAsia="Times New Roman" w:cs="Times New Roman"/>
+                <w:b w:val="0"/>
+                <w:bCs w:val="0"/>
                 <w:sz w:val="28"/>
                 <w:szCs w:val="28"/>
               </w:rPr>
@@ -65,6 +70,8 @@
             <w:r>
               <w:rPr>
                 <w:rFonts w:ascii="Times New Roman" w:hAnsi="Times New Roman" w:eastAsia="Times New Roman" w:cs="Times New Roman"/>
+                <w:b w:val="0"/>
+                <w:bCs w:val="0"/>
                 <w:sz w:val="28"/>
                 <w:szCs w:val="28"/>
               </w:rPr>
@@ -72,33 +79,8 @@
             <w:r>
               <w:rPr>
                 <w:rFonts w:ascii="Times New Roman" w:hAnsi="Times New Roman" w:eastAsia="Times New Roman" w:cs="Times New Roman"/>
-                <w:sz w:val="28"/>
-                <w:szCs w:val="28"/>
-              </w:rPr>
-            </w:r>
-          </w:p>
-          <w:p>
-            <w:pPr>
-              <w:pBdr/>
-              <w:spacing w:after="240" w:before="240"/>
-              <w:ind/>
-              <w:rPr>
-                <w:rFonts w:ascii="Times New Roman" w:hAnsi="Times New Roman" w:eastAsia="Times New Roman" w:cs="Times New Roman"/>
-                <w:sz w:val="28"/>
-                <w:szCs w:val="28"/>
-              </w:rPr>
-            </w:pPr>
-            <w:r>
-              <w:rPr>
-                <w:rFonts w:ascii="Times New Roman" w:hAnsi="Times New Roman" w:eastAsia="Times New Roman" w:cs="Times New Roman"/>
-                <w:sz w:val="28"/>
-                <w:szCs w:val="28"/>
-              </w:rPr>
-              <w:t xml:space="preserve"> </w:t>
-            </w:r>
-            <w:r>
-              <w:rPr>
-                <w:rFonts w:ascii="Times New Roman" w:hAnsi="Times New Roman" w:eastAsia="Times New Roman" w:cs="Times New Roman"/>
+                <w:b w:val="0"/>
+                <w:bCs w:val="0"/>
                 <w:sz w:val="28"/>
                 <w:szCs w:val="28"/>
               </w:rPr>
@@ -106,6 +88,26 @@
             <w:r>
               <w:rPr>
                 <w:rFonts w:ascii="Times New Roman" w:hAnsi="Times New Roman" w:eastAsia="Times New Roman" w:cs="Times New Roman"/>
+                <w:b w:val="0"/>
+                <w:bCs w:val="0"/>
+                <w:sz w:val="28"/>
+                <w:szCs w:val="28"/>
+              </w:rPr>
+            </w:r>
+            <w:r>
+              <w:rPr>
+                <w:rFonts w:ascii="Times New Roman" w:hAnsi="Times New Roman" w:eastAsia="Times New Roman" w:cs="Times New Roman"/>
+                <w:b w:val="0"/>
+                <w:bCs w:val="0"/>
+                <w:sz w:val="28"/>
+                <w:szCs w:val="28"/>
+              </w:rPr>
+            </w:r>
+            <w:r>
+              <w:rPr>
+                <w:rFonts w:ascii="Times New Roman" w:hAnsi="Times New Roman" w:eastAsia="Times New Roman" w:cs="Times New Roman"/>
+                <w:b w:val="0"/>
+                <w:bCs w:val="0"/>
                 <w:sz w:val="28"/>
                 <w:szCs w:val="28"/>
               </w:rPr>
@@ -116,8 +118,11 @@
               <w:pBdr/>
               <w:spacing/>
               <w:ind/>
+              <w:jc w:val="center"/>
               <w:rPr>
                 <w:rFonts w:ascii="Times New Roman" w:hAnsi="Times New Roman" w:eastAsia="Times New Roman" w:cs="Times New Roman"/>
+                <w:b w:val="0"/>
+                <w:bCs w:val="0"/>
                 <w:sz w:val="28"/>
                 <w:szCs w:val="28"/>
               </w:rPr>
@@ -125,6 +130,8 @@
             <w:r>
               <w:rPr>
                 <w:rFonts w:ascii="Times New Roman" w:hAnsi="Times New Roman" w:eastAsia="Times New Roman" w:cs="Times New Roman"/>
+                <w:b w:val="0"/>
+                <w:bCs w:val="0"/>
                 <w:sz w:val="28"/>
                 <w:szCs w:val="28"/>
               </w:rPr>
@@ -133,6 +140,8 @@
             <w:r>
               <w:rPr>
                 <w:rFonts w:ascii="Times New Roman" w:hAnsi="Times New Roman" w:eastAsia="Times New Roman" w:cs="Times New Roman"/>
+                <w:b w:val="0"/>
+                <w:bCs w:val="0"/>
                 <w:sz w:val="28"/>
                 <w:szCs w:val="28"/>
               </w:rPr>
@@ -141,6 +150,8 @@
             <w:r>
               <w:rPr>
                 <w:rFonts w:ascii="Times New Roman" w:hAnsi="Times New Roman" w:eastAsia="Times New Roman" w:cs="Times New Roman"/>
+                <w:b w:val="0"/>
+                <w:bCs w:val="0"/>
                 <w:sz w:val="28"/>
                 <w:szCs w:val="28"/>
               </w:rPr>
@@ -149,6 +160,8 @@
             <w:r>
               <w:rPr>
                 <w:rFonts w:ascii="Times New Roman" w:hAnsi="Times New Roman" w:eastAsia="Times New Roman" w:cs="Times New Roman"/>
+                <w:b w:val="0"/>
+                <w:bCs w:val="0"/>
                 <w:sz w:val="28"/>
                 <w:szCs w:val="28"/>
               </w:rPr>
@@ -156,6 +169,8 @@
             <w:r>
               <w:rPr>
                 <w:rFonts w:ascii="Times New Roman" w:hAnsi="Times New Roman" w:eastAsia="Times New Roman" w:cs="Times New Roman"/>
+                <w:b w:val="0"/>
+                <w:bCs w:val="0"/>
                 <w:sz w:val="28"/>
                 <w:szCs w:val="28"/>
               </w:rPr>
@@ -187,6 +202,8 @@
               <w:jc w:val="both"/>
               <w:rPr>
                 <w:rFonts w:ascii="Times New Roman" w:hAnsi="Times New Roman" w:eastAsia="Times New Roman" w:cs="Times New Roman"/>
+                <w:b w:val="0"/>
+                <w:bCs w:val="0"/>
                 <w:sz w:val="28"/>
                 <w:szCs w:val="28"/>
               </w:rPr>
@@ -194,6 +211,8 @@
             <w:r>
               <w:rPr>
                 <w:rFonts w:ascii="Times New Roman" w:hAnsi="Times New Roman" w:eastAsia="Times New Roman" w:cs="Times New Roman"/>
+                <w:b w:val="0"/>
+                <w:bCs w:val="0"/>
                 <w:sz w:val="28"/>
                 <w:szCs w:val="28"/>
               </w:rPr>
@@ -202,6 +221,8 @@
             <w:r>
               <w:rPr>
                 <w:rFonts w:ascii="Times New Roman" w:hAnsi="Times New Roman" w:eastAsia="Times New Roman" w:cs="Times New Roman"/>
+                <w:b w:val="0"/>
+                <w:bCs w:val="0"/>
                 <w:sz w:val="28"/>
                 <w:szCs w:val="28"/>
               </w:rPr>
@@ -209,6 +230,8 @@
             <w:r>
               <w:rPr>
                 <w:rFonts w:ascii="Times New Roman" w:hAnsi="Times New Roman" w:eastAsia="Times New Roman" w:cs="Times New Roman"/>
+                <w:b w:val="0"/>
+                <w:bCs w:val="0"/>
                 <w:sz w:val="28"/>
                 <w:szCs w:val="28"/>
               </w:rPr>
@@ -240,6 +263,8 @@
               <w:jc w:val="both"/>
               <w:rPr>
                 <w:rFonts w:ascii="Times New Roman" w:hAnsi="Times New Roman" w:eastAsia="Times New Roman" w:cs="Times New Roman"/>
+                <w:b w:val="0"/>
+                <w:bCs w:val="0"/>
                 <w:sz w:val="28"/>
                 <w:szCs w:val="28"/>
               </w:rPr>
@@ -247,6 +272,8 @@
             <w:r>
               <w:rPr>
                 <w:rFonts w:ascii="Times New Roman" w:hAnsi="Times New Roman" w:eastAsia="Times New Roman" w:cs="Times New Roman"/>
+                <w:b w:val="0"/>
+                <w:bCs w:val="0"/>
                 <w:sz w:val="28"/>
                 <w:szCs w:val="28"/>
               </w:rPr>
@@ -255,6 +282,8 @@
             <w:r>
               <w:rPr>
                 <w:rFonts w:ascii="Times New Roman" w:hAnsi="Times New Roman" w:eastAsia="Times New Roman" w:cs="Times New Roman"/>
+                <w:b w:val="0"/>
+                <w:bCs w:val="0"/>
                 <w:sz w:val="28"/>
                 <w:szCs w:val="28"/>
               </w:rPr>
@@ -262,6 +291,8 @@
             <w:r>
               <w:rPr>
                 <w:rFonts w:ascii="Times New Roman" w:hAnsi="Times New Roman" w:eastAsia="Times New Roman" w:cs="Times New Roman"/>
+                <w:b w:val="0"/>
+                <w:bCs w:val="0"/>
                 <w:sz w:val="28"/>
                 <w:szCs w:val="28"/>
               </w:rPr>
@@ -349,6 +380,8 @@
               <w:jc w:val="both"/>
               <w:rPr>
                 <w:rFonts w:ascii="Times New Roman" w:hAnsi="Times New Roman" w:eastAsia="Times New Roman" w:cs="Times New Roman"/>
+                <w:b w:val="0"/>
+                <w:bCs w:val="0"/>
                 <w:sz w:val="28"/>
                 <w:szCs w:val="28"/>
               </w:rPr>
@@ -356,6 +389,8 @@
             <w:r>
               <w:rPr>
                 <w:rFonts w:ascii="Times New Roman" w:hAnsi="Times New Roman" w:eastAsia="Times New Roman" w:cs="Times New Roman"/>
+                <w:b w:val="0"/>
+                <w:bCs w:val="0"/>
                 <w:sz w:val="28"/>
                 <w:szCs w:val="28"/>
               </w:rPr>
@@ -364,6 +399,8 @@
             <w:r>
               <w:rPr>
                 <w:rFonts w:ascii="Times New Roman" w:hAnsi="Times New Roman" w:eastAsia="Times New Roman" w:cs="Times New Roman"/>
+                <w:b w:val="0"/>
+                <w:bCs w:val="0"/>
                 <w:sz w:val="28"/>
                 <w:szCs w:val="28"/>
               </w:rPr>
@@ -371,6 +408,8 @@
             <w:r>
               <w:rPr>
                 <w:rFonts w:ascii="Times New Roman" w:hAnsi="Times New Roman" w:eastAsia="Times New Roman" w:cs="Times New Roman"/>
+                <w:b w:val="0"/>
+                <w:bCs w:val="0"/>
                 <w:sz w:val="28"/>
                 <w:szCs w:val="28"/>
               </w:rPr>
@@ -402,14 +441,28 @@
               <w:jc w:val="both"/>
               <w:rPr>
                 <w:rFonts w:ascii="Times New Roman" w:hAnsi="Times New Roman" w:eastAsia="Times New Roman" w:cs="Times New Roman"/>
+                <w:b w:val="0"/>
+                <w:bCs w:val="0"/>
                 <w:sz w:val="28"/>
                 <w:szCs w:val="28"/>
-                <w:lang w:val="ru-RU"/>
               </w:rPr>
             </w:pPr>
             <w:r>
               <w:rPr>
                 <w:rFonts w:ascii="Times New Roman" w:hAnsi="Times New Roman" w:eastAsia="Times New Roman" w:cs="Times New Roman"/>
+                <w:b w:val="0"/>
+                <w:bCs w:val="0"/>
+                <w:sz w:val="28"/>
+                <w:szCs w:val="28"/>
+                <w:lang w:val="ru-RU"/>
+              </w:rPr>
+              <w:t xml:space="preserve">ИВТ-464</w:t>
+            </w:r>
+            <w:r>
+              <w:rPr>
+                <w:rFonts w:ascii="Times New Roman" w:hAnsi="Times New Roman" w:eastAsia="Times New Roman" w:cs="Times New Roman"/>
+                <w:b w:val="0"/>
+                <w:bCs w:val="0"/>
                 <w:sz w:val="28"/>
                 <w:szCs w:val="28"/>
                 <w:lang w:val="ru-RU"/>
@@ -418,14 +471,8 @@
             <w:r>
               <w:rPr>
                 <w:rFonts w:ascii="Times New Roman" w:hAnsi="Times New Roman" w:eastAsia="Times New Roman" w:cs="Times New Roman"/>
-                <w:sz w:val="28"/>
-                <w:szCs w:val="28"/>
-                <w:lang w:val="ru-RU"/>
-              </w:rPr>
-            </w:r>
-            <w:r>
-              <w:rPr>
-                <w:rFonts w:ascii="Times New Roman" w:hAnsi="Times New Roman" w:eastAsia="Times New Roman" w:cs="Times New Roman"/>
+                <w:b w:val="0"/>
+                <w:bCs w:val="0"/>
                 <w:sz w:val="28"/>
                 <w:szCs w:val="28"/>
                 <w:lang w:val="ru-RU"/>
@@ -464,7 +511,6 @@
             </w:pPr>
             <w:r/>
             <w:r/>
-            <w:r/>
           </w:p>
         </w:tc>
         <w:tc>
@@ -492,6 +538,8 @@
               <w:jc w:val="both"/>
               <w:rPr>
                 <w:rFonts w:ascii="Times New Roman" w:hAnsi="Times New Roman" w:eastAsia="Times New Roman" w:cs="Times New Roman"/>
+                <w:b w:val="0"/>
+                <w:bCs w:val="0"/>
                 <w:sz w:val="28"/>
                 <w:szCs w:val="28"/>
               </w:rPr>
@@ -499,6 +547,8 @@
             <w:r>
               <w:rPr>
                 <w:rFonts w:ascii="Times New Roman" w:hAnsi="Times New Roman" w:eastAsia="Times New Roman" w:cs="Times New Roman"/>
+                <w:b w:val="0"/>
+                <w:bCs w:val="0"/>
                 <w:sz w:val="28"/>
                 <w:szCs w:val="28"/>
               </w:rPr>
@@ -507,6 +557,8 @@
             <w:r>
               <w:rPr>
                 <w:rFonts w:ascii="Times New Roman" w:hAnsi="Times New Roman" w:eastAsia="Times New Roman" w:cs="Times New Roman"/>
+                <w:b w:val="0"/>
+                <w:bCs w:val="0"/>
                 <w:sz w:val="28"/>
                 <w:szCs w:val="28"/>
               </w:rPr>
@@ -514,6 +566,8 @@
             <w:r>
               <w:rPr>
                 <w:rFonts w:ascii="Times New Roman" w:hAnsi="Times New Roman" w:eastAsia="Times New Roman" w:cs="Times New Roman"/>
+                <w:b w:val="0"/>
+                <w:bCs w:val="0"/>
                 <w:sz w:val="28"/>
                 <w:szCs w:val="28"/>
               </w:rPr>
@@ -545,14 +599,17 @@
               <w:jc w:val="both"/>
               <w:rPr>
                 <w:rFonts w:ascii="Times New Roman" w:hAnsi="Times New Roman" w:eastAsia="Times New Roman" w:cs="Times New Roman"/>
+                <w:b w:val="0"/>
+                <w:bCs w:val="0"/>
                 <w:sz w:val="28"/>
                 <w:szCs w:val="28"/>
-                <w:lang w:val="ru-RU"/>
               </w:rPr>
             </w:pPr>
             <w:r>
               <w:rPr>
                 <w:rFonts w:ascii="Times New Roman" w:hAnsi="Times New Roman" w:eastAsia="Times New Roman" w:cs="Times New Roman"/>
+                <w:b w:val="0"/>
+                <w:bCs w:val="0"/>
                 <w:sz w:val="28"/>
                 <w:szCs w:val="28"/>
                 <w:lang w:val="ru-RU"/>
@@ -562,6 +619,8 @@
             <w:r>
               <w:rPr>
                 <w:rFonts w:ascii="Times New Roman" w:hAnsi="Times New Roman" w:eastAsia="Times New Roman" w:cs="Times New Roman"/>
+                <w:b w:val="0"/>
+                <w:bCs w:val="0"/>
                 <w:sz w:val="28"/>
                 <w:szCs w:val="28"/>
                 <w:lang w:val="ru-RU"/>
@@ -570,6 +629,8 @@
             <w:r>
               <w:rPr>
                 <w:rFonts w:ascii="Times New Roman" w:hAnsi="Times New Roman" w:eastAsia="Times New Roman" w:cs="Times New Roman"/>
+                <w:b w:val="0"/>
+                <w:bCs w:val="0"/>
                 <w:sz w:val="28"/>
                 <w:szCs w:val="28"/>
                 <w:lang w:val="ru-RU"/>
@@ -608,7 +669,6 @@
             </w:pPr>
             <w:r/>
             <w:r/>
-            <w:r/>
           </w:p>
         </w:tc>
         <w:tc>
@@ -636,6 +696,8 @@
               <w:jc w:val="both"/>
               <w:rPr>
                 <w:rFonts w:ascii="Times New Roman" w:hAnsi="Times New Roman" w:eastAsia="Times New Roman" w:cs="Times New Roman"/>
+                <w:b w:val="0"/>
+                <w:bCs w:val="0"/>
                 <w:sz w:val="28"/>
                 <w:szCs w:val="28"/>
               </w:rPr>
@@ -643,6 +705,8 @@
             <w:r>
               <w:rPr>
                 <w:rFonts w:ascii="Times New Roman" w:hAnsi="Times New Roman" w:eastAsia="Times New Roman" w:cs="Times New Roman"/>
+                <w:b w:val="0"/>
+                <w:bCs w:val="0"/>
                 <w:sz w:val="28"/>
                 <w:szCs w:val="28"/>
               </w:rPr>
@@ -651,6 +715,8 @@
             <w:r>
               <w:rPr>
                 <w:rFonts w:ascii="Times New Roman" w:hAnsi="Times New Roman" w:eastAsia="Times New Roman" w:cs="Times New Roman"/>
+                <w:b w:val="0"/>
+                <w:bCs w:val="0"/>
                 <w:sz w:val="28"/>
                 <w:szCs w:val="28"/>
               </w:rPr>
@@ -658,6 +724,8 @@
             <w:r>
               <w:rPr>
                 <w:rFonts w:ascii="Times New Roman" w:hAnsi="Times New Roman" w:eastAsia="Times New Roman" w:cs="Times New Roman"/>
+                <w:b w:val="0"/>
+                <w:bCs w:val="0"/>
                 <w:sz w:val="28"/>
                 <w:szCs w:val="28"/>
               </w:rPr>
@@ -689,6 +757,8 @@
               <w:jc w:val="both"/>
               <w:rPr>
                 <w:rFonts w:ascii="Times New Roman" w:hAnsi="Times New Roman" w:eastAsia="Times New Roman" w:cs="Times New Roman"/>
+                <w:b w:val="0"/>
+                <w:bCs w:val="0"/>
                 <w:sz w:val="28"/>
                 <w:szCs w:val="28"/>
               </w:rPr>
@@ -696,6 +766,18 @@
             <w:r>
               <w:rPr>
                 <w:rFonts w:ascii="Times New Roman" w:hAnsi="Times New Roman" w:eastAsia="Times New Roman" w:cs="Times New Roman"/>
+                <w:b w:val="0"/>
+                <w:bCs w:val="0"/>
+                <w:sz w:val="28"/>
+                <w:szCs w:val="28"/>
+              </w:rPr>
+              <w:t xml:space="preserve">13.04.2026</w:t>
+            </w:r>
+            <w:r>
+              <w:rPr>
+                <w:rFonts w:ascii="Times New Roman" w:hAnsi="Times New Roman" w:eastAsia="Times New Roman" w:cs="Times New Roman"/>
+                <w:b w:val="0"/>
+                <w:bCs w:val="0"/>
                 <w:sz w:val="28"/>
                 <w:szCs w:val="28"/>
               </w:rPr>
@@ -703,13 +785,8 @@
             <w:r>
               <w:rPr>
                 <w:rFonts w:ascii="Times New Roman" w:hAnsi="Times New Roman" w:eastAsia="Times New Roman" w:cs="Times New Roman"/>
-                <w:sz w:val="28"/>
-                <w:szCs w:val="28"/>
-              </w:rPr>
-            </w:r>
-            <w:r>
-              <w:rPr>
-                <w:rFonts w:ascii="Times New Roman" w:hAnsi="Times New Roman" w:eastAsia="Times New Roman" w:cs="Times New Roman"/>
+                <w:b w:val="0"/>
+                <w:bCs w:val="0"/>
                 <w:sz w:val="28"/>
                 <w:szCs w:val="28"/>
               </w:rPr>
@@ -747,7 +824,6 @@
             </w:pPr>
             <w:r/>
             <w:r/>
-            <w:r/>
           </w:p>
         </w:tc>
         <w:tc>
@@ -775,6 +851,8 @@
               <w:jc w:val="both"/>
               <w:rPr>
                 <w:rFonts w:ascii="Times New Roman" w:hAnsi="Times New Roman" w:eastAsia="Times New Roman" w:cs="Times New Roman"/>
+                <w:b w:val="0"/>
+                <w:bCs w:val="0"/>
                 <w:sz w:val="28"/>
                 <w:szCs w:val="28"/>
               </w:rPr>
@@ -782,6 +860,8 @@
             <w:r>
               <w:rPr>
                 <w:rFonts w:ascii="Times New Roman" w:hAnsi="Times New Roman" w:eastAsia="Times New Roman" w:cs="Times New Roman"/>
+                <w:b w:val="0"/>
+                <w:bCs w:val="0"/>
                 <w:sz w:val="28"/>
                 <w:szCs w:val="28"/>
               </w:rPr>
@@ -790,6 +870,8 @@
             <w:r>
               <w:rPr>
                 <w:rFonts w:ascii="Times New Roman" w:hAnsi="Times New Roman" w:eastAsia="Times New Roman" w:cs="Times New Roman"/>
+                <w:b w:val="0"/>
+                <w:bCs w:val="0"/>
                 <w:sz w:val="28"/>
                 <w:szCs w:val="28"/>
               </w:rPr>
@@ -797,6 +879,8 @@
             <w:r>
               <w:rPr>
                 <w:rFonts w:ascii="Times New Roman" w:hAnsi="Times New Roman" w:eastAsia="Times New Roman" w:cs="Times New Roman"/>
+                <w:b w:val="0"/>
+                <w:bCs w:val="0"/>
                 <w:sz w:val="28"/>
                 <w:szCs w:val="28"/>
               </w:rPr>
@@ -828,6 +912,8 @@
               <w:jc w:val="both"/>
               <w:rPr>
                 <w:rFonts w:ascii="Times New Roman" w:hAnsi="Times New Roman" w:eastAsia="Times New Roman" w:cs="Times New Roman"/>
+                <w:b w:val="0"/>
+                <w:bCs w:val="0"/>
                 <w:sz w:val="28"/>
                 <w:szCs w:val="28"/>
               </w:rPr>
@@ -835,6 +921,8 @@
             <w:r>
               <w:rPr>
                 <w:rFonts w:ascii="Times New Roman" w:hAnsi="Times New Roman" w:eastAsia="Times New Roman" w:cs="Times New Roman"/>
+                <w:b w:val="0"/>
+                <w:bCs w:val="0"/>
                 <w:sz w:val="28"/>
                 <w:szCs w:val="28"/>
               </w:rPr>
@@ -843,6 +931,8 @@
             <w:r>
               <w:rPr>
                 <w:rFonts w:ascii="Times New Roman" w:hAnsi="Times New Roman" w:eastAsia="Times New Roman" w:cs="Times New Roman"/>
+                <w:b w:val="0"/>
+                <w:bCs w:val="0"/>
                 <w:sz w:val="28"/>
                 <w:szCs w:val="28"/>
               </w:rPr>
@@ -850,6 +940,8 @@
             <w:r>
               <w:rPr>
                 <w:rFonts w:ascii="Times New Roman" w:hAnsi="Times New Roman" w:eastAsia="Times New Roman" w:cs="Times New Roman"/>
+                <w:b w:val="0"/>
+                <w:bCs w:val="0"/>
                 <w:sz w:val="28"/>
                 <w:szCs w:val="28"/>
               </w:rPr>
@@ -860,12 +952,2669 @@
     </w:tbl>
     <w:p>
       <w:pPr>
+        <w:pStyle w:val="829"/>
+        <w:pBdr>
+          <w:top w:val="none" w:color="000000" w:sz="4" w:space="0"/>
+          <w:left w:val="none" w:color="000000" w:sz="4" w:space="0"/>
+          <w:bottom w:val="none" w:color="000000" w:sz="4" w:space="0"/>
+          <w:right w:val="none" w:color="000000" w:sz="4" w:space="0"/>
+        </w:pBdr>
+        <w:spacing w:after="0" w:before="0" w:line="360" w:lineRule="auto"/>
+        <w:ind w:right="0" w:firstLine="0" w:left="0"/>
+        <w:jc w:val="both"/>
+        <w:rPr>
+          <w:b w:val="0"/>
+          <w:bCs w:val="0"/>
+          <w:szCs w:val="28"/>
+        </w:rPr>
+      </w:pPr>
+      <w:r>
+        <w:rPr>
+          <w:rFonts w:ascii="Times New Roman" w:hAnsi="Times New Roman" w:eastAsia="Times New Roman" w:cs="Times New Roman"/>
+          <w:b w:val="0"/>
+          <w:bCs w:val="0"/>
+          <w:color w:val="000000"/>
+          <w:sz w:val="28"/>
+          <w:szCs w:val="28"/>
+        </w:rPr>
+        <w:t xml:space="preserve">Цель работы</w:t>
+      </w:r>
+      <w:r>
+        <w:rPr>
+          <w:b w:val="0"/>
+          <w:bCs w:val="0"/>
+          <w:sz w:val="28"/>
+          <w:szCs w:val="28"/>
+        </w:rPr>
+      </w:r>
+    </w:p>
+    <w:p>
+      <w:pPr>
+        <w:pBdr>
+          <w:top w:val="none" w:color="000000" w:sz="4" w:space="0"/>
+          <w:left w:val="none" w:color="000000" w:sz="4" w:space="0"/>
+          <w:bottom w:val="none" w:color="000000" w:sz="4" w:space="0"/>
+          <w:right w:val="none" w:color="000000" w:sz="4" w:space="0"/>
+        </w:pBdr>
+        <w:spacing w:after="0" w:line="360" w:lineRule="auto"/>
+        <w:ind w:right="0" w:firstLine="708" w:left="0"/>
+        <w:jc w:val="both"/>
+        <w:rPr>
+          <w:b w:val="0"/>
+          <w:bCs w:val="0"/>
+          <w:sz w:val="28"/>
+          <w:szCs w:val="28"/>
+        </w:rPr>
+      </w:pPr>
+      <w:r>
+        <w:rPr>
+          <w:rFonts w:ascii="Times New Roman" w:hAnsi="Times New Roman" w:eastAsia="Times New Roman" w:cs="Times New Roman"/>
+          <w:b w:val="0"/>
+          <w:bCs w:val="0"/>
+          <w:color w:val="000000"/>
+          <w:sz w:val="28"/>
+          <w:szCs w:val="28"/>
+        </w:rPr>
+        <w:t xml:space="preserve">Сформировать системное понимание и практические навыки составления паспорта ИИ-проекта, а также определения временных, трудовых, технических и финансовых ограничений проекта. </w:t>
+      </w:r>
+      <w:r>
+        <w:rPr>
+          <w:b w:val="0"/>
+          <w:bCs w:val="0"/>
+          <w:sz w:val="28"/>
+          <w:szCs w:val="28"/>
+        </w:rPr>
+      </w:r>
+    </w:p>
+    <w:p>
+      <w:pPr>
+        <w:pStyle w:val="829"/>
+        <w:pBdr>
+          <w:top w:val="none" w:color="000000" w:sz="4" w:space="0"/>
+          <w:left w:val="none" w:color="000000" w:sz="4" w:space="0"/>
+          <w:bottom w:val="none" w:color="000000" w:sz="4" w:space="0"/>
+          <w:right w:val="none" w:color="000000" w:sz="4" w:space="0"/>
+        </w:pBdr>
+        <w:spacing w:after="0" w:before="0" w:line="360" w:lineRule="auto"/>
+        <w:ind w:right="0" w:firstLine="0" w:left="0"/>
+        <w:jc w:val="both"/>
+        <w:rPr>
+          <w:b w:val="0"/>
+          <w:bCs w:val="0"/>
+          <w:szCs w:val="28"/>
+        </w:rPr>
+      </w:pPr>
+      <w:r>
+        <w:rPr>
+          <w:rFonts w:ascii="Times New Roman" w:hAnsi="Times New Roman" w:eastAsia="Times New Roman" w:cs="Times New Roman"/>
+          <w:b w:val="0"/>
+          <w:bCs w:val="0"/>
+          <w:color w:val="000000"/>
+          <w:sz w:val="28"/>
+          <w:szCs w:val="28"/>
+        </w:rPr>
+        <w:t xml:space="preserve">Задачи работы</w:t>
+      </w:r>
+      <w:r>
+        <w:rPr>
+          <w:b w:val="0"/>
+          <w:bCs w:val="0"/>
+          <w:sz w:val="28"/>
+          <w:szCs w:val="28"/>
+        </w:rPr>
+      </w:r>
+    </w:p>
+    <w:p>
+      <w:pPr>
+        <w:pStyle w:val="890"/>
+        <w:numPr>
+          <w:ilvl w:val="0"/>
+          <w:numId w:val="1"/>
+        </w:numPr>
+        <w:pBdr>
+          <w:top w:val="none" w:color="000000" w:sz="4" w:space="0"/>
+          <w:left w:val="none" w:color="000000" w:sz="4" w:space="0"/>
+          <w:bottom w:val="none" w:color="000000" w:sz="4" w:space="0"/>
+          <w:right w:val="none" w:color="000000" w:sz="4" w:space="0"/>
+        </w:pBdr>
+        <w:spacing w:after="0" w:line="360" w:lineRule="auto"/>
+        <w:ind w:right="0"/>
+        <w:jc w:val="both"/>
+        <w:rPr>
+          <w:b w:val="0"/>
+          <w:bCs w:val="0"/>
+          <w:sz w:val="28"/>
+          <w:szCs w:val="28"/>
+        </w:rPr>
+      </w:pPr>
+      <w:r>
+        <w:rPr>
+          <w:rFonts w:ascii="Times New Roman" w:hAnsi="Times New Roman" w:eastAsia="Times New Roman" w:cs="Times New Roman"/>
+          <w:b w:val="0"/>
+          <w:bCs w:val="0"/>
+          <w:color w:val="000000"/>
+          <w:sz w:val="28"/>
+          <w:szCs w:val="28"/>
+        </w:rPr>
+        <w:t xml:space="preserve">Сформировать паспорт проекта.</w:t>
+      </w:r>
+      <w:r>
+        <w:rPr>
+          <w:b w:val="0"/>
+          <w:bCs w:val="0"/>
+          <w:sz w:val="28"/>
+          <w:szCs w:val="28"/>
+        </w:rPr>
+      </w:r>
+    </w:p>
+    <w:p>
+      <w:pPr>
+        <w:pStyle w:val="890"/>
+        <w:numPr>
+          <w:ilvl w:val="0"/>
+          <w:numId w:val="1"/>
+        </w:numPr>
+        <w:pBdr>
+          <w:top w:val="none" w:color="000000" w:sz="4" w:space="0"/>
+          <w:left w:val="none" w:color="000000" w:sz="4" w:space="0"/>
+          <w:bottom w:val="none" w:color="000000" w:sz="4" w:space="0"/>
+          <w:right w:val="none" w:color="000000" w:sz="4" w:space="0"/>
+        </w:pBdr>
+        <w:spacing w:after="0" w:line="360" w:lineRule="auto"/>
+        <w:ind w:right="0"/>
+        <w:jc w:val="both"/>
+        <w:rPr>
+          <w:b w:val="0"/>
+          <w:bCs w:val="0"/>
+          <w:sz w:val="28"/>
+          <w:szCs w:val="28"/>
+        </w:rPr>
+      </w:pPr>
+      <w:r>
+        <w:rPr>
+          <w:rFonts w:ascii="Times New Roman" w:hAnsi="Times New Roman" w:eastAsia="Times New Roman" w:cs="Times New Roman"/>
+          <w:b w:val="0"/>
+          <w:bCs w:val="0"/>
+          <w:color w:val="000000"/>
+          <w:sz w:val="28"/>
+          <w:szCs w:val="28"/>
+        </w:rPr>
+        <w:t xml:space="preserve">Определить временные ограничения и декомпозировать проект на этапы.</w:t>
+      </w:r>
+      <w:r>
+        <w:rPr>
+          <w:b w:val="0"/>
+          <w:bCs w:val="0"/>
+          <w:sz w:val="28"/>
+          <w:szCs w:val="28"/>
+        </w:rPr>
+      </w:r>
+    </w:p>
+    <w:p>
+      <w:pPr>
+        <w:pStyle w:val="890"/>
+        <w:numPr>
+          <w:ilvl w:val="0"/>
+          <w:numId w:val="1"/>
+        </w:numPr>
+        <w:pBdr>
+          <w:top w:val="none" w:color="000000" w:sz="4" w:space="0"/>
+          <w:left w:val="none" w:color="000000" w:sz="4" w:space="0"/>
+          <w:bottom w:val="none" w:color="000000" w:sz="4" w:space="0"/>
+          <w:right w:val="none" w:color="000000" w:sz="4" w:space="0"/>
+        </w:pBdr>
+        <w:spacing w:after="0" w:line="360" w:lineRule="auto"/>
+        <w:ind w:right="0"/>
+        <w:jc w:val="both"/>
+        <w:rPr>
+          <w:b w:val="0"/>
+          <w:bCs w:val="0"/>
+          <w:sz w:val="28"/>
+          <w:szCs w:val="28"/>
+        </w:rPr>
+      </w:pPr>
+      <w:r>
+        <w:rPr>
+          <w:rFonts w:ascii="Times New Roman" w:hAnsi="Times New Roman" w:eastAsia="Times New Roman" w:cs="Times New Roman"/>
+          <w:b w:val="0"/>
+          <w:bCs w:val="0"/>
+          <w:color w:val="000000"/>
+          <w:sz w:val="28"/>
+          <w:szCs w:val="28"/>
+        </w:rPr>
+        <w:t xml:space="preserve">Определить трудовые ограничения, состав команды и затраты на персонал.</w:t>
+      </w:r>
+      <w:r>
+        <w:rPr>
+          <w:b w:val="0"/>
+          <w:bCs w:val="0"/>
+          <w:sz w:val="28"/>
+          <w:szCs w:val="28"/>
+        </w:rPr>
+      </w:r>
+    </w:p>
+    <w:p>
+      <w:pPr>
+        <w:pStyle w:val="890"/>
+        <w:numPr>
+          <w:ilvl w:val="0"/>
+          <w:numId w:val="1"/>
+        </w:numPr>
+        <w:pBdr>
+          <w:top w:val="none" w:color="000000" w:sz="4" w:space="0"/>
+          <w:left w:val="none" w:color="000000" w:sz="4" w:space="0"/>
+          <w:bottom w:val="none" w:color="000000" w:sz="4" w:space="0"/>
+          <w:right w:val="none" w:color="000000" w:sz="4" w:space="0"/>
+        </w:pBdr>
+        <w:spacing w:after="0" w:line="360" w:lineRule="auto"/>
+        <w:ind w:right="0"/>
+        <w:jc w:val="both"/>
+        <w:rPr>
+          <w:b w:val="0"/>
+          <w:bCs w:val="0"/>
+          <w:sz w:val="28"/>
+          <w:szCs w:val="28"/>
+        </w:rPr>
+      </w:pPr>
+      <w:r>
+        <w:rPr>
+          <w:rFonts w:ascii="Times New Roman" w:hAnsi="Times New Roman" w:eastAsia="Times New Roman" w:cs="Times New Roman"/>
+          <w:b w:val="0"/>
+          <w:bCs w:val="0"/>
+          <w:color w:val="000000"/>
+          <w:sz w:val="28"/>
+          <w:szCs w:val="28"/>
+        </w:rPr>
+        <w:t xml:space="preserve">Определить технические ограничения и затраты на оборудование, программное обеспечение и серверную инфраструктуру.</w:t>
+      </w:r>
+      <w:r>
+        <w:rPr>
+          <w:b w:val="0"/>
+          <w:bCs w:val="0"/>
+          <w:sz w:val="28"/>
+          <w:szCs w:val="28"/>
+        </w:rPr>
+      </w:r>
+    </w:p>
+    <w:p>
+      <w:pPr>
+        <w:pStyle w:val="890"/>
+        <w:numPr>
+          <w:ilvl w:val="0"/>
+          <w:numId w:val="1"/>
+        </w:numPr>
+        <w:pBdr>
+          <w:top w:val="none" w:color="000000" w:sz="4" w:space="0"/>
+          <w:left w:val="none" w:color="000000" w:sz="4" w:space="0"/>
+          <w:bottom w:val="none" w:color="000000" w:sz="4" w:space="0"/>
+          <w:right w:val="none" w:color="000000" w:sz="4" w:space="0"/>
+        </w:pBdr>
+        <w:spacing w:after="0" w:line="360" w:lineRule="auto"/>
+        <w:ind w:right="0"/>
+        <w:jc w:val="both"/>
+        <w:rPr>
+          <w:b w:val="0"/>
+          <w:bCs w:val="0"/>
+          <w:sz w:val="28"/>
+          <w:szCs w:val="28"/>
+        </w:rPr>
+      </w:pPr>
+      <w:r>
+        <w:rPr>
+          <w:rFonts w:ascii="Times New Roman" w:hAnsi="Times New Roman" w:eastAsia="Times New Roman" w:cs="Times New Roman"/>
+          <w:b w:val="0"/>
+          <w:bCs w:val="0"/>
+          <w:color w:val="000000"/>
+          <w:sz w:val="28"/>
+          <w:szCs w:val="28"/>
+        </w:rPr>
+        <w:t xml:space="preserve">Составить смету расходов по проекту. </w:t>
+      </w:r>
+      <w:r>
+        <w:rPr>
+          <w:b w:val="0"/>
+          <w:bCs w:val="0"/>
+          <w:sz w:val="28"/>
+          <w:szCs w:val="28"/>
+        </w:rPr>
+      </w:r>
+    </w:p>
+    <w:p>
+      <w:pPr>
+        <w:pStyle w:val="828"/>
+        <w:pBdr>
+          <w:top w:val="none" w:color="000000" w:sz="4" w:space="0"/>
+          <w:left w:val="none" w:color="000000" w:sz="4" w:space="0"/>
+          <w:bottom w:val="none" w:color="000000" w:sz="4" w:space="0"/>
+          <w:right w:val="none" w:color="000000" w:sz="4" w:space="0"/>
+        </w:pBdr>
+        <w:spacing w:after="0" w:before="0" w:line="360" w:lineRule="auto"/>
+        <w:ind w:right="0" w:firstLine="0" w:left="0"/>
+        <w:jc w:val="both"/>
+        <w:rPr>
+          <w:b w:val="0"/>
+          <w:bCs w:val="0"/>
+          <w:sz w:val="28"/>
+          <w:szCs w:val="28"/>
+        </w:rPr>
+      </w:pPr>
+      <w:r>
+        <w:rPr>
+          <w:rFonts w:ascii="Times New Roman" w:hAnsi="Times New Roman" w:eastAsia="Times New Roman" w:cs="Times New Roman"/>
+          <w:b w:val="0"/>
+          <w:bCs w:val="0"/>
+          <w:color w:val="000000"/>
+          <w:sz w:val="28"/>
+          <w:szCs w:val="28"/>
+        </w:rPr>
+        <w:t xml:space="preserve">Ход работы</w:t>
+      </w:r>
+      <w:r>
+        <w:rPr>
+          <w:b w:val="0"/>
+          <w:bCs w:val="0"/>
+          <w:sz w:val="28"/>
+          <w:szCs w:val="28"/>
+        </w:rPr>
+      </w:r>
+    </w:p>
+    <w:p>
+      <w:pPr>
+        <w:pStyle w:val="829"/>
+        <w:pBdr>
+          <w:top w:val="none" w:color="000000" w:sz="4" w:space="0"/>
+          <w:left w:val="none" w:color="000000" w:sz="4" w:space="0"/>
+          <w:bottom w:val="none" w:color="000000" w:sz="4" w:space="0"/>
+          <w:right w:val="none" w:color="000000" w:sz="4" w:space="0"/>
+        </w:pBdr>
+        <w:spacing w:after="0" w:before="0" w:line="360" w:lineRule="auto"/>
+        <w:ind w:right="0" w:firstLine="0" w:left="0"/>
+        <w:jc w:val="both"/>
+        <w:rPr>
+          <w:b w:val="0"/>
+          <w:bCs w:val="0"/>
+          <w:szCs w:val="28"/>
+        </w:rPr>
+      </w:pPr>
+      <w:r>
+        <w:rPr>
+          <w:rFonts w:ascii="Times New Roman" w:hAnsi="Times New Roman" w:eastAsia="Times New Roman" w:cs="Times New Roman"/>
+          <w:b w:val="0"/>
+          <w:bCs w:val="0"/>
+          <w:color w:val="000000"/>
+          <w:sz w:val="28"/>
+          <w:szCs w:val="28"/>
+        </w:rPr>
+        <w:t xml:space="preserve">1. Заполнение паспорта проекта</w:t>
+      </w:r>
+      <w:r>
+        <w:rPr>
+          <w:b w:val="0"/>
+          <w:bCs w:val="0"/>
+          <w:sz w:val="28"/>
+          <w:szCs w:val="28"/>
+        </w:rPr>
+      </w:r>
+    </w:p>
+    <w:p>
+      <w:pPr>
+        <w:pBdr>
+          <w:top w:val="none" w:color="000000" w:sz="4" w:space="0"/>
+          <w:left w:val="none" w:color="000000" w:sz="4" w:space="0"/>
+          <w:bottom w:val="none" w:color="000000" w:sz="4" w:space="0"/>
+          <w:right w:val="none" w:color="000000" w:sz="4" w:space="0"/>
+        </w:pBdr>
+        <w:spacing w:after="0" w:line="360" w:lineRule="auto"/>
+        <w:ind w:right="0" w:firstLine="708" w:left="0"/>
+        <w:jc w:val="both"/>
+        <w:rPr>
+          <w:b w:val="0"/>
+          <w:bCs w:val="0"/>
+          <w:sz w:val="28"/>
+          <w:szCs w:val="28"/>
+        </w:rPr>
+      </w:pPr>
+      <w:r>
+        <w:rPr>
+          <w:rFonts w:ascii="Times New Roman" w:hAnsi="Times New Roman" w:eastAsia="Times New Roman" w:cs="Times New Roman"/>
+          <w:b w:val="0"/>
+          <w:bCs w:val="0"/>
+          <w:color w:val="000000"/>
+          <w:sz w:val="28"/>
+          <w:szCs w:val="28"/>
+        </w:rPr>
+        <w:t xml:space="preserve">В качестве темы проекта был выбран </w:t>
+      </w:r>
+      <w:r>
+        <w:rPr>
+          <w:rFonts w:ascii="Times New Roman" w:hAnsi="Times New Roman" w:eastAsia="Times New Roman" w:cs="Times New Roman"/>
+          <w:b w:val="0"/>
+          <w:bCs w:val="0"/>
+          <w:color w:val="000000"/>
+          <w:sz w:val="28"/>
+          <w:szCs w:val="28"/>
+        </w:rPr>
+        <w:t xml:space="preserve">онлайн-сервис ИИ-редактирования изображений с функцией переноса пользовательского стиля</w:t>
+      </w:r>
+      <w:r>
+        <w:rPr>
+          <w:rFonts w:ascii="Times New Roman" w:hAnsi="Times New Roman" w:eastAsia="Times New Roman" w:cs="Times New Roman"/>
+          <w:b w:val="0"/>
+          <w:bCs w:val="0"/>
+          <w:color w:val="000000"/>
+          <w:sz w:val="28"/>
+          <w:szCs w:val="28"/>
+        </w:rPr>
+        <w:t xml:space="preserve">. Данный проект представляет собой MVP веб-сервиса, предназначенного для автоматизированной обработки изображений с использованием методов искусственного интеллекта.</w:t>
+      </w:r>
+      <w:r>
+        <w:rPr>
+          <w:b w:val="0"/>
+          <w:bCs w:val="0"/>
+          <w:sz w:val="28"/>
+          <w:szCs w:val="28"/>
+        </w:rPr>
+      </w:r>
+    </w:p>
+    <w:p>
+      <w:pPr>
+        <w:pBdr>
+          <w:top w:val="none" w:color="000000" w:sz="4" w:space="0"/>
+          <w:left w:val="none" w:color="000000" w:sz="4" w:space="0"/>
+          <w:bottom w:val="none" w:color="000000" w:sz="4" w:space="0"/>
+          <w:right w:val="none" w:color="000000" w:sz="4" w:space="0"/>
+        </w:pBdr>
+        <w:spacing w:after="0" w:line="360" w:lineRule="auto"/>
+        <w:ind w:right="0" w:firstLine="708" w:left="0"/>
+        <w:jc w:val="both"/>
+        <w:rPr>
+          <w:b w:val="0"/>
+          <w:bCs w:val="0"/>
+          <w:sz w:val="28"/>
+          <w:szCs w:val="28"/>
+        </w:rPr>
+      </w:pPr>
+      <w:r>
+        <w:rPr>
+          <w:rFonts w:ascii="Times New Roman" w:hAnsi="Times New Roman" w:eastAsia="Times New Roman" w:cs="Times New Roman"/>
+          <w:b w:val="0"/>
+          <w:bCs w:val="0"/>
+          <w:color w:val="000000"/>
+          <w:sz w:val="28"/>
+          <w:szCs w:val="28"/>
+        </w:rPr>
+        <w:t xml:space="preserve">Рабочее название проекта сформулировано как наименование разрабатываемой системы. В паспорт были внесены дата создания документа, версия и основная информация о проекте. Проблема проекта была описана с позиции целевой аудитории: дизайнеров, контент-мейкеро</w:t>
+      </w:r>
+      <w:r>
+        <w:rPr>
+          <w:rFonts w:ascii="Times New Roman" w:hAnsi="Times New Roman" w:eastAsia="Times New Roman" w:cs="Times New Roman"/>
+          <w:b w:val="0"/>
+          <w:bCs w:val="0"/>
+          <w:color w:val="000000"/>
+          <w:sz w:val="28"/>
+          <w:szCs w:val="28"/>
+        </w:rPr>
+        <w:t xml:space="preserve">в, специалистов по маркетингу и продавцов на маркетплейсах, которые сталкиваются с высокой трудоёмкостью ручной обработки изображений и ограничениями существующих сервисов при работе с собственным стилем.</w:t>
+      </w:r>
+      <w:r>
+        <w:rPr>
+          <w:b w:val="0"/>
+          <w:bCs w:val="0"/>
+          <w:sz w:val="28"/>
+          <w:szCs w:val="28"/>
+        </w:rPr>
+      </w:r>
+    </w:p>
+    <w:p>
+      <w:pPr>
+        <w:pBdr>
+          <w:top w:val="none" w:color="000000" w:sz="4" w:space="0"/>
+          <w:left w:val="none" w:color="000000" w:sz="4" w:space="0"/>
+          <w:bottom w:val="none" w:color="000000" w:sz="4" w:space="0"/>
+          <w:right w:val="none" w:color="000000" w:sz="4" w:space="0"/>
+        </w:pBdr>
+        <w:spacing w:after="0" w:line="360" w:lineRule="auto"/>
+        <w:ind w:right="0" w:firstLine="708" w:left="0"/>
+        <w:jc w:val="both"/>
+        <w:rPr>
+          <w:b w:val="0"/>
+          <w:bCs w:val="0"/>
+          <w:sz w:val="28"/>
+          <w:szCs w:val="28"/>
+        </w:rPr>
+      </w:pPr>
+      <w:r>
+        <w:rPr>
+          <w:rFonts w:ascii="Times New Roman" w:hAnsi="Times New Roman" w:eastAsia="Times New Roman" w:cs="Times New Roman"/>
+          <w:b w:val="0"/>
+          <w:bCs w:val="0"/>
+          <w:color w:val="000000"/>
+          <w:sz w:val="28"/>
+          <w:szCs w:val="28"/>
+        </w:rPr>
+        <w:t xml:space="preserve">Цель проекта была сформулирована по принципу SMART: разработать к концу апреля 2026 года MVP онлайн-сервиса, позволяющего пользователям загружать изображения, применять перенос пользовательского стиля и использовать базовые функции интеллектуального редакт</w:t>
+      </w:r>
+      <w:r>
+        <w:rPr>
+          <w:rFonts w:ascii="Times New Roman" w:hAnsi="Times New Roman" w:eastAsia="Times New Roman" w:cs="Times New Roman"/>
+          <w:b w:val="0"/>
+          <w:bCs w:val="0"/>
+          <w:color w:val="000000"/>
+          <w:sz w:val="28"/>
+          <w:szCs w:val="28"/>
+        </w:rPr>
+        <w:t xml:space="preserve">ирования, что позволит сократить время подготовки визуального контента.</w:t>
+      </w:r>
+      <w:r>
+        <w:rPr>
+          <w:b w:val="0"/>
+          <w:bCs w:val="0"/>
+          <w:sz w:val="28"/>
+          <w:szCs w:val="28"/>
+        </w:rPr>
+      </w:r>
+    </w:p>
+    <w:p>
+      <w:pPr>
+        <w:pBdr>
+          <w:top w:val="none" w:color="000000" w:sz="4" w:space="0"/>
+          <w:left w:val="none" w:color="000000" w:sz="4" w:space="0"/>
+          <w:bottom w:val="none" w:color="000000" w:sz="4" w:space="0"/>
+          <w:right w:val="none" w:color="000000" w:sz="4" w:space="0"/>
+        </w:pBdr>
+        <w:spacing w:after="0" w:line="360" w:lineRule="auto"/>
+        <w:ind w:right="0" w:firstLine="708" w:left="0"/>
+        <w:jc w:val="both"/>
+        <w:rPr>
+          <w:b w:val="0"/>
+          <w:bCs w:val="0"/>
+          <w:sz w:val="28"/>
+          <w:szCs w:val="28"/>
+        </w:rPr>
+      </w:pPr>
+      <w:r>
+        <w:rPr>
+          <w:rFonts w:ascii="Times New Roman" w:hAnsi="Times New Roman" w:eastAsia="Times New Roman" w:cs="Times New Roman"/>
+          <w:b w:val="0"/>
+          <w:bCs w:val="0"/>
+          <w:color w:val="000000"/>
+          <w:sz w:val="28"/>
+          <w:szCs w:val="28"/>
+        </w:rPr>
+        <w:t xml:space="preserve">Также в паспорт проекта были внесены функциональные задачи системы: регистрация и авторизация пользователей, загрузка изображений, загрузка референсов стиля, применение стилизации, интеллектуальная обработка изображений, предпросмотр результата, скачивание</w:t>
+      </w:r>
+      <w:r>
+        <w:rPr>
+          <w:rFonts w:ascii="Times New Roman" w:hAnsi="Times New Roman" w:eastAsia="Times New Roman" w:cs="Times New Roman"/>
+          <w:b w:val="0"/>
+          <w:bCs w:val="0"/>
+          <w:color w:val="000000"/>
+          <w:sz w:val="28"/>
+          <w:szCs w:val="28"/>
+        </w:rPr>
+        <w:t xml:space="preserve"> результата и хранение истории обработок.</w:t>
+      </w:r>
+      <w:r>
+        <w:rPr>
+          <w:b w:val="0"/>
+          <w:bCs w:val="0"/>
+          <w:sz w:val="28"/>
+          <w:szCs w:val="28"/>
+        </w:rPr>
+      </w:r>
+    </w:p>
+    <w:p>
+      <w:pPr>
+        <w:pBdr>
+          <w:top w:val="none" w:color="000000" w:sz="4" w:space="0"/>
+          <w:left w:val="none" w:color="000000" w:sz="4" w:space="0"/>
+          <w:bottom w:val="none" w:color="000000" w:sz="4" w:space="0"/>
+          <w:right w:val="none" w:color="000000" w:sz="4" w:space="0"/>
+        </w:pBdr>
+        <w:spacing w:after="0" w:line="360" w:lineRule="auto"/>
+        <w:ind w:right="0" w:firstLine="708" w:left="0"/>
+        <w:jc w:val="both"/>
+        <w:rPr>
+          <w:b w:val="0"/>
+          <w:bCs w:val="0"/>
+          <w:sz w:val="28"/>
+          <w:szCs w:val="28"/>
+        </w:rPr>
+      </w:pPr>
+      <w:r>
+        <w:rPr>
+          <w:rFonts w:ascii="Times New Roman" w:hAnsi="Times New Roman" w:eastAsia="Times New Roman" w:cs="Times New Roman"/>
+          <w:b w:val="0"/>
+          <w:bCs w:val="0"/>
+          <w:color w:val="000000"/>
+          <w:sz w:val="28"/>
+          <w:szCs w:val="28"/>
+        </w:rPr>
+        <w:t xml:space="preserve">В разделе результатов проекта были зафиксированы создаваемые артефакты: MVP веб-сервиса, программный код серверной и клиентской частей, модуль ИИ-обработки изображений, проектная и пользовательская документация, а также результаты тестирования. Кроме того,</w:t>
+      </w:r>
+      <w:r>
+        <w:rPr>
+          <w:rFonts w:ascii="Times New Roman" w:hAnsi="Times New Roman" w:eastAsia="Times New Roman" w:cs="Times New Roman"/>
+          <w:b w:val="0"/>
+          <w:bCs w:val="0"/>
+          <w:color w:val="000000"/>
+          <w:sz w:val="28"/>
+          <w:szCs w:val="28"/>
+        </w:rPr>
+        <w:t xml:space="preserve"> были определены ожидаемые эффекты проекта, основные риски, источники финансирования и лидер проекта. Требование к заполнению именно этих разделов прямо указано в шаблоне лабораторной работы. </w:t>
+      </w:r>
+      <w:r>
+        <w:rPr>
+          <w:b w:val="0"/>
+          <w:bCs w:val="0"/>
+          <w:sz w:val="28"/>
+          <w:szCs w:val="28"/>
+        </w:rPr>
+      </w:r>
+    </w:p>
+    <w:p>
+      <w:pPr>
+        <w:pStyle w:val="829"/>
+        <w:pBdr>
+          <w:top w:val="none" w:color="000000" w:sz="4" w:space="0"/>
+          <w:left w:val="none" w:color="000000" w:sz="4" w:space="0"/>
+          <w:bottom w:val="none" w:color="000000" w:sz="4" w:space="0"/>
+          <w:right w:val="none" w:color="000000" w:sz="4" w:space="0"/>
+        </w:pBdr>
+        <w:spacing w:after="0" w:before="0" w:line="360" w:lineRule="auto"/>
+        <w:ind w:right="0" w:firstLine="0" w:left="0"/>
+        <w:jc w:val="both"/>
+        <w:rPr>
+          <w:b w:val="0"/>
+          <w:bCs w:val="0"/>
+          <w:szCs w:val="28"/>
+        </w:rPr>
+      </w:pPr>
+      <w:r>
+        <w:rPr>
+          <w:rFonts w:ascii="Times New Roman" w:hAnsi="Times New Roman" w:eastAsia="Times New Roman" w:cs="Times New Roman"/>
+          <w:b w:val="0"/>
+          <w:bCs w:val="0"/>
+          <w:color w:val="000000"/>
+          <w:sz w:val="28"/>
+          <w:szCs w:val="28"/>
+        </w:rPr>
+        <w:t xml:space="preserve">2. Определение временных ограничений</w:t>
+      </w:r>
+      <w:r>
+        <w:rPr>
+          <w:b w:val="0"/>
+          <w:bCs w:val="0"/>
+          <w:sz w:val="28"/>
+          <w:szCs w:val="28"/>
+        </w:rPr>
+      </w:r>
+    </w:p>
+    <w:p>
+      <w:pPr>
+        <w:pBdr>
+          <w:top w:val="none" w:color="000000" w:sz="4" w:space="0"/>
+          <w:left w:val="none" w:color="000000" w:sz="4" w:space="0"/>
+          <w:bottom w:val="none" w:color="000000" w:sz="4" w:space="0"/>
+          <w:right w:val="none" w:color="000000" w:sz="4" w:space="0"/>
+        </w:pBdr>
+        <w:spacing w:after="0" w:line="360" w:lineRule="auto"/>
+        <w:ind w:right="0" w:firstLine="708" w:left="0"/>
+        <w:jc w:val="both"/>
+        <w:rPr>
+          <w:b w:val="0"/>
+          <w:bCs w:val="0"/>
+          <w:sz w:val="28"/>
+          <w:szCs w:val="28"/>
+        </w:rPr>
+      </w:pPr>
+      <w:r>
+        <w:rPr>
+          <w:rFonts w:ascii="Times New Roman" w:hAnsi="Times New Roman" w:eastAsia="Times New Roman" w:cs="Times New Roman"/>
+          <w:b w:val="0"/>
+          <w:bCs w:val="0"/>
+          <w:color w:val="000000"/>
+          <w:sz w:val="28"/>
+          <w:szCs w:val="28"/>
+        </w:rPr>
+        <w:t xml:space="preserve">В соответствии с требованиями лабораторной работы проект был декомпозирован на последовательные этапы с конкретными сроками выполнения. Временные ограничения позволяют определить структуру проекта, выделить основные стадии реализации и оценить реалистичнос</w:t>
+      </w:r>
+      <w:r>
+        <w:rPr>
+          <w:rFonts w:ascii="Times New Roman" w:hAnsi="Times New Roman" w:eastAsia="Times New Roman" w:cs="Times New Roman"/>
+          <w:b w:val="0"/>
+          <w:bCs w:val="0"/>
+          <w:color w:val="000000"/>
+          <w:sz w:val="28"/>
+          <w:szCs w:val="28"/>
+        </w:rPr>
+        <w:t xml:space="preserve">ть сроков. </w:t>
+      </w:r>
+      <w:r>
+        <w:rPr>
+          <w:b w:val="0"/>
+          <w:bCs w:val="0"/>
+          <w:sz w:val="28"/>
+          <w:szCs w:val="28"/>
+        </w:rPr>
+      </w:r>
+    </w:p>
+    <w:p>
+      <w:pPr>
+        <w:pBdr>
+          <w:top w:val="none" w:color="000000" w:sz="4" w:space="0"/>
+          <w:left w:val="none" w:color="000000" w:sz="4" w:space="0"/>
+          <w:bottom w:val="none" w:color="000000" w:sz="4" w:space="0"/>
+          <w:right w:val="none" w:color="000000" w:sz="4" w:space="0"/>
+        </w:pBdr>
+        <w:spacing w:after="0" w:line="360" w:lineRule="auto"/>
+        <w:ind w:right="0" w:firstLine="0" w:left="0"/>
+        <w:jc w:val="both"/>
+        <w:rPr>
+          <w:b w:val="0"/>
+          <w:bCs w:val="0"/>
+          <w:sz w:val="28"/>
+          <w:szCs w:val="28"/>
+        </w:rPr>
+      </w:pPr>
+      <w:r>
+        <w:rPr>
+          <w:rFonts w:ascii="Times New Roman" w:hAnsi="Times New Roman" w:eastAsia="Times New Roman" w:cs="Times New Roman"/>
+          <w:b w:val="0"/>
+          <w:bCs w:val="0"/>
+          <w:color w:val="000000"/>
+          <w:sz w:val="28"/>
+          <w:szCs w:val="28"/>
+        </w:rPr>
+        <w:t xml:space="preserve">Для проекта были выделены следующие этапы:</w:t>
+      </w:r>
+      <w:r>
+        <w:rPr>
+          <w:b w:val="0"/>
+          <w:bCs w:val="0"/>
+          <w:sz w:val="28"/>
+          <w:szCs w:val="28"/>
+        </w:rPr>
+      </w:r>
+    </w:p>
+    <w:p>
+      <w:pPr>
+        <w:pStyle w:val="890"/>
+        <w:numPr>
+          <w:ilvl w:val="0"/>
+          <w:numId w:val="1"/>
+        </w:numPr>
+        <w:pBdr>
+          <w:top w:val="none" w:color="000000" w:sz="4" w:space="0"/>
+          <w:left w:val="none" w:color="000000" w:sz="4" w:space="0"/>
+          <w:bottom w:val="none" w:color="000000" w:sz="4" w:space="0"/>
+          <w:right w:val="none" w:color="000000" w:sz="4" w:space="0"/>
+        </w:pBdr>
+        <w:spacing w:after="0" w:line="360" w:lineRule="auto"/>
+        <w:ind w:right="0"/>
+        <w:jc w:val="both"/>
+        <w:rPr>
+          <w:b w:val="0"/>
+          <w:bCs w:val="0"/>
+          <w:sz w:val="28"/>
+          <w:szCs w:val="28"/>
+        </w:rPr>
+      </w:pPr>
+      <w:r>
+        <w:rPr>
+          <w:rFonts w:ascii="Times New Roman" w:hAnsi="Times New Roman" w:eastAsia="Times New Roman" w:cs="Times New Roman"/>
+          <w:b w:val="0"/>
+          <w:bCs w:val="0"/>
+          <w:color w:val="000000"/>
+          <w:sz w:val="28"/>
+          <w:szCs w:val="28"/>
+        </w:rPr>
+        <w:t xml:space="preserve">Анализ предметной области и формирование требований к онлайн-сервису.</w:t>
+      </w:r>
+      <w:r>
+        <w:rPr>
+          <w:b w:val="0"/>
+          <w:bCs w:val="0"/>
+          <w:sz w:val="28"/>
+          <w:szCs w:val="28"/>
+        </w:rPr>
+      </w:r>
+    </w:p>
+    <w:p>
+      <w:pPr>
+        <w:pStyle w:val="890"/>
+        <w:numPr>
+          <w:ilvl w:val="0"/>
+          <w:numId w:val="1"/>
+        </w:numPr>
+        <w:pBdr>
+          <w:top w:val="none" w:color="000000" w:sz="4" w:space="0"/>
+          <w:left w:val="none" w:color="000000" w:sz="4" w:space="0"/>
+          <w:bottom w:val="none" w:color="000000" w:sz="4" w:space="0"/>
+          <w:right w:val="none" w:color="000000" w:sz="4" w:space="0"/>
+        </w:pBdr>
+        <w:spacing w:after="0" w:line="360" w:lineRule="auto"/>
+        <w:ind w:right="0"/>
+        <w:jc w:val="both"/>
+        <w:rPr>
+          <w:b w:val="0"/>
+          <w:bCs w:val="0"/>
+          <w:sz w:val="28"/>
+          <w:szCs w:val="28"/>
+        </w:rPr>
+      </w:pPr>
+      <w:r>
+        <w:rPr>
+          <w:rFonts w:ascii="Times New Roman" w:hAnsi="Times New Roman" w:eastAsia="Times New Roman" w:cs="Times New Roman"/>
+          <w:b w:val="0"/>
+          <w:bCs w:val="0"/>
+          <w:color w:val="000000"/>
+          <w:sz w:val="28"/>
+          <w:szCs w:val="28"/>
+        </w:rPr>
+        <w:t xml:space="preserve">Проектирование архитектуры системы и пользовательского интерфейса.</w:t>
+      </w:r>
+      <w:r>
+        <w:rPr>
+          <w:b w:val="0"/>
+          <w:bCs w:val="0"/>
+          <w:sz w:val="28"/>
+          <w:szCs w:val="28"/>
+        </w:rPr>
+      </w:r>
+    </w:p>
+    <w:p>
+      <w:pPr>
+        <w:pStyle w:val="890"/>
+        <w:numPr>
+          <w:ilvl w:val="0"/>
+          <w:numId w:val="1"/>
+        </w:numPr>
+        <w:pBdr>
+          <w:top w:val="none" w:color="000000" w:sz="4" w:space="0"/>
+          <w:left w:val="none" w:color="000000" w:sz="4" w:space="0"/>
+          <w:bottom w:val="none" w:color="000000" w:sz="4" w:space="0"/>
+          <w:right w:val="none" w:color="000000" w:sz="4" w:space="0"/>
+        </w:pBdr>
+        <w:spacing w:after="0" w:line="360" w:lineRule="auto"/>
+        <w:ind w:right="0"/>
+        <w:jc w:val="both"/>
+        <w:rPr>
+          <w:b w:val="0"/>
+          <w:bCs w:val="0"/>
+          <w:sz w:val="28"/>
+          <w:szCs w:val="28"/>
+        </w:rPr>
+      </w:pPr>
+      <w:r>
+        <w:rPr>
+          <w:rFonts w:ascii="Times New Roman" w:hAnsi="Times New Roman" w:eastAsia="Times New Roman" w:cs="Times New Roman"/>
+          <w:b w:val="0"/>
+          <w:bCs w:val="0"/>
+          <w:color w:val="000000"/>
+          <w:sz w:val="28"/>
+          <w:szCs w:val="28"/>
+        </w:rPr>
+        <w:t xml:space="preserve">Разработка серверной и клиентской части MVP онлайн-сервиса.</w:t>
+      </w:r>
+      <w:r>
+        <w:rPr>
+          <w:b w:val="0"/>
+          <w:bCs w:val="0"/>
+          <w:sz w:val="28"/>
+          <w:szCs w:val="28"/>
+        </w:rPr>
+      </w:r>
+    </w:p>
+    <w:p>
+      <w:pPr>
+        <w:pStyle w:val="890"/>
+        <w:numPr>
+          <w:ilvl w:val="0"/>
+          <w:numId w:val="1"/>
+        </w:numPr>
+        <w:pBdr>
+          <w:top w:val="none" w:color="000000" w:sz="4" w:space="0"/>
+          <w:left w:val="none" w:color="000000" w:sz="4" w:space="0"/>
+          <w:bottom w:val="none" w:color="000000" w:sz="4" w:space="0"/>
+          <w:right w:val="none" w:color="000000" w:sz="4" w:space="0"/>
+        </w:pBdr>
+        <w:spacing w:after="0" w:line="360" w:lineRule="auto"/>
+        <w:ind w:right="0"/>
+        <w:jc w:val="both"/>
+        <w:rPr>
+          <w:b w:val="0"/>
+          <w:bCs w:val="0"/>
+          <w:sz w:val="28"/>
+          <w:szCs w:val="28"/>
+        </w:rPr>
+      </w:pPr>
+      <w:r>
+        <w:rPr>
+          <w:rFonts w:ascii="Times New Roman" w:hAnsi="Times New Roman" w:eastAsia="Times New Roman" w:cs="Times New Roman"/>
+          <w:b w:val="0"/>
+          <w:bCs w:val="0"/>
+          <w:color w:val="000000"/>
+          <w:sz w:val="28"/>
+          <w:szCs w:val="28"/>
+        </w:rPr>
+        <w:t xml:space="preserve">Интеграция ИИ-модуля стилизации и интеллектуальной обработки изображений.</w:t>
+      </w:r>
+      <w:r>
+        <w:rPr>
+          <w:b w:val="0"/>
+          <w:bCs w:val="0"/>
+          <w:sz w:val="28"/>
+          <w:szCs w:val="28"/>
+        </w:rPr>
+      </w:r>
+    </w:p>
+    <w:p>
+      <w:pPr>
+        <w:pStyle w:val="890"/>
+        <w:numPr>
+          <w:ilvl w:val="0"/>
+          <w:numId w:val="1"/>
+        </w:numPr>
+        <w:pBdr>
+          <w:top w:val="none" w:color="000000" w:sz="4" w:space="0"/>
+          <w:left w:val="none" w:color="000000" w:sz="4" w:space="0"/>
+          <w:bottom w:val="none" w:color="000000" w:sz="4" w:space="0"/>
+          <w:right w:val="none" w:color="000000" w:sz="4" w:space="0"/>
+        </w:pBdr>
+        <w:spacing w:after="0" w:line="360" w:lineRule="auto"/>
+        <w:ind w:right="0"/>
+        <w:jc w:val="both"/>
+        <w:rPr>
+          <w:b w:val="0"/>
+          <w:bCs w:val="0"/>
+          <w:sz w:val="28"/>
+          <w:szCs w:val="28"/>
+        </w:rPr>
+      </w:pPr>
+      <w:r>
+        <w:rPr>
+          <w:rFonts w:ascii="Times New Roman" w:hAnsi="Times New Roman" w:eastAsia="Times New Roman" w:cs="Times New Roman"/>
+          <w:b w:val="0"/>
+          <w:bCs w:val="0"/>
+          <w:color w:val="000000"/>
+          <w:sz w:val="28"/>
+          <w:szCs w:val="28"/>
+        </w:rPr>
+        <w:t xml:space="preserve">Тестирование, доработка и подготовка проектной документации.</w:t>
+      </w:r>
+      <w:r>
+        <w:rPr>
+          <w:b w:val="0"/>
+          <w:bCs w:val="0"/>
+          <w:sz w:val="28"/>
+          <w:szCs w:val="28"/>
+        </w:rPr>
+      </w:r>
+    </w:p>
+    <w:p>
+      <w:pPr>
+        <w:pBdr>
+          <w:top w:val="none" w:color="000000" w:sz="4" w:space="0"/>
+          <w:left w:val="none" w:color="000000" w:sz="4" w:space="0"/>
+          <w:bottom w:val="none" w:color="000000" w:sz="4" w:space="0"/>
+          <w:right w:val="none" w:color="000000" w:sz="4" w:space="0"/>
+        </w:pBdr>
+        <w:spacing w:after="0" w:line="360" w:lineRule="auto"/>
+        <w:ind w:right="0" w:firstLine="708" w:left="0"/>
+        <w:jc w:val="both"/>
+        <w:rPr>
+          <w:b w:val="0"/>
+          <w:bCs w:val="0"/>
+          <w:sz w:val="28"/>
+          <w:szCs w:val="28"/>
+        </w:rPr>
+      </w:pPr>
+      <w:r>
+        <w:rPr>
+          <w:rFonts w:ascii="Times New Roman" w:hAnsi="Times New Roman" w:eastAsia="Times New Roman" w:cs="Times New Roman"/>
+          <w:b w:val="0"/>
+          <w:bCs w:val="0"/>
+          <w:color w:val="000000"/>
+          <w:sz w:val="28"/>
+          <w:szCs w:val="28"/>
+        </w:rPr>
+        <w:t xml:space="preserve">Этапы были распределены по календарному плану с февраля по апрель 2026 года. Такая декомпозиция позволила логично разделить проект на аналитическую, проектную, разработческую и завершающую стадии, каждая из которых имеет конкретный результат.</w:t>
+      </w:r>
+      <w:r>
+        <w:rPr>
+          <w:b w:val="0"/>
+          <w:bCs w:val="0"/>
+          <w:sz w:val="28"/>
+          <w:szCs w:val="28"/>
+        </w:rPr>
+      </w:r>
+    </w:p>
+    <w:p>
+      <w:pPr>
+        <w:pStyle w:val="829"/>
+        <w:pBdr>
+          <w:top w:val="none" w:color="000000" w:sz="4" w:space="0"/>
+          <w:left w:val="none" w:color="000000" w:sz="4" w:space="0"/>
+          <w:bottom w:val="none" w:color="000000" w:sz="4" w:space="0"/>
+          <w:right w:val="none" w:color="000000" w:sz="4" w:space="0"/>
+        </w:pBdr>
+        <w:spacing w:after="0" w:before="0" w:line="360" w:lineRule="auto"/>
+        <w:ind w:right="0" w:firstLine="0" w:left="0"/>
+        <w:jc w:val="both"/>
+        <w:rPr>
+          <w:b w:val="0"/>
+          <w:bCs w:val="0"/>
+          <w:szCs w:val="28"/>
+        </w:rPr>
+      </w:pPr>
+      <w:r>
+        <w:rPr>
+          <w:rFonts w:ascii="Times New Roman" w:hAnsi="Times New Roman" w:eastAsia="Times New Roman" w:cs="Times New Roman"/>
+          <w:b w:val="0"/>
+          <w:bCs w:val="0"/>
+          <w:color w:val="000000"/>
+          <w:sz w:val="28"/>
+          <w:szCs w:val="28"/>
+        </w:rPr>
+        <w:t xml:space="preserve">3. Определение трудовых ограничений</w:t>
+      </w:r>
+      <w:r>
+        <w:rPr>
+          <w:b w:val="0"/>
+          <w:bCs w:val="0"/>
+          <w:sz w:val="28"/>
+          <w:szCs w:val="28"/>
+        </w:rPr>
+      </w:r>
+    </w:p>
+    <w:p>
+      <w:pPr>
+        <w:pBdr>
+          <w:top w:val="none" w:color="000000" w:sz="4" w:space="0"/>
+          <w:left w:val="none" w:color="000000" w:sz="4" w:space="0"/>
+          <w:bottom w:val="none" w:color="000000" w:sz="4" w:space="0"/>
+          <w:right w:val="none" w:color="000000" w:sz="4" w:space="0"/>
+        </w:pBdr>
+        <w:spacing w:after="0" w:line="360" w:lineRule="auto"/>
+        <w:ind w:right="0" w:firstLine="708" w:left="0"/>
+        <w:jc w:val="both"/>
+        <w:rPr>
+          <w:b w:val="0"/>
+          <w:bCs w:val="0"/>
+          <w:sz w:val="28"/>
+          <w:szCs w:val="28"/>
+        </w:rPr>
+      </w:pPr>
+      <w:r>
+        <w:rPr>
+          <w:rFonts w:ascii="Times New Roman" w:hAnsi="Times New Roman" w:eastAsia="Times New Roman" w:cs="Times New Roman"/>
+          <w:b w:val="0"/>
+          <w:bCs w:val="0"/>
+          <w:color w:val="000000"/>
+          <w:sz w:val="28"/>
+          <w:szCs w:val="28"/>
+        </w:rPr>
+        <w:t xml:space="preserve">На следующем этапе был определён состав команды проекта, необходимый для разработки MVP онлайн-сервиса. В трудовых ограничениях указывались роли участников, количество человек по каждой роли, размер ежемесячной оплаты труда и продолжительность участия в пр</w:t>
+      </w:r>
+      <w:r>
+        <w:rPr>
+          <w:rFonts w:ascii="Times New Roman" w:hAnsi="Times New Roman" w:eastAsia="Times New Roman" w:cs="Times New Roman"/>
+          <w:b w:val="0"/>
+          <w:bCs w:val="0"/>
+          <w:color w:val="000000"/>
+          <w:sz w:val="28"/>
+          <w:szCs w:val="28"/>
+        </w:rPr>
+        <w:t xml:space="preserve">оекте. Такой подход соответствует методическим указаниям лабораторной работы. </w:t>
+      </w:r>
+      <w:r>
+        <w:rPr>
+          <w:b w:val="0"/>
+          <w:bCs w:val="0"/>
+          <w:sz w:val="28"/>
+          <w:szCs w:val="28"/>
+        </w:rPr>
+      </w:r>
+    </w:p>
+    <w:p>
+      <w:pPr>
+        <w:pBdr>
+          <w:top w:val="none" w:color="000000" w:sz="4" w:space="0"/>
+          <w:left w:val="none" w:color="000000" w:sz="4" w:space="0"/>
+          <w:bottom w:val="none" w:color="000000" w:sz="4" w:space="0"/>
+          <w:right w:val="none" w:color="000000" w:sz="4" w:space="0"/>
+        </w:pBdr>
+        <w:spacing w:after="0" w:line="360" w:lineRule="auto"/>
+        <w:ind w:right="0" w:firstLine="0" w:left="0"/>
+        <w:jc w:val="both"/>
+        <w:rPr>
+          <w:b w:val="0"/>
+          <w:bCs w:val="0"/>
+          <w:sz w:val="28"/>
+          <w:szCs w:val="28"/>
+        </w:rPr>
+      </w:pPr>
+      <w:r>
+        <w:rPr>
+          <w:rFonts w:ascii="Times New Roman" w:hAnsi="Times New Roman" w:eastAsia="Times New Roman" w:cs="Times New Roman"/>
+          <w:b w:val="0"/>
+          <w:bCs w:val="0"/>
+          <w:color w:val="000000"/>
+          <w:sz w:val="28"/>
+          <w:szCs w:val="28"/>
+        </w:rPr>
+        <w:t xml:space="preserve">В состав команды были включены:</w:t>
+      </w:r>
+      <w:r>
+        <w:rPr>
+          <w:b w:val="0"/>
+          <w:bCs w:val="0"/>
+          <w:sz w:val="28"/>
+          <w:szCs w:val="28"/>
+        </w:rPr>
+      </w:r>
+    </w:p>
+    <w:p>
+      <w:pPr>
+        <w:pStyle w:val="890"/>
+        <w:numPr>
+          <w:ilvl w:val="0"/>
+          <w:numId w:val="2"/>
+        </w:numPr>
+        <w:pBdr>
+          <w:top w:val="none" w:color="000000" w:sz="4" w:space="0"/>
+          <w:left w:val="none" w:color="000000" w:sz="4" w:space="0"/>
+          <w:bottom w:val="none" w:color="000000" w:sz="4" w:space="0"/>
+          <w:right w:val="none" w:color="000000" w:sz="4" w:space="0"/>
+        </w:pBdr>
+        <w:spacing w:after="0" w:line="360" w:lineRule="auto"/>
+        <w:ind w:right="0"/>
+        <w:jc w:val="both"/>
+        <w:rPr>
+          <w:b w:val="0"/>
+          <w:bCs w:val="0"/>
+          <w:sz w:val="28"/>
+          <w:szCs w:val="28"/>
+        </w:rPr>
+      </w:pPr>
+      <w:r>
+        <w:rPr>
+          <w:rFonts w:ascii="Times New Roman" w:hAnsi="Times New Roman" w:eastAsia="Times New Roman" w:cs="Times New Roman"/>
+          <w:b w:val="0"/>
+          <w:bCs w:val="0"/>
+          <w:color w:val="000000"/>
+          <w:sz w:val="28"/>
+          <w:szCs w:val="28"/>
+        </w:rPr>
+        <w:t xml:space="preserve">руководитель проекта;</w:t>
+      </w:r>
+      <w:r>
+        <w:rPr>
+          <w:b w:val="0"/>
+          <w:bCs w:val="0"/>
+          <w:sz w:val="28"/>
+          <w:szCs w:val="28"/>
+        </w:rPr>
+      </w:r>
+    </w:p>
+    <w:p>
+      <w:pPr>
+        <w:pStyle w:val="890"/>
+        <w:numPr>
+          <w:ilvl w:val="0"/>
+          <w:numId w:val="2"/>
+        </w:numPr>
+        <w:pBdr>
+          <w:top w:val="none" w:color="000000" w:sz="4" w:space="0"/>
+          <w:left w:val="none" w:color="000000" w:sz="4" w:space="0"/>
+          <w:bottom w:val="none" w:color="000000" w:sz="4" w:space="0"/>
+          <w:right w:val="none" w:color="000000" w:sz="4" w:space="0"/>
+        </w:pBdr>
+        <w:spacing w:after="0" w:line="360" w:lineRule="auto"/>
+        <w:ind w:right="0"/>
+        <w:jc w:val="both"/>
+        <w:rPr>
+          <w:b w:val="0"/>
+          <w:bCs w:val="0"/>
+          <w:sz w:val="28"/>
+          <w:szCs w:val="28"/>
+        </w:rPr>
+      </w:pPr>
+      <w:r>
+        <w:rPr>
+          <w:rFonts w:ascii="Times New Roman" w:hAnsi="Times New Roman" w:eastAsia="Times New Roman" w:cs="Times New Roman"/>
+          <w:b w:val="0"/>
+          <w:bCs w:val="0"/>
+          <w:color w:val="000000"/>
+          <w:sz w:val="28"/>
+          <w:szCs w:val="28"/>
+        </w:rPr>
+        <w:t xml:space="preserve">бизнес-аналитик / системный аналитик;</w:t>
+      </w:r>
+      <w:r>
+        <w:rPr>
+          <w:b w:val="0"/>
+          <w:bCs w:val="0"/>
+          <w:sz w:val="28"/>
+          <w:szCs w:val="28"/>
+        </w:rPr>
+      </w:r>
+    </w:p>
+    <w:p>
+      <w:pPr>
+        <w:pStyle w:val="890"/>
+        <w:numPr>
+          <w:ilvl w:val="0"/>
+          <w:numId w:val="2"/>
+        </w:numPr>
+        <w:pBdr>
+          <w:top w:val="none" w:color="000000" w:sz="4" w:space="0"/>
+          <w:left w:val="none" w:color="000000" w:sz="4" w:space="0"/>
+          <w:bottom w:val="none" w:color="000000" w:sz="4" w:space="0"/>
+          <w:right w:val="none" w:color="000000" w:sz="4" w:space="0"/>
+        </w:pBdr>
+        <w:spacing w:after="0" w:line="360" w:lineRule="auto"/>
+        <w:ind w:right="0"/>
+        <w:jc w:val="both"/>
+        <w:rPr>
+          <w:b w:val="0"/>
+          <w:bCs w:val="0"/>
+          <w:sz w:val="28"/>
+          <w:szCs w:val="28"/>
+        </w:rPr>
+      </w:pPr>
+      <w:r>
+        <w:rPr>
+          <w:rFonts w:ascii="Times New Roman" w:hAnsi="Times New Roman" w:eastAsia="Times New Roman" w:cs="Times New Roman"/>
+          <w:b w:val="0"/>
+          <w:bCs w:val="0"/>
+          <w:color w:val="000000"/>
+          <w:sz w:val="28"/>
+          <w:szCs w:val="28"/>
+        </w:rPr>
+        <w:t xml:space="preserve">backend-разработчик;</w:t>
+      </w:r>
+      <w:r>
+        <w:rPr>
+          <w:b w:val="0"/>
+          <w:bCs w:val="0"/>
+          <w:sz w:val="28"/>
+          <w:szCs w:val="28"/>
+        </w:rPr>
+      </w:r>
+    </w:p>
+    <w:p>
+      <w:pPr>
+        <w:pStyle w:val="890"/>
+        <w:numPr>
+          <w:ilvl w:val="0"/>
+          <w:numId w:val="2"/>
+        </w:numPr>
+        <w:pBdr>
+          <w:top w:val="none" w:color="000000" w:sz="4" w:space="0"/>
+          <w:left w:val="none" w:color="000000" w:sz="4" w:space="0"/>
+          <w:bottom w:val="none" w:color="000000" w:sz="4" w:space="0"/>
+          <w:right w:val="none" w:color="000000" w:sz="4" w:space="0"/>
+        </w:pBdr>
+        <w:spacing w:after="0" w:line="360" w:lineRule="auto"/>
+        <w:ind w:right="0"/>
+        <w:jc w:val="both"/>
+        <w:rPr>
+          <w:b w:val="0"/>
+          <w:bCs w:val="0"/>
+          <w:sz w:val="28"/>
+          <w:szCs w:val="28"/>
+        </w:rPr>
+      </w:pPr>
+      <w:r>
+        <w:rPr>
+          <w:rFonts w:ascii="Times New Roman" w:hAnsi="Times New Roman" w:eastAsia="Times New Roman" w:cs="Times New Roman"/>
+          <w:b w:val="0"/>
+          <w:bCs w:val="0"/>
+          <w:color w:val="000000"/>
+          <w:sz w:val="28"/>
+          <w:szCs w:val="28"/>
+        </w:rPr>
+        <w:t xml:space="preserve">frontend-разработчик;</w:t>
+      </w:r>
+      <w:r>
+        <w:rPr>
+          <w:b w:val="0"/>
+          <w:bCs w:val="0"/>
+          <w:sz w:val="28"/>
+          <w:szCs w:val="28"/>
+        </w:rPr>
+      </w:r>
+    </w:p>
+    <w:p>
+      <w:pPr>
+        <w:pStyle w:val="890"/>
+        <w:numPr>
+          <w:ilvl w:val="0"/>
+          <w:numId w:val="2"/>
+        </w:numPr>
+        <w:pBdr>
+          <w:top w:val="none" w:color="000000" w:sz="4" w:space="0"/>
+          <w:left w:val="none" w:color="000000" w:sz="4" w:space="0"/>
+          <w:bottom w:val="none" w:color="000000" w:sz="4" w:space="0"/>
+          <w:right w:val="none" w:color="000000" w:sz="4" w:space="0"/>
+        </w:pBdr>
+        <w:spacing w:after="0" w:line="360" w:lineRule="auto"/>
+        <w:ind w:right="0"/>
+        <w:jc w:val="both"/>
+        <w:rPr>
+          <w:b w:val="0"/>
+          <w:bCs w:val="0"/>
+          <w:sz w:val="28"/>
+          <w:szCs w:val="28"/>
+        </w:rPr>
+      </w:pPr>
+      <w:r>
+        <w:rPr>
+          <w:rFonts w:ascii="Times New Roman" w:hAnsi="Times New Roman" w:eastAsia="Times New Roman" w:cs="Times New Roman"/>
+          <w:b w:val="0"/>
+          <w:bCs w:val="0"/>
+          <w:color w:val="000000"/>
+          <w:sz w:val="28"/>
+          <w:szCs w:val="28"/>
+        </w:rPr>
+        <w:t xml:space="preserve">ML-инженер;</w:t>
+      </w:r>
+      <w:r>
+        <w:rPr>
+          <w:b w:val="0"/>
+          <w:bCs w:val="0"/>
+          <w:sz w:val="28"/>
+          <w:szCs w:val="28"/>
+        </w:rPr>
+      </w:r>
+    </w:p>
+    <w:p>
+      <w:pPr>
+        <w:pStyle w:val="890"/>
+        <w:numPr>
+          <w:ilvl w:val="0"/>
+          <w:numId w:val="2"/>
+        </w:numPr>
+        <w:pBdr>
+          <w:top w:val="none" w:color="000000" w:sz="4" w:space="0"/>
+          <w:left w:val="none" w:color="000000" w:sz="4" w:space="0"/>
+          <w:bottom w:val="none" w:color="000000" w:sz="4" w:space="0"/>
+          <w:right w:val="none" w:color="000000" w:sz="4" w:space="0"/>
+        </w:pBdr>
+        <w:spacing w:after="0" w:line="360" w:lineRule="auto"/>
+        <w:ind w:right="0"/>
+        <w:jc w:val="both"/>
+        <w:rPr>
+          <w:b w:val="0"/>
+          <w:bCs w:val="0"/>
+          <w:sz w:val="28"/>
+          <w:szCs w:val="28"/>
+        </w:rPr>
+      </w:pPr>
+      <w:r>
+        <w:rPr>
+          <w:rFonts w:ascii="Times New Roman" w:hAnsi="Times New Roman" w:eastAsia="Times New Roman" w:cs="Times New Roman"/>
+          <w:b w:val="0"/>
+          <w:bCs w:val="0"/>
+          <w:color w:val="000000"/>
+          <w:sz w:val="28"/>
+          <w:szCs w:val="28"/>
+        </w:rPr>
+        <w:t xml:space="preserve">UX/UI-дизайнер;</w:t>
+      </w:r>
+      <w:r>
+        <w:rPr>
+          <w:b w:val="0"/>
+          <w:bCs w:val="0"/>
+          <w:sz w:val="28"/>
+          <w:szCs w:val="28"/>
+        </w:rPr>
+      </w:r>
+    </w:p>
+    <w:p>
+      <w:pPr>
+        <w:pStyle w:val="890"/>
+        <w:numPr>
+          <w:ilvl w:val="0"/>
+          <w:numId w:val="2"/>
+        </w:numPr>
+        <w:pBdr>
+          <w:top w:val="none" w:color="000000" w:sz="4" w:space="0"/>
+          <w:left w:val="none" w:color="000000" w:sz="4" w:space="0"/>
+          <w:bottom w:val="none" w:color="000000" w:sz="4" w:space="0"/>
+          <w:right w:val="none" w:color="000000" w:sz="4" w:space="0"/>
+        </w:pBdr>
+        <w:spacing w:after="0" w:line="360" w:lineRule="auto"/>
+        <w:ind w:right="0"/>
+        <w:jc w:val="both"/>
+        <w:rPr>
+          <w:b w:val="0"/>
+          <w:bCs w:val="0"/>
+          <w:sz w:val="28"/>
+          <w:szCs w:val="28"/>
+        </w:rPr>
+      </w:pPr>
+      <w:r>
+        <w:rPr>
+          <w:rFonts w:ascii="Times New Roman" w:hAnsi="Times New Roman" w:eastAsia="Times New Roman" w:cs="Times New Roman"/>
+          <w:b w:val="0"/>
+          <w:bCs w:val="0"/>
+          <w:color w:val="000000"/>
+          <w:sz w:val="28"/>
+          <w:szCs w:val="28"/>
+        </w:rPr>
+        <w:t xml:space="preserve">тестировщик.</w:t>
+      </w:r>
+      <w:r>
+        <w:rPr>
+          <w:b w:val="0"/>
+          <w:bCs w:val="0"/>
+          <w:sz w:val="28"/>
+          <w:szCs w:val="28"/>
+        </w:rPr>
+      </w:r>
+    </w:p>
+    <w:p>
+      <w:pPr>
+        <w:pBdr>
+          <w:top w:val="none" w:color="000000" w:sz="4" w:space="0"/>
+          <w:left w:val="none" w:color="000000" w:sz="4" w:space="0"/>
+          <w:bottom w:val="none" w:color="000000" w:sz="4" w:space="0"/>
+          <w:right w:val="none" w:color="000000" w:sz="4" w:space="0"/>
+        </w:pBdr>
+        <w:spacing w:after="0" w:line="360" w:lineRule="auto"/>
+        <w:ind w:right="0" w:firstLine="708" w:left="0"/>
+        <w:jc w:val="both"/>
+        <w:rPr>
+          <w:b w:val="0"/>
+          <w:bCs w:val="0"/>
+          <w:sz w:val="28"/>
+          <w:szCs w:val="28"/>
+        </w:rPr>
+      </w:pPr>
+      <w:r>
+        <w:rPr>
+          <w:rFonts w:ascii="Times New Roman" w:hAnsi="Times New Roman" w:eastAsia="Times New Roman" w:cs="Times New Roman"/>
+          <w:b w:val="0"/>
+          <w:bCs w:val="0"/>
+          <w:color w:val="000000"/>
+          <w:sz w:val="28"/>
+          <w:szCs w:val="28"/>
+        </w:rPr>
+        <w:t xml:space="preserve">Для каждой роли были заданы продолжительность участия в проекте и уровень заработной платы. Это позволило определить трудовые ресурсы, необходимые для реализации проекта, а затем использовать эти данные при составлении финансовой сметы.</w:t>
+      </w:r>
+      <w:r>
+        <w:rPr>
+          <w:b w:val="0"/>
+          <w:bCs w:val="0"/>
+          <w:sz w:val="28"/>
+          <w:szCs w:val="28"/>
+        </w:rPr>
+      </w:r>
+    </w:p>
+    <w:p>
+      <w:pPr>
+        <w:pStyle w:val="829"/>
+        <w:pBdr>
+          <w:top w:val="none" w:color="000000" w:sz="4" w:space="0"/>
+          <w:left w:val="none" w:color="000000" w:sz="4" w:space="0"/>
+          <w:bottom w:val="none" w:color="000000" w:sz="4" w:space="0"/>
+          <w:right w:val="none" w:color="000000" w:sz="4" w:space="0"/>
+        </w:pBdr>
+        <w:spacing w:after="0" w:before="0" w:line="360" w:lineRule="auto"/>
+        <w:ind w:right="0" w:firstLine="0" w:left="0"/>
+        <w:jc w:val="both"/>
+        <w:rPr>
+          <w:b w:val="0"/>
+          <w:bCs w:val="0"/>
+          <w:szCs w:val="28"/>
+        </w:rPr>
+      </w:pPr>
+      <w:r>
+        <w:rPr>
+          <w:rFonts w:ascii="Times New Roman" w:hAnsi="Times New Roman" w:eastAsia="Times New Roman" w:cs="Times New Roman"/>
+          <w:b w:val="0"/>
+          <w:bCs w:val="0"/>
+          <w:color w:val="000000"/>
+          <w:sz w:val="28"/>
+          <w:szCs w:val="28"/>
+        </w:rPr>
+        <w:t xml:space="preserve">4. Определение технических ограничений</w:t>
+      </w:r>
+      <w:r>
+        <w:rPr>
+          <w:b w:val="0"/>
+          <w:bCs w:val="0"/>
+          <w:sz w:val="28"/>
+          <w:szCs w:val="28"/>
+        </w:rPr>
+      </w:r>
+    </w:p>
+    <w:p>
+      <w:pPr>
+        <w:pBdr>
+          <w:top w:val="none" w:color="000000" w:sz="4" w:space="0"/>
+          <w:left w:val="none" w:color="000000" w:sz="4" w:space="0"/>
+          <w:bottom w:val="none" w:color="000000" w:sz="4" w:space="0"/>
+          <w:right w:val="none" w:color="000000" w:sz="4" w:space="0"/>
+        </w:pBdr>
+        <w:spacing w:after="0" w:line="360" w:lineRule="auto"/>
+        <w:ind w:right="0" w:firstLine="708" w:left="0"/>
+        <w:jc w:val="both"/>
+        <w:rPr>
+          <w:b w:val="0"/>
+          <w:bCs w:val="0"/>
+          <w:sz w:val="28"/>
+          <w:szCs w:val="28"/>
+        </w:rPr>
+      </w:pPr>
+      <w:r>
+        <w:rPr>
+          <w:rFonts w:ascii="Times New Roman" w:hAnsi="Times New Roman" w:eastAsia="Times New Roman" w:cs="Times New Roman"/>
+          <w:b w:val="0"/>
+          <w:bCs w:val="0"/>
+          <w:color w:val="000000"/>
+          <w:sz w:val="28"/>
+          <w:szCs w:val="28"/>
+        </w:rPr>
+        <w:t xml:space="preserve">После определения команды были рассчитаны технические затраты, необходимые для реализации проекта. В технические ограничения вошли оборудование, серверные мощности, инфраструктура хранения данных, средства связи и программные сервисы, без которых разработк</w:t>
+      </w:r>
+      <w:r>
+        <w:rPr>
+          <w:rFonts w:ascii="Times New Roman" w:hAnsi="Times New Roman" w:eastAsia="Times New Roman" w:cs="Times New Roman"/>
+          <w:b w:val="0"/>
+          <w:bCs w:val="0"/>
+          <w:color w:val="000000"/>
+          <w:sz w:val="28"/>
+          <w:szCs w:val="28"/>
+        </w:rPr>
+        <w:t xml:space="preserve">а и эксплуатация проекта невозможны. </w:t>
+      </w:r>
+      <w:r>
+        <w:rPr>
+          <w:b w:val="0"/>
+          <w:bCs w:val="0"/>
+          <w:sz w:val="28"/>
+          <w:szCs w:val="28"/>
+        </w:rPr>
+      </w:r>
+    </w:p>
+    <w:p>
+      <w:pPr>
+        <w:pBdr>
+          <w:top w:val="none" w:color="000000" w:sz="4" w:space="0"/>
+          <w:left w:val="none" w:color="000000" w:sz="4" w:space="0"/>
+          <w:bottom w:val="none" w:color="000000" w:sz="4" w:space="0"/>
+          <w:right w:val="none" w:color="000000" w:sz="4" w:space="0"/>
+        </w:pBdr>
+        <w:spacing w:after="0" w:line="360" w:lineRule="auto"/>
+        <w:ind w:right="0" w:firstLine="0" w:left="0"/>
+        <w:jc w:val="both"/>
+        <w:rPr>
+          <w:b w:val="0"/>
+          <w:bCs w:val="0"/>
+          <w:sz w:val="28"/>
+          <w:szCs w:val="28"/>
+        </w:rPr>
+      </w:pPr>
+      <w:r>
+        <w:rPr>
+          <w:rFonts w:ascii="Times New Roman" w:hAnsi="Times New Roman" w:eastAsia="Times New Roman" w:cs="Times New Roman"/>
+          <w:b w:val="0"/>
+          <w:bCs w:val="0"/>
+          <w:color w:val="000000"/>
+          <w:sz w:val="28"/>
+          <w:szCs w:val="28"/>
+        </w:rPr>
+        <w:t xml:space="preserve">Для проекта были учтены следующие технические ресурсы:</w:t>
+      </w:r>
+      <w:r>
+        <w:rPr>
+          <w:b w:val="0"/>
+          <w:bCs w:val="0"/>
+          <w:sz w:val="28"/>
+          <w:szCs w:val="28"/>
+        </w:rPr>
+      </w:r>
+    </w:p>
+    <w:p>
+      <w:pPr>
+        <w:pStyle w:val="890"/>
+        <w:numPr>
+          <w:ilvl w:val="0"/>
+          <w:numId w:val="2"/>
+        </w:numPr>
+        <w:pBdr>
+          <w:top w:val="none" w:color="000000" w:sz="4" w:space="0"/>
+          <w:left w:val="none" w:color="000000" w:sz="4" w:space="0"/>
+          <w:bottom w:val="none" w:color="000000" w:sz="4" w:space="0"/>
+          <w:right w:val="none" w:color="000000" w:sz="4" w:space="0"/>
+        </w:pBdr>
+        <w:spacing w:after="0" w:line="360" w:lineRule="auto"/>
+        <w:ind w:right="0"/>
+        <w:jc w:val="both"/>
+        <w:rPr>
+          <w:b w:val="0"/>
+          <w:bCs w:val="0"/>
+          <w:sz w:val="28"/>
+          <w:szCs w:val="28"/>
+        </w:rPr>
+      </w:pPr>
+      <w:r>
+        <w:rPr>
+          <w:rFonts w:ascii="Times New Roman" w:hAnsi="Times New Roman" w:eastAsia="Times New Roman" w:cs="Times New Roman"/>
+          <w:b w:val="0"/>
+          <w:bCs w:val="0"/>
+          <w:color w:val="000000"/>
+          <w:sz w:val="28"/>
+          <w:szCs w:val="28"/>
+        </w:rPr>
+        <w:t xml:space="preserve">рабочая станция для ML-разработки и тестирования модели;</w:t>
+      </w:r>
+      <w:r>
+        <w:rPr>
+          <w:b w:val="0"/>
+          <w:bCs w:val="0"/>
+          <w:sz w:val="28"/>
+          <w:szCs w:val="28"/>
+        </w:rPr>
+      </w:r>
+    </w:p>
+    <w:p>
+      <w:pPr>
+        <w:pStyle w:val="890"/>
+        <w:numPr>
+          <w:ilvl w:val="0"/>
+          <w:numId w:val="2"/>
+        </w:numPr>
+        <w:pBdr>
+          <w:top w:val="none" w:color="000000" w:sz="4" w:space="0"/>
+          <w:left w:val="none" w:color="000000" w:sz="4" w:space="0"/>
+          <w:bottom w:val="none" w:color="000000" w:sz="4" w:space="0"/>
+          <w:right w:val="none" w:color="000000" w:sz="4" w:space="0"/>
+        </w:pBdr>
+        <w:spacing w:after="0" w:line="360" w:lineRule="auto"/>
+        <w:ind w:right="0"/>
+        <w:jc w:val="both"/>
+        <w:rPr>
+          <w:b w:val="0"/>
+          <w:bCs w:val="0"/>
+          <w:sz w:val="28"/>
+          <w:szCs w:val="28"/>
+        </w:rPr>
+      </w:pPr>
+      <w:r>
+        <w:rPr>
+          <w:rFonts w:ascii="Times New Roman" w:hAnsi="Times New Roman" w:eastAsia="Times New Roman" w:cs="Times New Roman"/>
+          <w:b w:val="0"/>
+          <w:bCs w:val="0"/>
+          <w:color w:val="000000"/>
+          <w:sz w:val="28"/>
+          <w:szCs w:val="28"/>
+        </w:rPr>
+        <w:t xml:space="preserve">ноутбуки/ПК для разработки клиентской и серверной части;</w:t>
+      </w:r>
+      <w:r>
+        <w:rPr>
+          <w:b w:val="0"/>
+          <w:bCs w:val="0"/>
+          <w:sz w:val="28"/>
+          <w:szCs w:val="28"/>
+        </w:rPr>
+      </w:r>
+    </w:p>
+    <w:p>
+      <w:pPr>
+        <w:pStyle w:val="890"/>
+        <w:numPr>
+          <w:ilvl w:val="0"/>
+          <w:numId w:val="2"/>
+        </w:numPr>
+        <w:pBdr>
+          <w:top w:val="none" w:color="000000" w:sz="4" w:space="0"/>
+          <w:left w:val="none" w:color="000000" w:sz="4" w:space="0"/>
+          <w:bottom w:val="none" w:color="000000" w:sz="4" w:space="0"/>
+          <w:right w:val="none" w:color="000000" w:sz="4" w:space="0"/>
+        </w:pBdr>
+        <w:spacing w:after="0" w:line="360" w:lineRule="auto"/>
+        <w:ind w:right="0"/>
+        <w:jc w:val="both"/>
+        <w:rPr>
+          <w:b w:val="0"/>
+          <w:bCs w:val="0"/>
+          <w:sz w:val="28"/>
+          <w:szCs w:val="28"/>
+        </w:rPr>
+      </w:pPr>
+      <w:r>
+        <w:rPr>
+          <w:rFonts w:ascii="Times New Roman" w:hAnsi="Times New Roman" w:eastAsia="Times New Roman" w:cs="Times New Roman"/>
+          <w:b w:val="0"/>
+          <w:bCs w:val="0"/>
+          <w:color w:val="000000"/>
+          <w:sz w:val="28"/>
+          <w:szCs w:val="28"/>
+        </w:rPr>
+        <w:t xml:space="preserve">аренда облачного GPU-сервера для обучения и тестирования модели;</w:t>
+      </w:r>
+      <w:r>
+        <w:rPr>
+          <w:b w:val="0"/>
+          <w:bCs w:val="0"/>
+          <w:sz w:val="28"/>
+          <w:szCs w:val="28"/>
+        </w:rPr>
+      </w:r>
+    </w:p>
+    <w:p>
+      <w:pPr>
+        <w:pStyle w:val="890"/>
+        <w:numPr>
+          <w:ilvl w:val="0"/>
+          <w:numId w:val="2"/>
+        </w:numPr>
+        <w:pBdr>
+          <w:top w:val="none" w:color="000000" w:sz="4" w:space="0"/>
+          <w:left w:val="none" w:color="000000" w:sz="4" w:space="0"/>
+          <w:bottom w:val="none" w:color="000000" w:sz="4" w:space="0"/>
+          <w:right w:val="none" w:color="000000" w:sz="4" w:space="0"/>
+        </w:pBdr>
+        <w:spacing w:after="0" w:line="360" w:lineRule="auto"/>
+        <w:ind w:right="0"/>
+        <w:jc w:val="both"/>
+        <w:rPr>
+          <w:b w:val="0"/>
+          <w:bCs w:val="0"/>
+          <w:sz w:val="28"/>
+          <w:szCs w:val="28"/>
+        </w:rPr>
+      </w:pPr>
+      <w:r>
+        <w:rPr>
+          <w:rFonts w:ascii="Times New Roman" w:hAnsi="Times New Roman" w:eastAsia="Times New Roman" w:cs="Times New Roman"/>
+          <w:b w:val="0"/>
+          <w:bCs w:val="0"/>
+          <w:color w:val="000000"/>
+          <w:sz w:val="28"/>
+          <w:szCs w:val="28"/>
+        </w:rPr>
+        <w:t xml:space="preserve">аренда VPS-сервера для размещения backend и API;</w:t>
+      </w:r>
+      <w:r>
+        <w:rPr>
+          <w:b w:val="0"/>
+          <w:bCs w:val="0"/>
+          <w:sz w:val="28"/>
+          <w:szCs w:val="28"/>
+        </w:rPr>
+      </w:r>
+    </w:p>
+    <w:p>
+      <w:pPr>
+        <w:pStyle w:val="890"/>
+        <w:numPr>
+          <w:ilvl w:val="0"/>
+          <w:numId w:val="2"/>
+        </w:numPr>
+        <w:pBdr>
+          <w:top w:val="none" w:color="000000" w:sz="4" w:space="0"/>
+          <w:left w:val="none" w:color="000000" w:sz="4" w:space="0"/>
+          <w:bottom w:val="none" w:color="000000" w:sz="4" w:space="0"/>
+          <w:right w:val="none" w:color="000000" w:sz="4" w:space="0"/>
+        </w:pBdr>
+        <w:spacing w:after="0" w:line="360" w:lineRule="auto"/>
+        <w:ind w:right="0"/>
+        <w:jc w:val="both"/>
+        <w:rPr>
+          <w:b w:val="0"/>
+          <w:bCs w:val="0"/>
+          <w:sz w:val="28"/>
+          <w:szCs w:val="28"/>
+        </w:rPr>
+      </w:pPr>
+      <w:r>
+        <w:rPr>
+          <w:rFonts w:ascii="Times New Roman" w:hAnsi="Times New Roman" w:eastAsia="Times New Roman" w:cs="Times New Roman"/>
+          <w:b w:val="0"/>
+          <w:bCs w:val="0"/>
+          <w:color w:val="000000"/>
+          <w:sz w:val="28"/>
+          <w:szCs w:val="28"/>
+        </w:rPr>
+        <w:t xml:space="preserve">облачное хранилище изображений и результатов обработки;</w:t>
+      </w:r>
+      <w:r>
+        <w:rPr>
+          <w:b w:val="0"/>
+          <w:bCs w:val="0"/>
+          <w:sz w:val="28"/>
+          <w:szCs w:val="28"/>
+        </w:rPr>
+      </w:r>
+    </w:p>
+    <w:p>
+      <w:pPr>
+        <w:pStyle w:val="890"/>
+        <w:numPr>
+          <w:ilvl w:val="0"/>
+          <w:numId w:val="2"/>
+        </w:numPr>
+        <w:pBdr>
+          <w:top w:val="none" w:color="000000" w:sz="4" w:space="0"/>
+          <w:left w:val="none" w:color="000000" w:sz="4" w:space="0"/>
+          <w:bottom w:val="none" w:color="000000" w:sz="4" w:space="0"/>
+          <w:right w:val="none" w:color="000000" w:sz="4" w:space="0"/>
+        </w:pBdr>
+        <w:spacing w:after="0" w:line="360" w:lineRule="auto"/>
+        <w:ind w:right="0"/>
+        <w:jc w:val="both"/>
+        <w:rPr>
+          <w:b w:val="0"/>
+          <w:bCs w:val="0"/>
+          <w:sz w:val="28"/>
+          <w:szCs w:val="28"/>
+        </w:rPr>
+      </w:pPr>
+      <w:r>
+        <w:rPr>
+          <w:rFonts w:ascii="Times New Roman" w:hAnsi="Times New Roman" w:eastAsia="Times New Roman" w:cs="Times New Roman"/>
+          <w:b w:val="0"/>
+          <w:bCs w:val="0"/>
+          <w:color w:val="000000"/>
+          <w:sz w:val="28"/>
+          <w:szCs w:val="28"/>
+        </w:rPr>
+        <w:t xml:space="preserve">доменное имя и SSL-сертификат;</w:t>
+      </w:r>
+      <w:r>
+        <w:rPr>
+          <w:b w:val="0"/>
+          <w:bCs w:val="0"/>
+          <w:sz w:val="28"/>
+          <w:szCs w:val="28"/>
+        </w:rPr>
+      </w:r>
+    </w:p>
+    <w:p>
+      <w:pPr>
+        <w:pStyle w:val="890"/>
+        <w:numPr>
+          <w:ilvl w:val="0"/>
+          <w:numId w:val="2"/>
+        </w:numPr>
+        <w:pBdr>
+          <w:top w:val="none" w:color="000000" w:sz="4" w:space="0"/>
+          <w:left w:val="none" w:color="000000" w:sz="4" w:space="0"/>
+          <w:bottom w:val="none" w:color="000000" w:sz="4" w:space="0"/>
+          <w:right w:val="none" w:color="000000" w:sz="4" w:space="0"/>
+        </w:pBdr>
+        <w:spacing w:after="0" w:line="360" w:lineRule="auto"/>
+        <w:ind w:right="0"/>
+        <w:jc w:val="both"/>
+        <w:rPr>
+          <w:b w:val="0"/>
+          <w:bCs w:val="0"/>
+          <w:sz w:val="28"/>
+          <w:szCs w:val="28"/>
+        </w:rPr>
+      </w:pPr>
+      <w:r>
+        <w:rPr>
+          <w:rFonts w:ascii="Times New Roman" w:hAnsi="Times New Roman" w:eastAsia="Times New Roman" w:cs="Times New Roman"/>
+          <w:b w:val="0"/>
+          <w:bCs w:val="0"/>
+          <w:color w:val="000000"/>
+          <w:sz w:val="28"/>
+          <w:szCs w:val="28"/>
+        </w:rPr>
+        <w:t xml:space="preserve">подписка на сервис проектирования интерфейсов;</w:t>
+      </w:r>
+      <w:r>
+        <w:rPr>
+          <w:b w:val="0"/>
+          <w:bCs w:val="0"/>
+          <w:sz w:val="28"/>
+          <w:szCs w:val="28"/>
+        </w:rPr>
+      </w:r>
+    </w:p>
+    <w:p>
+      <w:pPr>
+        <w:pStyle w:val="890"/>
+        <w:numPr>
+          <w:ilvl w:val="0"/>
+          <w:numId w:val="2"/>
+        </w:numPr>
+        <w:pBdr>
+          <w:top w:val="none" w:color="000000" w:sz="4" w:space="0"/>
+          <w:left w:val="none" w:color="000000" w:sz="4" w:space="0"/>
+          <w:bottom w:val="none" w:color="000000" w:sz="4" w:space="0"/>
+          <w:right w:val="none" w:color="000000" w:sz="4" w:space="0"/>
+        </w:pBdr>
+        <w:spacing w:after="0" w:line="360" w:lineRule="auto"/>
+        <w:ind w:right="0"/>
+        <w:jc w:val="both"/>
+        <w:rPr>
+          <w:b w:val="0"/>
+          <w:bCs w:val="0"/>
+          <w:sz w:val="28"/>
+          <w:szCs w:val="28"/>
+        </w:rPr>
+      </w:pPr>
+      <w:r>
+        <w:rPr>
+          <w:rFonts w:ascii="Times New Roman" w:hAnsi="Times New Roman" w:eastAsia="Times New Roman" w:cs="Times New Roman"/>
+          <w:b w:val="0"/>
+          <w:bCs w:val="0"/>
+          <w:color w:val="000000"/>
+          <w:sz w:val="28"/>
+          <w:szCs w:val="28"/>
+        </w:rPr>
+        <w:t xml:space="preserve">средства связи и интернет-обеспечение команды.</w:t>
+      </w:r>
+      <w:r>
+        <w:rPr>
+          <w:b w:val="0"/>
+          <w:bCs w:val="0"/>
+          <w:sz w:val="28"/>
+          <w:szCs w:val="28"/>
+        </w:rPr>
+      </w:r>
+    </w:p>
+    <w:p>
+      <w:pPr>
+        <w:pBdr>
+          <w:top w:val="none" w:color="000000" w:sz="4" w:space="0"/>
+          <w:left w:val="none" w:color="000000" w:sz="4" w:space="0"/>
+          <w:bottom w:val="none" w:color="000000" w:sz="4" w:space="0"/>
+          <w:right w:val="none" w:color="000000" w:sz="4" w:space="0"/>
+        </w:pBdr>
+        <w:spacing w:after="0" w:line="360" w:lineRule="auto"/>
+        <w:ind w:right="0" w:firstLine="708" w:left="0"/>
+        <w:jc w:val="both"/>
+        <w:rPr>
+          <w:b w:val="0"/>
+          <w:bCs w:val="0"/>
+          <w:sz w:val="28"/>
+          <w:szCs w:val="28"/>
+        </w:rPr>
+      </w:pPr>
+      <w:r>
+        <w:rPr>
+          <w:rFonts w:ascii="Times New Roman" w:hAnsi="Times New Roman" w:eastAsia="Times New Roman" w:cs="Times New Roman"/>
+          <w:b w:val="0"/>
+          <w:bCs w:val="0"/>
+          <w:color w:val="000000"/>
+          <w:sz w:val="28"/>
+          <w:szCs w:val="28"/>
+        </w:rPr>
+        <w:t xml:space="preserve">При расчёте применялся коэффициент удорожания, что соответствует рекомендациям методических указаний, где указано, что итоговая стоимость должна учитывать возможное удорожание техники и инфраструктуры. В результате была получена итоговая сумма затрат на те</w:t>
+      </w:r>
+      <w:r>
+        <w:rPr>
+          <w:rFonts w:ascii="Times New Roman" w:hAnsi="Times New Roman" w:eastAsia="Times New Roman" w:cs="Times New Roman"/>
+          <w:b w:val="0"/>
+          <w:bCs w:val="0"/>
+          <w:color w:val="000000"/>
+          <w:sz w:val="28"/>
+          <w:szCs w:val="28"/>
+        </w:rPr>
+        <w:t xml:space="preserve">хническое обеспечение проекта.</w:t>
+      </w:r>
+      <w:r>
+        <w:rPr>
+          <w:b w:val="0"/>
+          <w:bCs w:val="0"/>
+          <w:sz w:val="28"/>
+          <w:szCs w:val="28"/>
+        </w:rPr>
+      </w:r>
+    </w:p>
+    <w:p>
+      <w:pPr>
+        <w:pStyle w:val="829"/>
+        <w:pBdr>
+          <w:top w:val="none" w:color="000000" w:sz="4" w:space="0"/>
+          <w:left w:val="none" w:color="000000" w:sz="4" w:space="0"/>
+          <w:bottom w:val="none" w:color="000000" w:sz="4" w:space="0"/>
+          <w:right w:val="none" w:color="000000" w:sz="4" w:space="0"/>
+        </w:pBdr>
+        <w:spacing w:after="0" w:before="0" w:line="360" w:lineRule="auto"/>
+        <w:ind w:right="0" w:firstLine="0" w:left="0"/>
+        <w:jc w:val="both"/>
+        <w:rPr>
+          <w:b w:val="0"/>
+          <w:bCs w:val="0"/>
+          <w:szCs w:val="28"/>
+        </w:rPr>
+      </w:pPr>
+      <w:r>
+        <w:rPr>
+          <w:rFonts w:ascii="Times New Roman" w:hAnsi="Times New Roman" w:eastAsia="Times New Roman" w:cs="Times New Roman"/>
+          <w:b w:val="0"/>
+          <w:bCs w:val="0"/>
+          <w:color w:val="000000"/>
+          <w:sz w:val="28"/>
+          <w:szCs w:val="28"/>
+        </w:rPr>
+        <w:t xml:space="preserve">5. Составление сметы проекта</w:t>
+      </w:r>
+      <w:r>
+        <w:rPr>
+          <w:b w:val="0"/>
+          <w:bCs w:val="0"/>
+          <w:sz w:val="28"/>
+          <w:szCs w:val="28"/>
+        </w:rPr>
+      </w:r>
+    </w:p>
+    <w:p>
+      <w:pPr>
+        <w:pBdr>
+          <w:top w:val="none" w:color="000000" w:sz="4" w:space="0"/>
+          <w:left w:val="none" w:color="000000" w:sz="4" w:space="0"/>
+          <w:bottom w:val="none" w:color="000000" w:sz="4" w:space="0"/>
+          <w:right w:val="none" w:color="000000" w:sz="4" w:space="0"/>
+        </w:pBdr>
+        <w:spacing w:after="0" w:line="360" w:lineRule="auto"/>
+        <w:ind w:right="0" w:firstLine="708" w:left="0"/>
+        <w:jc w:val="both"/>
+        <w:rPr>
+          <w:b w:val="0"/>
+          <w:bCs w:val="0"/>
+          <w:sz w:val="28"/>
+          <w:szCs w:val="28"/>
+        </w:rPr>
+      </w:pPr>
+      <w:r>
+        <w:rPr>
+          <w:rFonts w:ascii="Times New Roman" w:hAnsi="Times New Roman" w:eastAsia="Times New Roman" w:cs="Times New Roman"/>
+          <w:b w:val="0"/>
+          <w:bCs w:val="0"/>
+          <w:color w:val="000000"/>
+          <w:sz w:val="28"/>
+          <w:szCs w:val="28"/>
+        </w:rPr>
+        <w:t xml:space="preserve">Заключительным этапом лабораторной работы стало составление сметы проекта на основе ранее определённых трудовых и технических ограничений. По методике шаблона в смету были перенесены данные о ролях команды, количестве исполнителей, сроках участия, трудозат</w:t>
+      </w:r>
+      <w:r>
+        <w:rPr>
+          <w:rFonts w:ascii="Times New Roman" w:hAnsi="Times New Roman" w:eastAsia="Times New Roman" w:cs="Times New Roman"/>
+          <w:b w:val="0"/>
+          <w:bCs w:val="0"/>
+          <w:color w:val="000000"/>
+          <w:sz w:val="28"/>
+          <w:szCs w:val="28"/>
+        </w:rPr>
+        <w:t xml:space="preserve">ратах в человеко-часах и стоимости чел-часа. Далее были рассчитаны затраты на оплату труда, накладные расходы, стоимость материалов и комплектующих, а также итоговая стоимость проекта с учётом НДС. </w:t>
+      </w:r>
+      <w:r>
+        <w:rPr>
+          <w:b w:val="0"/>
+          <w:bCs w:val="0"/>
+          <w:sz w:val="28"/>
+          <w:szCs w:val="28"/>
+        </w:rPr>
+      </w:r>
+    </w:p>
+    <w:p>
+      <w:pPr>
+        <w:pBdr>
+          <w:top w:val="none" w:color="000000" w:sz="4" w:space="0"/>
+          <w:left w:val="none" w:color="000000" w:sz="4" w:space="0"/>
+          <w:bottom w:val="none" w:color="000000" w:sz="4" w:space="0"/>
+          <w:right w:val="none" w:color="000000" w:sz="4" w:space="0"/>
+        </w:pBdr>
+        <w:spacing w:after="0" w:line="360" w:lineRule="auto"/>
+        <w:ind w:right="0" w:firstLine="0" w:left="0"/>
+        <w:jc w:val="both"/>
+        <w:rPr>
+          <w:b w:val="0"/>
+          <w:bCs w:val="0"/>
+          <w:sz w:val="28"/>
+          <w:szCs w:val="28"/>
+        </w:rPr>
+      </w:pPr>
+      <w:r>
+        <w:rPr>
+          <w:rFonts w:ascii="Times New Roman" w:hAnsi="Times New Roman" w:eastAsia="Times New Roman" w:cs="Times New Roman"/>
+          <w:b w:val="0"/>
+          <w:bCs w:val="0"/>
+          <w:color w:val="000000"/>
+          <w:sz w:val="28"/>
+          <w:szCs w:val="28"/>
+        </w:rPr>
+        <w:t xml:space="preserve">В смете были отражены:</w:t>
+      </w:r>
+      <w:r>
+        <w:rPr>
+          <w:b w:val="0"/>
+          <w:bCs w:val="0"/>
+          <w:sz w:val="28"/>
+          <w:szCs w:val="28"/>
+        </w:rPr>
+      </w:r>
+    </w:p>
+    <w:p>
+      <w:pPr>
+        <w:pStyle w:val="890"/>
+        <w:numPr>
+          <w:ilvl w:val="0"/>
+          <w:numId w:val="2"/>
+        </w:numPr>
+        <w:pBdr>
+          <w:top w:val="none" w:color="000000" w:sz="4" w:space="0"/>
+          <w:left w:val="none" w:color="000000" w:sz="4" w:space="0"/>
+          <w:bottom w:val="none" w:color="000000" w:sz="4" w:space="0"/>
+          <w:right w:val="none" w:color="000000" w:sz="4" w:space="0"/>
+        </w:pBdr>
+        <w:spacing w:after="0" w:line="360" w:lineRule="auto"/>
+        <w:ind w:right="0"/>
+        <w:jc w:val="both"/>
+        <w:rPr>
+          <w:b w:val="0"/>
+          <w:bCs w:val="0"/>
+          <w:sz w:val="28"/>
+          <w:szCs w:val="28"/>
+        </w:rPr>
+      </w:pPr>
+      <w:r>
+        <w:rPr>
+          <w:rFonts w:ascii="Times New Roman" w:hAnsi="Times New Roman" w:eastAsia="Times New Roman" w:cs="Times New Roman"/>
+          <w:b w:val="0"/>
+          <w:bCs w:val="0"/>
+          <w:color w:val="000000"/>
+          <w:sz w:val="28"/>
+          <w:szCs w:val="28"/>
+        </w:rPr>
+        <w:t xml:space="preserve">затраты на оплату труда непосредственных исполнителей;</w:t>
+      </w:r>
+      <w:r>
+        <w:rPr>
+          <w:b w:val="0"/>
+          <w:bCs w:val="0"/>
+          <w:sz w:val="28"/>
+          <w:szCs w:val="28"/>
+        </w:rPr>
+      </w:r>
+    </w:p>
+    <w:p>
+      <w:pPr>
+        <w:pStyle w:val="890"/>
+        <w:numPr>
+          <w:ilvl w:val="0"/>
+          <w:numId w:val="2"/>
+        </w:numPr>
+        <w:pBdr>
+          <w:top w:val="none" w:color="000000" w:sz="4" w:space="0"/>
+          <w:left w:val="none" w:color="000000" w:sz="4" w:space="0"/>
+          <w:bottom w:val="none" w:color="000000" w:sz="4" w:space="0"/>
+          <w:right w:val="none" w:color="000000" w:sz="4" w:space="0"/>
+        </w:pBdr>
+        <w:spacing w:after="0" w:line="360" w:lineRule="auto"/>
+        <w:ind w:right="0"/>
+        <w:jc w:val="both"/>
+        <w:rPr>
+          <w:b w:val="0"/>
+          <w:bCs w:val="0"/>
+          <w:sz w:val="28"/>
+          <w:szCs w:val="28"/>
+        </w:rPr>
+      </w:pPr>
+      <w:r>
+        <w:rPr>
+          <w:rFonts w:ascii="Times New Roman" w:hAnsi="Times New Roman" w:eastAsia="Times New Roman" w:cs="Times New Roman"/>
+          <w:b w:val="0"/>
+          <w:bCs w:val="0"/>
+          <w:color w:val="000000"/>
+          <w:sz w:val="28"/>
+          <w:szCs w:val="28"/>
+        </w:rPr>
+        <w:t xml:space="preserve">накладные расходы;</w:t>
+      </w:r>
+      <w:r>
+        <w:rPr>
+          <w:b w:val="0"/>
+          <w:bCs w:val="0"/>
+          <w:sz w:val="28"/>
+          <w:szCs w:val="28"/>
+        </w:rPr>
+      </w:r>
+    </w:p>
+    <w:p>
+      <w:pPr>
+        <w:pStyle w:val="890"/>
+        <w:numPr>
+          <w:ilvl w:val="0"/>
+          <w:numId w:val="2"/>
+        </w:numPr>
+        <w:pBdr>
+          <w:top w:val="none" w:color="000000" w:sz="4" w:space="0"/>
+          <w:left w:val="none" w:color="000000" w:sz="4" w:space="0"/>
+          <w:bottom w:val="none" w:color="000000" w:sz="4" w:space="0"/>
+          <w:right w:val="none" w:color="000000" w:sz="4" w:space="0"/>
+        </w:pBdr>
+        <w:spacing w:after="0" w:line="360" w:lineRule="auto"/>
+        <w:ind w:right="0"/>
+        <w:jc w:val="both"/>
+        <w:rPr>
+          <w:b w:val="0"/>
+          <w:bCs w:val="0"/>
+          <w:sz w:val="28"/>
+          <w:szCs w:val="28"/>
+        </w:rPr>
+      </w:pPr>
+      <w:r>
+        <w:rPr>
+          <w:rFonts w:ascii="Times New Roman" w:hAnsi="Times New Roman" w:eastAsia="Times New Roman" w:cs="Times New Roman"/>
+          <w:b w:val="0"/>
+          <w:bCs w:val="0"/>
+          <w:color w:val="000000"/>
+          <w:sz w:val="28"/>
+          <w:szCs w:val="28"/>
+        </w:rPr>
+        <w:t xml:space="preserve">стоимость материалов и комплектующих изделий;</w:t>
+      </w:r>
+      <w:r>
+        <w:rPr>
+          <w:b w:val="0"/>
+          <w:bCs w:val="0"/>
+          <w:sz w:val="28"/>
+          <w:szCs w:val="28"/>
+        </w:rPr>
+      </w:r>
+    </w:p>
+    <w:p>
+      <w:pPr>
+        <w:pStyle w:val="890"/>
+        <w:numPr>
+          <w:ilvl w:val="0"/>
+          <w:numId w:val="2"/>
+        </w:numPr>
+        <w:pBdr>
+          <w:top w:val="none" w:color="000000" w:sz="4" w:space="0"/>
+          <w:left w:val="none" w:color="000000" w:sz="4" w:space="0"/>
+          <w:bottom w:val="none" w:color="000000" w:sz="4" w:space="0"/>
+          <w:right w:val="none" w:color="000000" w:sz="4" w:space="0"/>
+        </w:pBdr>
+        <w:spacing w:after="0" w:line="360" w:lineRule="auto"/>
+        <w:ind w:right="0"/>
+        <w:jc w:val="both"/>
+        <w:rPr>
+          <w:b w:val="0"/>
+          <w:bCs w:val="0"/>
+          <w:sz w:val="28"/>
+          <w:szCs w:val="28"/>
+        </w:rPr>
+      </w:pPr>
+      <w:r>
+        <w:rPr>
+          <w:rFonts w:ascii="Times New Roman" w:hAnsi="Times New Roman" w:eastAsia="Times New Roman" w:cs="Times New Roman"/>
+          <w:b w:val="0"/>
+          <w:bCs w:val="0"/>
+          <w:color w:val="000000"/>
+          <w:sz w:val="28"/>
+          <w:szCs w:val="28"/>
+        </w:rPr>
+        <w:t xml:space="preserve">полная себестоимость работ;</w:t>
+      </w:r>
+      <w:r>
+        <w:rPr>
+          <w:b w:val="0"/>
+          <w:bCs w:val="0"/>
+          <w:sz w:val="28"/>
+          <w:szCs w:val="28"/>
+        </w:rPr>
+      </w:r>
+    </w:p>
+    <w:p>
+      <w:pPr>
+        <w:pStyle w:val="890"/>
+        <w:numPr>
+          <w:ilvl w:val="0"/>
+          <w:numId w:val="2"/>
+        </w:numPr>
+        <w:pBdr>
+          <w:top w:val="none" w:color="000000" w:sz="4" w:space="0"/>
+          <w:left w:val="none" w:color="000000" w:sz="4" w:space="0"/>
+          <w:bottom w:val="none" w:color="000000" w:sz="4" w:space="0"/>
+          <w:right w:val="none" w:color="000000" w:sz="4" w:space="0"/>
+        </w:pBdr>
+        <w:spacing w:after="0" w:line="360" w:lineRule="auto"/>
+        <w:ind w:right="0"/>
+        <w:jc w:val="both"/>
+        <w:rPr>
+          <w:b w:val="0"/>
+          <w:bCs w:val="0"/>
+          <w:sz w:val="28"/>
+          <w:szCs w:val="28"/>
+        </w:rPr>
+      </w:pPr>
+      <w:r>
+        <w:rPr>
+          <w:rFonts w:ascii="Times New Roman" w:hAnsi="Times New Roman" w:eastAsia="Times New Roman" w:cs="Times New Roman"/>
+          <w:b w:val="0"/>
+          <w:bCs w:val="0"/>
+          <w:color w:val="000000"/>
+          <w:sz w:val="28"/>
+          <w:szCs w:val="28"/>
+        </w:rPr>
+        <w:t xml:space="preserve">рентабельность;</w:t>
+      </w:r>
+      <w:r>
+        <w:rPr>
+          <w:b w:val="0"/>
+          <w:bCs w:val="0"/>
+          <w:sz w:val="28"/>
+          <w:szCs w:val="28"/>
+        </w:rPr>
+      </w:r>
+    </w:p>
+    <w:p>
+      <w:pPr>
+        <w:pStyle w:val="890"/>
+        <w:numPr>
+          <w:ilvl w:val="0"/>
+          <w:numId w:val="2"/>
+        </w:numPr>
+        <w:pBdr>
+          <w:top w:val="none" w:color="000000" w:sz="4" w:space="0"/>
+          <w:left w:val="none" w:color="000000" w:sz="4" w:space="0"/>
+          <w:bottom w:val="none" w:color="000000" w:sz="4" w:space="0"/>
+          <w:right w:val="none" w:color="000000" w:sz="4" w:space="0"/>
+        </w:pBdr>
+        <w:spacing w:after="0" w:line="360" w:lineRule="auto"/>
+        <w:ind w:right="0"/>
+        <w:jc w:val="both"/>
+        <w:rPr>
+          <w:b w:val="0"/>
+          <w:bCs w:val="0"/>
+          <w:sz w:val="28"/>
+          <w:szCs w:val="28"/>
+        </w:rPr>
+      </w:pPr>
+      <w:r>
+        <w:rPr>
+          <w:rFonts w:ascii="Times New Roman" w:hAnsi="Times New Roman" w:eastAsia="Times New Roman" w:cs="Times New Roman"/>
+          <w:b w:val="0"/>
+          <w:bCs w:val="0"/>
+          <w:color w:val="000000"/>
+          <w:sz w:val="28"/>
+          <w:szCs w:val="28"/>
+        </w:rPr>
+        <w:t xml:space="preserve">итоговая стоимость проекта без НДС;</w:t>
+      </w:r>
+      <w:r>
+        <w:rPr>
+          <w:b w:val="0"/>
+          <w:bCs w:val="0"/>
+          <w:sz w:val="28"/>
+          <w:szCs w:val="28"/>
+        </w:rPr>
+      </w:r>
+    </w:p>
+    <w:p>
+      <w:pPr>
+        <w:pStyle w:val="890"/>
+        <w:numPr>
+          <w:ilvl w:val="0"/>
+          <w:numId w:val="2"/>
+        </w:numPr>
+        <w:pBdr>
+          <w:top w:val="none" w:color="000000" w:sz="4" w:space="0"/>
+          <w:left w:val="none" w:color="000000" w:sz="4" w:space="0"/>
+          <w:bottom w:val="none" w:color="000000" w:sz="4" w:space="0"/>
+          <w:right w:val="none" w:color="000000" w:sz="4" w:space="0"/>
+        </w:pBdr>
+        <w:spacing w:after="0" w:line="360" w:lineRule="auto"/>
+        <w:ind w:right="0"/>
+        <w:jc w:val="both"/>
+        <w:rPr>
+          <w:b w:val="0"/>
+          <w:bCs w:val="0"/>
+          <w:sz w:val="28"/>
+          <w:szCs w:val="28"/>
+        </w:rPr>
+      </w:pPr>
+      <w:r>
+        <w:rPr>
+          <w:rFonts w:ascii="Times New Roman" w:hAnsi="Times New Roman" w:eastAsia="Times New Roman" w:cs="Times New Roman"/>
+          <w:b w:val="0"/>
+          <w:bCs w:val="0"/>
+          <w:color w:val="000000"/>
+          <w:sz w:val="28"/>
+          <w:szCs w:val="28"/>
+        </w:rPr>
+        <w:t xml:space="preserve">НДС по ставке 22%;</w:t>
+      </w:r>
+      <w:r>
+        <w:rPr>
+          <w:b w:val="0"/>
+          <w:bCs w:val="0"/>
+          <w:sz w:val="28"/>
+          <w:szCs w:val="28"/>
+        </w:rPr>
+      </w:r>
+    </w:p>
+    <w:p>
+      <w:pPr>
+        <w:pStyle w:val="890"/>
+        <w:numPr>
+          <w:ilvl w:val="0"/>
+          <w:numId w:val="2"/>
+        </w:numPr>
+        <w:pBdr>
+          <w:top w:val="none" w:color="000000" w:sz="4" w:space="0"/>
+          <w:left w:val="none" w:color="000000" w:sz="4" w:space="0"/>
+          <w:bottom w:val="none" w:color="000000" w:sz="4" w:space="0"/>
+          <w:right w:val="none" w:color="000000" w:sz="4" w:space="0"/>
+        </w:pBdr>
+        <w:spacing w:after="0" w:line="360" w:lineRule="auto"/>
+        <w:ind w:right="0"/>
+        <w:jc w:val="both"/>
+        <w:rPr>
+          <w:b w:val="0"/>
+          <w:bCs w:val="0"/>
+          <w:sz w:val="28"/>
+          <w:szCs w:val="28"/>
+        </w:rPr>
+      </w:pPr>
+      <w:r>
+        <w:rPr>
+          <w:rFonts w:ascii="Times New Roman" w:hAnsi="Times New Roman" w:eastAsia="Times New Roman" w:cs="Times New Roman"/>
+          <w:b w:val="0"/>
+          <w:bCs w:val="0"/>
+          <w:color w:val="000000"/>
+          <w:sz w:val="28"/>
+          <w:szCs w:val="28"/>
+        </w:rPr>
+        <w:t xml:space="preserve">итоговая стоимость проекта с НДС.</w:t>
+      </w:r>
+      <w:r>
+        <w:rPr>
+          <w:b w:val="0"/>
+          <w:bCs w:val="0"/>
+          <w:sz w:val="28"/>
+          <w:szCs w:val="28"/>
+        </w:rPr>
+      </w:r>
+    </w:p>
+    <w:p>
+      <w:pPr>
+        <w:pBdr>
+          <w:top w:val="none" w:color="000000" w:sz="4" w:space="0"/>
+          <w:left w:val="none" w:color="000000" w:sz="4" w:space="0"/>
+          <w:bottom w:val="none" w:color="000000" w:sz="4" w:space="0"/>
+          <w:right w:val="none" w:color="000000" w:sz="4" w:space="0"/>
+        </w:pBdr>
+        <w:spacing w:after="0" w:line="360" w:lineRule="auto"/>
+        <w:ind w:right="0" w:firstLine="708" w:left="0"/>
+        <w:jc w:val="both"/>
+        <w:rPr>
+          <w:b w:val="0"/>
+          <w:bCs w:val="0"/>
+          <w:sz w:val="28"/>
+          <w:szCs w:val="28"/>
+        </w:rPr>
+      </w:pPr>
+      <w:r>
+        <w:rPr>
+          <w:rFonts w:ascii="Times New Roman" w:hAnsi="Times New Roman" w:eastAsia="Times New Roman" w:cs="Times New Roman"/>
+          <w:b w:val="0"/>
+          <w:bCs w:val="0"/>
+          <w:color w:val="000000"/>
+          <w:sz w:val="28"/>
+          <w:szCs w:val="28"/>
+        </w:rPr>
+        <w:t xml:space="preserve">Полученная итоговая сумма была перенесена в поле «Бюджет» паспорта проекта, как это предусмотрено требованиями лабораторной работы. </w:t>
+      </w:r>
+      <w:r>
+        <w:rPr>
+          <w:b w:val="0"/>
+          <w:bCs w:val="0"/>
+          <w:sz w:val="28"/>
+          <w:szCs w:val="28"/>
+        </w:rPr>
+      </w:r>
+    </w:p>
+    <w:p>
+      <w:pPr>
+        <w:pStyle w:val="828"/>
+        <w:pBdr>
+          <w:top w:val="none" w:color="000000" w:sz="4" w:space="0"/>
+          <w:left w:val="none" w:color="000000" w:sz="4" w:space="0"/>
+          <w:bottom w:val="none" w:color="000000" w:sz="4" w:space="0"/>
+          <w:right w:val="none" w:color="000000" w:sz="4" w:space="0"/>
+        </w:pBdr>
+        <w:spacing w:after="0" w:before="0" w:line="360" w:lineRule="auto"/>
+        <w:ind w:right="0" w:firstLine="0" w:left="0"/>
+        <w:jc w:val="both"/>
+        <w:rPr>
+          <w:b w:val="0"/>
+          <w:bCs w:val="0"/>
+          <w:sz w:val="28"/>
+          <w:szCs w:val="28"/>
+        </w:rPr>
+      </w:pPr>
+      <w:r>
+        <w:rPr>
+          <w:rFonts w:ascii="Times New Roman" w:hAnsi="Times New Roman" w:eastAsia="Times New Roman" w:cs="Times New Roman"/>
+          <w:b w:val="0"/>
+          <w:bCs w:val="0"/>
+          <w:color w:val="000000"/>
+          <w:sz w:val="28"/>
+          <w:szCs w:val="28"/>
+        </w:rPr>
+        <w:t xml:space="preserve">Вывод</w:t>
+      </w:r>
+      <w:r>
+        <w:rPr>
+          <w:b w:val="0"/>
+          <w:bCs w:val="0"/>
+          <w:sz w:val="28"/>
+          <w:szCs w:val="28"/>
+        </w:rPr>
+      </w:r>
+    </w:p>
+    <w:p>
+      <w:pPr>
+        <w:pBdr>
+          <w:top w:val="none" w:color="000000" w:sz="4" w:space="0"/>
+          <w:left w:val="none" w:color="000000" w:sz="4" w:space="0"/>
+          <w:bottom w:val="none" w:color="000000" w:sz="4" w:space="0"/>
+          <w:right w:val="none" w:color="000000" w:sz="4" w:space="0"/>
+        </w:pBdr>
+        <w:spacing w:after="0" w:line="360" w:lineRule="auto"/>
+        <w:ind w:right="0" w:firstLine="708" w:left="0"/>
+        <w:jc w:val="both"/>
+        <w:rPr>
+          <w:b w:val="0"/>
+          <w:bCs w:val="0"/>
+          <w:sz w:val="28"/>
+          <w:szCs w:val="28"/>
+        </w:rPr>
+      </w:pPr>
+      <w:r>
+        <w:rPr>
+          <w:rFonts w:ascii="Times New Roman" w:hAnsi="Times New Roman" w:eastAsia="Times New Roman" w:cs="Times New Roman"/>
+          <w:b w:val="0"/>
+          <w:bCs w:val="0"/>
+          <w:color w:val="000000"/>
+          <w:sz w:val="28"/>
+          <w:szCs w:val="28"/>
+        </w:rPr>
+        <w:t xml:space="preserve">В ходе выполнения лабораторной работы был разработан первичный комплект проектной документации для ИИ-проекта «онлайн-сервис ИИ-редактирования изображений с функцией переноса пользовательского стиля». Были сформированы паспорт проекта, календарный план реа</w:t>
+      </w:r>
+      <w:r>
+        <w:rPr>
+          <w:rFonts w:ascii="Times New Roman" w:hAnsi="Times New Roman" w:eastAsia="Times New Roman" w:cs="Times New Roman"/>
+          <w:b w:val="0"/>
+          <w:bCs w:val="0"/>
+          <w:color w:val="000000"/>
+          <w:sz w:val="28"/>
+          <w:szCs w:val="28"/>
+        </w:rPr>
+        <w:t xml:space="preserve">лизации, состав команды, перечень технических ресурсов и финансовая смета.</w:t>
+      </w:r>
+      <w:r>
+        <w:rPr>
+          <w:b w:val="0"/>
+          <w:bCs w:val="0"/>
+          <w:sz w:val="28"/>
+          <w:szCs w:val="28"/>
+        </w:rPr>
+      </w:r>
+    </w:p>
+    <w:p>
+      <w:pPr>
+        <w:pBdr>
+          <w:top w:val="none" w:color="000000" w:sz="4" w:space="0"/>
+          <w:left w:val="none" w:color="000000" w:sz="4" w:space="0"/>
+          <w:bottom w:val="none" w:color="000000" w:sz="4" w:space="0"/>
+          <w:right w:val="none" w:color="000000" w:sz="4" w:space="0"/>
+        </w:pBdr>
+        <w:spacing w:after="0" w:line="360" w:lineRule="auto"/>
+        <w:ind w:right="0" w:firstLine="708" w:left="0"/>
+        <w:jc w:val="both"/>
+        <w:rPr>
+          <w:b w:val="0"/>
+          <w:bCs w:val="0"/>
+          <w:sz w:val="28"/>
+          <w:szCs w:val="28"/>
+        </w:rPr>
+      </w:pPr>
+      <w:r>
+        <w:rPr>
+          <w:rFonts w:ascii="Times New Roman" w:hAnsi="Times New Roman" w:eastAsia="Times New Roman" w:cs="Times New Roman"/>
+          <w:b w:val="0"/>
+          <w:bCs w:val="0"/>
+          <w:color w:val="000000"/>
+          <w:sz w:val="28"/>
+          <w:szCs w:val="28"/>
+        </w:rPr>
+        <w:t xml:space="preserve">В результате работы были получены практические навыки стратегического планирования проекта в области искусственного интеллекта, а также сформировано целостное представление о взаимосвязи целей проекта, сроков, ресурсов, рисков и бюджета.</w:t>
+      </w:r>
+      <w:r>
+        <w:rPr>
+          <w:b w:val="0"/>
+          <w:bCs w:val="0"/>
+          <w:sz w:val="28"/>
+          <w:szCs w:val="28"/>
+        </w:rPr>
+      </w:r>
+    </w:p>
+    <w:p>
+      <w:pPr>
         <w:pBdr/>
         <w:spacing w:after="0" w:line="360" w:lineRule="auto"/>
         <w:ind/>
         <w:jc w:val="both"/>
         <w:rPr>
           <w:rFonts w:ascii="Times New Roman" w:hAnsi="Times New Roman" w:cs="Times New Roman"/>
+          <w:b w:val="0"/>
+          <w:bCs w:val="0"/>
           <w:sz w:val="28"/>
           <w:szCs w:val="28"/>
         </w:rPr>
@@ -873,6 +3622,8 @@
       <w:r>
         <w:rPr>
           <w:rFonts w:ascii="Times New Roman" w:hAnsi="Times New Roman" w:eastAsia="Times New Roman" w:cs="Times New Roman"/>
+          <w:b w:val="0"/>
+          <w:bCs w:val="0"/>
           <w:sz w:val="28"/>
           <w:szCs w:val="28"/>
         </w:rPr>
@@ -880,6 +3631,17 @@
       <w:r>
         <w:rPr>
           <w:rFonts w:ascii="Times New Roman" w:hAnsi="Times New Roman" w:cs="Times New Roman"/>
+          <w:b w:val="0"/>
+          <w:bCs w:val="0"/>
+          <w:sz w:val="28"/>
+          <w:szCs w:val="28"/>
+        </w:rPr>
+      </w:r>
+      <w:r>
+        <w:rPr>
+          <w:rFonts w:ascii="Times New Roman" w:hAnsi="Times New Roman" w:cs="Times New Roman"/>
+          <w:b w:val="0"/>
+          <w:bCs w:val="0"/>
           <w:sz w:val="28"/>
           <w:szCs w:val="28"/>
         </w:rPr>
@@ -907,7 +3669,6 @@
         <w:ind/>
         <w:rPr/>
       </w:pPr>
-      <w:r/>
       <w:r>
         <w:separator/>
       </w:r>
@@ -922,7 +3683,6 @@
         <w:ind/>
         <w:rPr/>
       </w:pPr>
-      <w:r/>
       <w:r>
         <w:continuationSeparator/>
       </w:r>
@@ -942,7 +3702,6 @@
         <w:ind/>
         <w:rPr/>
       </w:pPr>
-      <w:r/>
       <w:r>
         <w:separator/>
       </w:r>
@@ -957,7 +3716,6 @@
         <w:ind/>
         <w:rPr/>
       </w:pPr>
-      <w:r/>
       <w:r>
         <w:continuationSeparator/>
       </w:r>
@@ -965,6 +3723,295 @@
     </w:p>
   </w:footnote>
 </w:footnotes>
+</file>
+
+<file path=word/numbering.xml><?xml version="1.0" encoding="utf-8"?>
+<w:numbering xmlns:wpc="http://schemas.microsoft.com/office/word/2010/wordprocessingCanvas" xmlns:mc="http://schemas.openxmlformats.org/markup-compatibility/2006" xmlns:o="urn:schemas-microsoft-com:office:office" xmlns:r="http://schemas.openxmlformats.org/officeDocument/2006/relationships" xmlns:m="http://schemas.openxmlformats.org/officeDocument/2006/math" xmlns:v="urn:schemas-microsoft-com:vml" xmlns:wp14="http://schemas.microsoft.com/office/word/2010/wordprocessingDrawing" xmlns:wp="http://schemas.openxmlformats.org/drawingml/2006/wordprocessingDrawing" xmlns:w10="urn:schemas-microsoft-com:office:word" xmlns:w="http://schemas.openxmlformats.org/wordprocessingml/2006/main" xmlns:w14="http://schemas.microsoft.com/office/word/2010/wordml" xmlns:w15="http://schemas.microsoft.com/office/word/2012/wordml" xmlns:wpg="http://schemas.microsoft.com/office/word/2010/wordprocessingGroup" xmlns:wpi="http://schemas.microsoft.com/office/word/2010/wordprocessingInk" xmlns:wne="http://schemas.microsoft.com/office/word/2006/wordml" xmlns:wps="http://schemas.microsoft.com/office/word/2010/wordprocessingShape" mc:Ignorable="w14 w15 wp14">
+  <w:abstractNum w:abstractNumId="0">
+    <w:nsid w:val="14780AE4"/>
+    <w:lvl w:ilvl="0">
+      <w:isLgl w:val="false"/>
+      <w:lvlJc w:val="left"/>
+      <w:lvlText w:val="–"/>
+      <w:numFmt w:val="bullet"/>
+      <w:pPr>
+        <w:pBdr/>
+        <w:spacing/>
+        <w:ind w:hanging="360" w:left="709"/>
+      </w:pPr>
+      <w:rPr>
+        <w:rFonts w:ascii="Arial" w:hAnsi="Arial" w:eastAsia="Arial" w:cs="Arial"/>
+      </w:rPr>
+      <w:start w:val="1"/>
+      <w:suff w:val="tab"/>
+    </w:lvl>
+    <w:lvl w:ilvl="1">
+      <w:isLgl w:val="false"/>
+      <w:lvlJc w:val="right"/>
+      <w:lvlText w:val="%2."/>
+      <w:numFmt w:val="decimal"/>
+      <w:pPr>
+        <w:pBdr/>
+        <w:spacing/>
+        <w:ind w:hanging="360" w:left="1429"/>
+      </w:pPr>
+      <w:rPr/>
+      <w:start w:val="1"/>
+      <w:suff w:val="tab"/>
+    </w:lvl>
+    <w:lvl w:ilvl="2">
+      <w:isLgl w:val="false"/>
+      <w:lvlJc w:val="right"/>
+      <w:lvlText w:val="%3."/>
+      <w:numFmt w:val="decimal"/>
+      <w:pPr>
+        <w:pBdr/>
+        <w:spacing/>
+        <w:ind w:hanging="360" w:left="2149"/>
+      </w:pPr>
+      <w:rPr/>
+      <w:start w:val="1"/>
+      <w:suff w:val="tab"/>
+    </w:lvl>
+    <w:lvl w:ilvl="3">
+      <w:isLgl w:val="false"/>
+      <w:lvlJc w:val="right"/>
+      <w:lvlText w:val="%4."/>
+      <w:numFmt w:val="decimal"/>
+      <w:pPr>
+        <w:pBdr/>
+        <w:spacing/>
+        <w:ind w:hanging="360" w:left="2869"/>
+      </w:pPr>
+      <w:rPr/>
+      <w:start w:val="1"/>
+      <w:suff w:val="tab"/>
+    </w:lvl>
+    <w:lvl w:ilvl="4">
+      <w:isLgl w:val="false"/>
+      <w:lvlJc w:val="right"/>
+      <w:lvlText w:val="%5."/>
+      <w:numFmt w:val="decimal"/>
+      <w:pPr>
+        <w:pBdr/>
+        <w:spacing/>
+        <w:ind w:hanging="360" w:left="3589"/>
+      </w:pPr>
+      <w:rPr/>
+      <w:start w:val="1"/>
+      <w:suff w:val="tab"/>
+    </w:lvl>
+    <w:lvl w:ilvl="5">
+      <w:isLgl w:val="false"/>
+      <w:lvlJc w:val="right"/>
+      <w:lvlText w:val="%6."/>
+      <w:numFmt w:val="decimal"/>
+      <w:pPr>
+        <w:pBdr/>
+        <w:spacing/>
+        <w:ind w:hanging="360" w:left="4309"/>
+      </w:pPr>
+      <w:rPr/>
+      <w:start w:val="1"/>
+      <w:suff w:val="tab"/>
+    </w:lvl>
+    <w:lvl w:ilvl="6">
+      <w:isLgl w:val="false"/>
+      <w:lvlJc w:val="right"/>
+      <w:lvlText w:val="%7."/>
+      <w:numFmt w:val="decimal"/>
+      <w:pPr>
+        <w:pBdr/>
+        <w:spacing/>
+        <w:ind w:hanging="360" w:left="5029"/>
+      </w:pPr>
+      <w:rPr/>
+      <w:start w:val="1"/>
+      <w:suff w:val="tab"/>
+    </w:lvl>
+    <w:lvl w:ilvl="7">
+      <w:isLgl w:val="false"/>
+      <w:lvlJc w:val="right"/>
+      <w:lvlText w:val="%8."/>
+      <w:numFmt w:val="decimal"/>
+      <w:pPr>
+        <w:pBdr/>
+        <w:spacing/>
+        <w:ind w:hanging="360" w:left="5749"/>
+      </w:pPr>
+      <w:rPr/>
+      <w:start w:val="1"/>
+      <w:suff w:val="tab"/>
+    </w:lvl>
+    <w:lvl w:ilvl="8">
+      <w:isLgl w:val="false"/>
+      <w:lvlJc w:val="right"/>
+      <w:lvlText w:val="%9."/>
+      <w:numFmt w:val="decimal"/>
+      <w:pPr>
+        <w:pBdr/>
+        <w:spacing/>
+        <w:ind w:hanging="360" w:left="6469"/>
+      </w:pPr>
+      <w:rPr/>
+      <w:start w:val="1"/>
+      <w:suff w:val="tab"/>
+    </w:lvl>
+  </w:abstractNum>
+  <w:abstractNum w:abstractNumId="1">
+    <w:nsid w:val="4DF2A72B"/>
+    <w:lvl w:ilvl="0">
+      <w:isLgl w:val="false"/>
+      <w:lvlJc w:val="left"/>
+      <w:lvlText w:val="–"/>
+      <w:numFmt w:val="bullet"/>
+      <w:pPr>
+        <w:pBdr/>
+        <w:spacing/>
+        <w:ind w:hanging="360" w:left="709"/>
+      </w:pPr>
+      <w:rPr>
+        <w:rFonts w:ascii="Arial" w:hAnsi="Arial" w:eastAsia="Arial" w:cs="Arial"/>
+      </w:rPr>
+      <w:start w:val="1"/>
+      <w:suff w:val="tab"/>
+    </w:lvl>
+    <w:lvl w:ilvl="1">
+      <w:isLgl w:val="false"/>
+      <w:lvlJc w:val="left"/>
+      <w:lvlText w:val="o"/>
+      <w:numFmt w:val="bullet"/>
+      <w:pPr>
+        <w:pBdr/>
+        <w:spacing/>
+        <w:ind w:hanging="360" w:left="1429"/>
+      </w:pPr>
+      <w:rPr>
+        <w:rFonts w:hint="default" w:ascii="Courier New" w:hAnsi="Courier New" w:eastAsia="Courier New" w:cs="Courier New"/>
+      </w:rPr>
+      <w:start w:val="1"/>
+      <w:suff w:val="tab"/>
+    </w:lvl>
+    <w:lvl w:ilvl="2">
+      <w:isLgl w:val="false"/>
+      <w:lvlJc w:val="left"/>
+      <w:lvlText w:val="§"/>
+      <w:numFmt w:val="bullet"/>
+      <w:pPr>
+        <w:pBdr/>
+        <w:spacing/>
+        <w:ind w:hanging="360" w:left="2149"/>
+      </w:pPr>
+      <w:rPr>
+        <w:rFonts w:hint="default" w:ascii="Wingdings" w:hAnsi="Wingdings" w:eastAsia="Wingdings" w:cs="Wingdings"/>
+      </w:rPr>
+      <w:start w:val="1"/>
+      <w:suff w:val="tab"/>
+    </w:lvl>
+    <w:lvl w:ilvl="3">
+      <w:isLgl w:val="false"/>
+      <w:lvlJc w:val="left"/>
+      <w:lvlText w:val="·"/>
+      <w:numFmt w:val="bullet"/>
+      <w:pPr>
+        <w:pBdr/>
+        <w:spacing/>
+        <w:ind w:hanging="360" w:left="2869"/>
+      </w:pPr>
+      <w:rPr>
+        <w:rFonts w:hint="default" w:ascii="Symbol" w:hAnsi="Symbol" w:eastAsia="Symbol" w:cs="Symbol"/>
+      </w:rPr>
+      <w:start w:val="1"/>
+      <w:suff w:val="tab"/>
+    </w:lvl>
+    <w:lvl w:ilvl="4">
+      <w:isLgl w:val="false"/>
+      <w:lvlJc w:val="left"/>
+      <w:lvlText w:val="o"/>
+      <w:numFmt w:val="bullet"/>
+      <w:pPr>
+        <w:pBdr/>
+        <w:spacing/>
+        <w:ind w:hanging="360" w:left="3589"/>
+      </w:pPr>
+      <w:rPr>
+        <w:rFonts w:hint="default" w:ascii="Courier New" w:hAnsi="Courier New" w:eastAsia="Courier New" w:cs="Courier New"/>
+      </w:rPr>
+      <w:start w:val="1"/>
+      <w:suff w:val="tab"/>
+    </w:lvl>
+    <w:lvl w:ilvl="5">
+      <w:isLgl w:val="false"/>
+      <w:lvlJc w:val="left"/>
+      <w:lvlText w:val="§"/>
+      <w:numFmt w:val="bullet"/>
+      <w:pPr>
+        <w:pBdr/>
+        <w:spacing/>
+        <w:ind w:hanging="360" w:left="4309"/>
+      </w:pPr>
+      <w:rPr>
+        <w:rFonts w:hint="default" w:ascii="Wingdings" w:hAnsi="Wingdings" w:eastAsia="Wingdings" w:cs="Wingdings"/>
+      </w:rPr>
+      <w:start w:val="1"/>
+      <w:suff w:val="tab"/>
+    </w:lvl>
+    <w:lvl w:ilvl="6">
+      <w:isLgl w:val="false"/>
+      <w:lvlJc w:val="left"/>
+      <w:lvlText w:val="·"/>
+      <w:numFmt w:val="bullet"/>
+      <w:pPr>
+        <w:pBdr/>
+        <w:spacing/>
+        <w:ind w:hanging="360" w:left="5029"/>
+      </w:pPr>
+      <w:rPr>
+        <w:rFonts w:hint="default" w:ascii="Symbol" w:hAnsi="Symbol" w:eastAsia="Symbol" w:cs="Symbol"/>
+      </w:rPr>
+      <w:start w:val="1"/>
+      <w:suff w:val="tab"/>
+    </w:lvl>
+    <w:lvl w:ilvl="7">
+      <w:isLgl w:val="false"/>
+      <w:lvlJc w:val="left"/>
+      <w:lvlText w:val="o"/>
+      <w:numFmt w:val="bullet"/>
+      <w:pPr>
+        <w:pBdr/>
+        <w:spacing/>
+        <w:ind w:hanging="360" w:left="5749"/>
+      </w:pPr>
+      <w:rPr>
+        <w:rFonts w:hint="default" w:ascii="Courier New" w:hAnsi="Courier New" w:eastAsia="Courier New" w:cs="Courier New"/>
+      </w:rPr>
+      <w:start w:val="1"/>
+      <w:suff w:val="tab"/>
+    </w:lvl>
+    <w:lvl w:ilvl="8">
+      <w:isLgl w:val="false"/>
+      <w:lvlJc w:val="left"/>
+      <w:lvlText w:val="§"/>
+      <w:numFmt w:val="bullet"/>
+      <w:pPr>
+        <w:pBdr/>
+        <w:spacing/>
+        <w:ind w:hanging="360" w:left="6469"/>
+      </w:pPr>
+      <w:rPr>
+        <w:rFonts w:hint="default" w:ascii="Wingdings" w:hAnsi="Wingdings" w:eastAsia="Wingdings" w:cs="Wingdings"/>
+      </w:rPr>
+      <w:start w:val="1"/>
+      <w:suff w:val="tab"/>
+    </w:lvl>
+  </w:abstractNum>
+  <w:num w:numId="1">
+    <w:abstractNumId w:val="0"/>
+  </w:num>
+  <w:num w:numId="2">
+    <w:abstractNumId w:val="1"/>
+  </w:num>
+</w:numbering>
 </file>
 
 <file path=word/styles.xml><?xml version="1.0" encoding="utf-8"?>
@@ -1125,9 +4172,9 @@
     <w:lsdException w:name="Bibliography" w:uiPriority="37"/>
     <w:lsdException w:name="TOC Heading" w:uiPriority="39" w:qFormat="1"/>
   </w:latentStyles>
-  <w:style w:type="table" w:styleId="12">
+  <w:style w:type="table" w:styleId="701">
     <w:name w:val="Table Grid"/>
-    <w:basedOn w:val="665"/>
+    <w:basedOn w:val="887"/>
     <w:uiPriority w:val="59"/>
     <w:pPr>
       <w:pBdr/>
@@ -1324,9 +4371,9 @@
       </w:tcPr>
     </w:tblStylePr>
   </w:style>
-  <w:style w:type="table" w:styleId="13">
+  <w:style w:type="table" w:styleId="702">
     <w:name w:val="Table Grid Light"/>
-    <w:basedOn w:val="665"/>
+    <w:basedOn w:val="887"/>
     <w:uiPriority w:val="59"/>
     <w:pPr>
       <w:pBdr/>
@@ -1523,9 +4570,9 @@
       </w:tcPr>
     </w:tblStylePr>
   </w:style>
-  <w:style w:type="table" w:styleId="14">
+  <w:style w:type="table" w:styleId="703">
     <w:name w:val="Plain Table 1"/>
-    <w:basedOn w:val="665"/>
+    <w:basedOn w:val="887"/>
     <w:uiPriority w:val="59"/>
     <w:pPr>
       <w:pBdr/>
@@ -1748,9 +4795,9 @@
       </w:tcPr>
     </w:tblStylePr>
   </w:style>
-  <w:style w:type="table" w:styleId="15">
+  <w:style w:type="table" w:styleId="704">
     <w:name w:val="Plain Table 2"/>
-    <w:basedOn w:val="665"/>
+    <w:basedOn w:val="887"/>
     <w:uiPriority w:val="59"/>
     <w:pPr>
       <w:pBdr/>
@@ -1981,9 +5028,9 @@
       </w:tcPr>
     </w:tblStylePr>
   </w:style>
-  <w:style w:type="table" w:styleId="16">
+  <w:style w:type="table" w:styleId="705">
     <w:name w:val="Plain Table 3"/>
-    <w:basedOn w:val="665"/>
+    <w:basedOn w:val="887"/>
     <w:uiPriority w:val="99"/>
     <w:pPr>
       <w:pBdr/>
@@ -2211,9 +5258,9 @@
       </w:tcPr>
     </w:tblStylePr>
   </w:style>
-  <w:style w:type="table" w:styleId="17">
+  <w:style w:type="table" w:styleId="706">
     <w:name w:val="Plain Table 4"/>
-    <w:basedOn w:val="665"/>
+    <w:basedOn w:val="887"/>
     <w:uiPriority w:val="99"/>
     <w:pPr>
       <w:pBdr/>
@@ -2427,9 +5474,9 @@
       </w:tcPr>
     </w:tblStylePr>
   </w:style>
-  <w:style w:type="table" w:styleId="18">
+  <w:style w:type="table" w:styleId="707">
     <w:name w:val="Plain Table 5"/>
-    <w:basedOn w:val="665"/>
+    <w:basedOn w:val="887"/>
     <w:uiPriority w:val="99"/>
     <w:pPr>
       <w:pBdr/>
@@ -2660,9 +5707,9 @@
       </w:tcPr>
     </w:tblStylePr>
   </w:style>
-  <w:style w:type="table" w:styleId="19">
+  <w:style w:type="table" w:styleId="708">
     <w:name w:val="Grid Table 1 Light"/>
-    <w:basedOn w:val="665"/>
+    <w:basedOn w:val="887"/>
     <w:uiPriority w:val="99"/>
     <w:pPr>
       <w:pBdr/>
@@ -2883,9 +5930,9 @@
       </w:tcPr>
     </w:tblStylePr>
   </w:style>
-  <w:style w:type="table" w:styleId="20">
+  <w:style w:type="table" w:styleId="709">
     <w:name w:val="Grid Table 1 Light - Accent 1"/>
-    <w:basedOn w:val="665"/>
+    <w:basedOn w:val="887"/>
     <w:uiPriority w:val="99"/>
     <w:pPr>
       <w:pBdr/>
@@ -3106,9 +6153,9 @@
       </w:tcPr>
     </w:tblStylePr>
   </w:style>
-  <w:style w:type="table" w:styleId="21">
+  <w:style w:type="table" w:styleId="710">
     <w:name w:val="Grid Table 1 Light - Accent 2"/>
-    <w:basedOn w:val="665"/>
+    <w:basedOn w:val="887"/>
     <w:uiPriority w:val="99"/>
     <w:pPr>
       <w:pBdr/>
@@ -3329,9 +6376,9 @@
       </w:tcPr>
     </w:tblStylePr>
   </w:style>
-  <w:style w:type="table" w:styleId="22">
+  <w:style w:type="table" w:styleId="711">
     <w:name w:val="Grid Table 1 Light - Accent 3"/>
-    <w:basedOn w:val="665"/>
+    <w:basedOn w:val="887"/>
     <w:uiPriority w:val="99"/>
     <w:pPr>
       <w:pBdr/>
@@ -3552,9 +6599,9 @@
       </w:tcPr>
     </w:tblStylePr>
   </w:style>
-  <w:style w:type="table" w:styleId="23">
+  <w:style w:type="table" w:styleId="712">
     <w:name w:val="Grid Table 1 Light - Accent 4"/>
-    <w:basedOn w:val="665"/>
+    <w:basedOn w:val="887"/>
     <w:uiPriority w:val="99"/>
     <w:pPr>
       <w:pBdr/>
@@ -3775,9 +6822,9 @@
       </w:tcPr>
     </w:tblStylePr>
   </w:style>
-  <w:style w:type="table" w:styleId="24">
+  <w:style w:type="table" w:styleId="713">
     <w:name w:val="Grid Table 1 Light - Accent 5"/>
-    <w:basedOn w:val="665"/>
+    <w:basedOn w:val="887"/>
     <w:uiPriority w:val="99"/>
     <w:pPr>
       <w:pBdr/>
@@ -3998,9 +7045,9 @@
       </w:tcPr>
     </w:tblStylePr>
   </w:style>
-  <w:style w:type="table" w:styleId="25">
+  <w:style w:type="table" w:styleId="714">
     <w:name w:val="Grid Table 1 Light - Accent 6"/>
-    <w:basedOn w:val="665"/>
+    <w:basedOn w:val="887"/>
     <w:uiPriority w:val="99"/>
     <w:pPr>
       <w:pBdr/>
@@ -4221,9 +7268,9 @@
       </w:tcPr>
     </w:tblStylePr>
   </w:style>
-  <w:style w:type="table" w:styleId="26">
+  <w:style w:type="table" w:styleId="715">
     <w:name w:val="Grid Table 2"/>
-    <w:basedOn w:val="665"/>
+    <w:basedOn w:val="887"/>
     <w:uiPriority w:val="99"/>
     <w:pPr>
       <w:pBdr/>
@@ -4453,9 +7500,9 @@
       </w:tcPr>
     </w:tblStylePr>
   </w:style>
-  <w:style w:type="table" w:styleId="27">
+  <w:style w:type="table" w:styleId="716">
     <w:name w:val="Grid Table 2 - Accent 1"/>
-    <w:basedOn w:val="665"/>
+    <w:basedOn w:val="887"/>
     <w:uiPriority w:val="99"/>
     <w:pPr>
       <w:pBdr/>
@@ -4685,9 +7732,9 @@
       </w:tcPr>
     </w:tblStylePr>
   </w:style>
-  <w:style w:type="table" w:styleId="28">
+  <w:style w:type="table" w:styleId="717">
     <w:name w:val="Grid Table 2 - Accent 2"/>
-    <w:basedOn w:val="665"/>
+    <w:basedOn w:val="887"/>
     <w:uiPriority w:val="99"/>
     <w:pPr>
       <w:pBdr/>
@@ -4917,9 +7964,9 @@
       </w:tcPr>
     </w:tblStylePr>
   </w:style>
-  <w:style w:type="table" w:styleId="29">
+  <w:style w:type="table" w:styleId="718">
     <w:name w:val="Grid Table 2 - Accent 3"/>
-    <w:basedOn w:val="665"/>
+    <w:basedOn w:val="887"/>
     <w:uiPriority w:val="99"/>
     <w:pPr>
       <w:pBdr/>
@@ -5149,9 +8196,9 @@
       </w:tcPr>
     </w:tblStylePr>
   </w:style>
-  <w:style w:type="table" w:styleId="30">
+  <w:style w:type="table" w:styleId="719">
     <w:name w:val="Grid Table 2 - Accent 4"/>
-    <w:basedOn w:val="665"/>
+    <w:basedOn w:val="887"/>
     <w:uiPriority w:val="99"/>
     <w:pPr>
       <w:pBdr/>
@@ -5381,9 +8428,9 @@
       </w:tcPr>
     </w:tblStylePr>
   </w:style>
-  <w:style w:type="table" w:styleId="31">
+  <w:style w:type="table" w:styleId="720">
     <w:name w:val="Grid Table 2 - Accent 5"/>
-    <w:basedOn w:val="665"/>
+    <w:basedOn w:val="887"/>
     <w:uiPriority w:val="99"/>
     <w:pPr>
       <w:pBdr/>
@@ -5613,9 +8660,9 @@
       </w:tcPr>
     </w:tblStylePr>
   </w:style>
-  <w:style w:type="table" w:styleId="32">
+  <w:style w:type="table" w:styleId="721">
     <w:name w:val="Grid Table 2 - Accent 6"/>
-    <w:basedOn w:val="665"/>
+    <w:basedOn w:val="887"/>
     <w:uiPriority w:val="99"/>
     <w:pPr>
       <w:pBdr/>
@@ -5845,9 +8892,9 @@
       </w:tcPr>
     </w:tblStylePr>
   </w:style>
-  <w:style w:type="table" w:styleId="33">
+  <w:style w:type="table" w:styleId="722">
     <w:name w:val="Grid Table 3"/>
-    <w:basedOn w:val="665"/>
+    <w:basedOn w:val="887"/>
     <w:uiPriority w:val="99"/>
     <w:pPr>
       <w:pBdr/>
@@ -5946,29 +8993,6 @@
         <w:tblBorders/>
       </w:tblPr>
       <w:tcPr>
-        <w:shd w:color="ffffff"/>
-        <w:tcBorders>
-          <w:top w:val="none" w:color="000000" w:sz="4" w:space="0"/>
-          <w:left w:val="none" w:color="000000" w:sz="4" w:space="0"/>
-          <w:bottom w:val="none" w:color="000000" w:sz="4" w:space="0"/>
-          <w:right w:val="none" w:color="000000" w:sz="4" w:space="0"/>
-        </w:tcBorders>
-      </w:tcPr>
-    </w:tblStylePr>
-    <w:tblStylePr w:type="firstRow">
-      <w:rPr>
-        <w:b/>
-        <w:color w:val="404040"/>
-      </w:rPr>
-      <w:pPr>
-        <w:pBdr/>
-        <w:spacing/>
-        <w:ind/>
-      </w:pPr>
-      <w:tblPr>
-        <w:tblBorders/>
-      </w:tblPr>
-      <w:tcPr>
         <w:shd w:val="clear" w:color="ffffff"/>
         <w:tcBorders>
           <w:top w:val="none" w:color="000000" w:sz="4" w:space="0"/>
@@ -5978,30 +9002,7 @@
         </w:tcBorders>
       </w:tcPr>
     </w:tblStylePr>
-    <w:tblStylePr w:type="lastCol">
-      <w:rPr>
-        <w:i/>
-        <w:color w:val="404040"/>
-      </w:rPr>
-      <w:pPr>
-        <w:pBdr/>
-        <w:spacing/>
-        <w:ind/>
-      </w:pPr>
-      <w:tblPr>
-        <w:tblBorders/>
-      </w:tblPr>
-      <w:tcPr>
-        <w:shd w:color="ffffff"/>
-        <w:tcBorders>
-          <w:top w:val="none" w:color="000000" w:sz="4" w:space="0"/>
-          <w:left w:val="none" w:color="000000" w:sz="4" w:space="0"/>
-          <w:bottom w:val="none" w:color="000000" w:sz="4" w:space="0"/>
-          <w:right w:val="none" w:color="000000" w:sz="4" w:space="0"/>
-        </w:tcBorders>
-      </w:tcPr>
-    </w:tblStylePr>
-    <w:tblStylePr w:type="lastRow">
+    <w:tblStylePr w:type="firstRow">
       <w:rPr>
         <w:b/>
         <w:color w:val="404040"/>
@@ -6024,6 +9025,52 @@
         </w:tcBorders>
       </w:tcPr>
     </w:tblStylePr>
+    <w:tblStylePr w:type="lastCol">
+      <w:rPr>
+        <w:i/>
+        <w:color w:val="404040"/>
+      </w:rPr>
+      <w:pPr>
+        <w:pBdr/>
+        <w:spacing/>
+        <w:ind/>
+      </w:pPr>
+      <w:tblPr>
+        <w:tblBorders/>
+      </w:tblPr>
+      <w:tcPr>
+        <w:shd w:val="clear" w:color="ffffff"/>
+        <w:tcBorders>
+          <w:top w:val="none" w:color="000000" w:sz="4" w:space="0"/>
+          <w:left w:val="none" w:color="000000" w:sz="4" w:space="0"/>
+          <w:bottom w:val="none" w:color="000000" w:sz="4" w:space="0"/>
+          <w:right w:val="none" w:color="000000" w:sz="4" w:space="0"/>
+        </w:tcBorders>
+      </w:tcPr>
+    </w:tblStylePr>
+    <w:tblStylePr w:type="lastRow">
+      <w:rPr>
+        <w:b/>
+        <w:color w:val="404040"/>
+      </w:rPr>
+      <w:pPr>
+        <w:pBdr/>
+        <w:spacing/>
+        <w:ind/>
+      </w:pPr>
+      <w:tblPr>
+        <w:tblBorders/>
+      </w:tblPr>
+      <w:tcPr>
+        <w:shd w:val="clear" w:color="ffffff"/>
+        <w:tcBorders>
+          <w:top w:val="none" w:color="000000" w:sz="4" w:space="0"/>
+          <w:left w:val="none" w:color="000000" w:sz="4" w:space="0"/>
+          <w:bottom w:val="none" w:color="000000" w:sz="4" w:space="0"/>
+          <w:right w:val="none" w:color="000000" w:sz="4" w:space="0"/>
+        </w:tcBorders>
+      </w:tcPr>
+    </w:tblStylePr>
     <w:tblStylePr w:type="nwCell">
       <w:pPr>
         <w:pBdr/>
@@ -6090,9 +9137,9 @@
       </w:tcPr>
     </w:tblStylePr>
   </w:style>
-  <w:style w:type="table" w:styleId="34">
+  <w:style w:type="table" w:styleId="723">
     <w:name w:val="Grid Table 3 - Accent 1"/>
-    <w:basedOn w:val="665"/>
+    <w:basedOn w:val="887"/>
     <w:uiPriority w:val="99"/>
     <w:pPr>
       <w:pBdr/>
@@ -6191,29 +9238,6 @@
         <w:tblBorders/>
       </w:tblPr>
       <w:tcPr>
-        <w:shd w:color="ffffff"/>
-        <w:tcBorders>
-          <w:top w:val="none" w:color="000000" w:sz="4" w:space="0"/>
-          <w:left w:val="none" w:color="000000" w:sz="4" w:space="0"/>
-          <w:bottom w:val="none" w:color="000000" w:sz="4" w:space="0"/>
-          <w:right w:val="none" w:color="000000" w:sz="4" w:space="0"/>
-        </w:tcBorders>
-      </w:tcPr>
-    </w:tblStylePr>
-    <w:tblStylePr w:type="firstRow">
-      <w:rPr>
-        <w:b/>
-        <w:color w:val="404040"/>
-      </w:rPr>
-      <w:pPr>
-        <w:pBdr/>
-        <w:spacing/>
-        <w:ind/>
-      </w:pPr>
-      <w:tblPr>
-        <w:tblBorders/>
-      </w:tblPr>
-      <w:tcPr>
         <w:shd w:val="clear" w:color="ffffff"/>
         <w:tcBorders>
           <w:top w:val="none" w:color="000000" w:sz="4" w:space="0"/>
@@ -6223,30 +9247,7 @@
         </w:tcBorders>
       </w:tcPr>
     </w:tblStylePr>
-    <w:tblStylePr w:type="lastCol">
-      <w:rPr>
-        <w:i/>
-        <w:color w:val="404040"/>
-      </w:rPr>
-      <w:pPr>
-        <w:pBdr/>
-        <w:spacing/>
-        <w:ind/>
-      </w:pPr>
-      <w:tblPr>
-        <w:tblBorders/>
-      </w:tblPr>
-      <w:tcPr>
-        <w:shd w:color="ffffff"/>
-        <w:tcBorders>
-          <w:top w:val="none" w:color="000000" w:sz="4" w:space="0"/>
-          <w:left w:val="none" w:color="000000" w:sz="4" w:space="0"/>
-          <w:bottom w:val="none" w:color="000000" w:sz="4" w:space="0"/>
-          <w:right w:val="none" w:color="000000" w:sz="4" w:space="0"/>
-        </w:tcBorders>
-      </w:tcPr>
-    </w:tblStylePr>
-    <w:tblStylePr w:type="lastRow">
+    <w:tblStylePr w:type="firstRow">
       <w:rPr>
         <w:b/>
         <w:color w:val="404040"/>
@@ -6269,6 +9270,52 @@
         </w:tcBorders>
       </w:tcPr>
     </w:tblStylePr>
+    <w:tblStylePr w:type="lastCol">
+      <w:rPr>
+        <w:i/>
+        <w:color w:val="404040"/>
+      </w:rPr>
+      <w:pPr>
+        <w:pBdr/>
+        <w:spacing/>
+        <w:ind/>
+      </w:pPr>
+      <w:tblPr>
+        <w:tblBorders/>
+      </w:tblPr>
+      <w:tcPr>
+        <w:shd w:val="clear" w:color="ffffff"/>
+        <w:tcBorders>
+          <w:top w:val="none" w:color="000000" w:sz="4" w:space="0"/>
+          <w:left w:val="none" w:color="000000" w:sz="4" w:space="0"/>
+          <w:bottom w:val="none" w:color="000000" w:sz="4" w:space="0"/>
+          <w:right w:val="none" w:color="000000" w:sz="4" w:space="0"/>
+        </w:tcBorders>
+      </w:tcPr>
+    </w:tblStylePr>
+    <w:tblStylePr w:type="lastRow">
+      <w:rPr>
+        <w:b/>
+        <w:color w:val="404040"/>
+      </w:rPr>
+      <w:pPr>
+        <w:pBdr/>
+        <w:spacing/>
+        <w:ind/>
+      </w:pPr>
+      <w:tblPr>
+        <w:tblBorders/>
+      </w:tblPr>
+      <w:tcPr>
+        <w:shd w:val="clear" w:color="ffffff"/>
+        <w:tcBorders>
+          <w:top w:val="none" w:color="000000" w:sz="4" w:space="0"/>
+          <w:left w:val="none" w:color="000000" w:sz="4" w:space="0"/>
+          <w:bottom w:val="none" w:color="000000" w:sz="4" w:space="0"/>
+          <w:right w:val="none" w:color="000000" w:sz="4" w:space="0"/>
+        </w:tcBorders>
+      </w:tcPr>
+    </w:tblStylePr>
     <w:tblStylePr w:type="nwCell">
       <w:pPr>
         <w:pBdr/>
@@ -6335,9 +9382,9 @@
       </w:tcPr>
     </w:tblStylePr>
   </w:style>
-  <w:style w:type="table" w:styleId="35">
+  <w:style w:type="table" w:styleId="724">
     <w:name w:val="Grid Table 3 - Accent 2"/>
-    <w:basedOn w:val="665"/>
+    <w:basedOn w:val="887"/>
     <w:uiPriority w:val="99"/>
     <w:pPr>
       <w:pBdr/>
@@ -6436,29 +9483,6 @@
         <w:tblBorders/>
       </w:tblPr>
       <w:tcPr>
-        <w:shd w:color="ffffff"/>
-        <w:tcBorders>
-          <w:top w:val="none" w:color="000000" w:sz="4" w:space="0"/>
-          <w:left w:val="none" w:color="000000" w:sz="4" w:space="0"/>
-          <w:bottom w:val="none" w:color="000000" w:sz="4" w:space="0"/>
-          <w:right w:val="none" w:color="000000" w:sz="4" w:space="0"/>
-        </w:tcBorders>
-      </w:tcPr>
-    </w:tblStylePr>
-    <w:tblStylePr w:type="firstRow">
-      <w:rPr>
-        <w:b/>
-        <w:color w:val="404040"/>
-      </w:rPr>
-      <w:pPr>
-        <w:pBdr/>
-        <w:spacing/>
-        <w:ind/>
-      </w:pPr>
-      <w:tblPr>
-        <w:tblBorders/>
-      </w:tblPr>
-      <w:tcPr>
         <w:shd w:val="clear" w:color="ffffff"/>
         <w:tcBorders>
           <w:top w:val="none" w:color="000000" w:sz="4" w:space="0"/>
@@ -6468,30 +9492,7 @@
         </w:tcBorders>
       </w:tcPr>
     </w:tblStylePr>
-    <w:tblStylePr w:type="lastCol">
-      <w:rPr>
-        <w:i/>
-        <w:color w:val="404040"/>
-      </w:rPr>
-      <w:pPr>
-        <w:pBdr/>
-        <w:spacing/>
-        <w:ind/>
-      </w:pPr>
-      <w:tblPr>
-        <w:tblBorders/>
-      </w:tblPr>
-      <w:tcPr>
-        <w:shd w:color="ffffff"/>
-        <w:tcBorders>
-          <w:top w:val="none" w:color="000000" w:sz="4" w:space="0"/>
-          <w:left w:val="none" w:color="000000" w:sz="4" w:space="0"/>
-          <w:bottom w:val="none" w:color="000000" w:sz="4" w:space="0"/>
-          <w:right w:val="none" w:color="000000" w:sz="4" w:space="0"/>
-        </w:tcBorders>
-      </w:tcPr>
-    </w:tblStylePr>
-    <w:tblStylePr w:type="lastRow">
+    <w:tblStylePr w:type="firstRow">
       <w:rPr>
         <w:b/>
         <w:color w:val="404040"/>
@@ -6514,6 +9515,52 @@
         </w:tcBorders>
       </w:tcPr>
     </w:tblStylePr>
+    <w:tblStylePr w:type="lastCol">
+      <w:rPr>
+        <w:i/>
+        <w:color w:val="404040"/>
+      </w:rPr>
+      <w:pPr>
+        <w:pBdr/>
+        <w:spacing/>
+        <w:ind/>
+      </w:pPr>
+      <w:tblPr>
+        <w:tblBorders/>
+      </w:tblPr>
+      <w:tcPr>
+        <w:shd w:val="clear" w:color="ffffff"/>
+        <w:tcBorders>
+          <w:top w:val="none" w:color="000000" w:sz="4" w:space="0"/>
+          <w:left w:val="none" w:color="000000" w:sz="4" w:space="0"/>
+          <w:bottom w:val="none" w:color="000000" w:sz="4" w:space="0"/>
+          <w:right w:val="none" w:color="000000" w:sz="4" w:space="0"/>
+        </w:tcBorders>
+      </w:tcPr>
+    </w:tblStylePr>
+    <w:tblStylePr w:type="lastRow">
+      <w:rPr>
+        <w:b/>
+        <w:color w:val="404040"/>
+      </w:rPr>
+      <w:pPr>
+        <w:pBdr/>
+        <w:spacing/>
+        <w:ind/>
+      </w:pPr>
+      <w:tblPr>
+        <w:tblBorders/>
+      </w:tblPr>
+      <w:tcPr>
+        <w:shd w:val="clear" w:color="ffffff"/>
+        <w:tcBorders>
+          <w:top w:val="none" w:color="000000" w:sz="4" w:space="0"/>
+          <w:left w:val="none" w:color="000000" w:sz="4" w:space="0"/>
+          <w:bottom w:val="none" w:color="000000" w:sz="4" w:space="0"/>
+          <w:right w:val="none" w:color="000000" w:sz="4" w:space="0"/>
+        </w:tcBorders>
+      </w:tcPr>
+    </w:tblStylePr>
     <w:tblStylePr w:type="nwCell">
       <w:pPr>
         <w:pBdr/>
@@ -6580,9 +9627,9 @@
       </w:tcPr>
     </w:tblStylePr>
   </w:style>
-  <w:style w:type="table" w:styleId="36">
+  <w:style w:type="table" w:styleId="725">
     <w:name w:val="Grid Table 3 - Accent 3"/>
-    <w:basedOn w:val="665"/>
+    <w:basedOn w:val="887"/>
     <w:uiPriority w:val="99"/>
     <w:pPr>
       <w:pBdr/>
@@ -6681,29 +9728,6 @@
         <w:tblBorders/>
       </w:tblPr>
       <w:tcPr>
-        <w:shd w:color="ffffff"/>
-        <w:tcBorders>
-          <w:top w:val="none" w:color="000000" w:sz="4" w:space="0"/>
-          <w:left w:val="none" w:color="000000" w:sz="4" w:space="0"/>
-          <w:bottom w:val="none" w:color="000000" w:sz="4" w:space="0"/>
-          <w:right w:val="none" w:color="000000" w:sz="4" w:space="0"/>
-        </w:tcBorders>
-      </w:tcPr>
-    </w:tblStylePr>
-    <w:tblStylePr w:type="firstRow">
-      <w:rPr>
-        <w:b/>
-        <w:color w:val="404040"/>
-      </w:rPr>
-      <w:pPr>
-        <w:pBdr/>
-        <w:spacing/>
-        <w:ind/>
-      </w:pPr>
-      <w:tblPr>
-        <w:tblBorders/>
-      </w:tblPr>
-      <w:tcPr>
         <w:shd w:val="clear" w:color="ffffff"/>
         <w:tcBorders>
           <w:top w:val="none" w:color="000000" w:sz="4" w:space="0"/>
@@ -6713,30 +9737,7 @@
         </w:tcBorders>
       </w:tcPr>
     </w:tblStylePr>
-    <w:tblStylePr w:type="lastCol">
-      <w:rPr>
-        <w:i/>
-        <w:color w:val="404040"/>
-      </w:rPr>
-      <w:pPr>
-        <w:pBdr/>
-        <w:spacing/>
-        <w:ind/>
-      </w:pPr>
-      <w:tblPr>
-        <w:tblBorders/>
-      </w:tblPr>
-      <w:tcPr>
-        <w:shd w:color="ffffff"/>
-        <w:tcBorders>
-          <w:top w:val="none" w:color="000000" w:sz="4" w:space="0"/>
-          <w:left w:val="none" w:color="000000" w:sz="4" w:space="0"/>
-          <w:bottom w:val="none" w:color="000000" w:sz="4" w:space="0"/>
-          <w:right w:val="none" w:color="000000" w:sz="4" w:space="0"/>
-        </w:tcBorders>
-      </w:tcPr>
-    </w:tblStylePr>
-    <w:tblStylePr w:type="lastRow">
+    <w:tblStylePr w:type="firstRow">
       <w:rPr>
         <w:b/>
         <w:color w:val="404040"/>
@@ -6759,6 +9760,52 @@
         </w:tcBorders>
       </w:tcPr>
     </w:tblStylePr>
+    <w:tblStylePr w:type="lastCol">
+      <w:rPr>
+        <w:i/>
+        <w:color w:val="404040"/>
+      </w:rPr>
+      <w:pPr>
+        <w:pBdr/>
+        <w:spacing/>
+        <w:ind/>
+      </w:pPr>
+      <w:tblPr>
+        <w:tblBorders/>
+      </w:tblPr>
+      <w:tcPr>
+        <w:shd w:val="clear" w:color="ffffff"/>
+        <w:tcBorders>
+          <w:top w:val="none" w:color="000000" w:sz="4" w:space="0"/>
+          <w:left w:val="none" w:color="000000" w:sz="4" w:space="0"/>
+          <w:bottom w:val="none" w:color="000000" w:sz="4" w:space="0"/>
+          <w:right w:val="none" w:color="000000" w:sz="4" w:space="0"/>
+        </w:tcBorders>
+      </w:tcPr>
+    </w:tblStylePr>
+    <w:tblStylePr w:type="lastRow">
+      <w:rPr>
+        <w:b/>
+        <w:color w:val="404040"/>
+      </w:rPr>
+      <w:pPr>
+        <w:pBdr/>
+        <w:spacing/>
+        <w:ind/>
+      </w:pPr>
+      <w:tblPr>
+        <w:tblBorders/>
+      </w:tblPr>
+      <w:tcPr>
+        <w:shd w:val="clear" w:color="ffffff"/>
+        <w:tcBorders>
+          <w:top w:val="none" w:color="000000" w:sz="4" w:space="0"/>
+          <w:left w:val="none" w:color="000000" w:sz="4" w:space="0"/>
+          <w:bottom w:val="none" w:color="000000" w:sz="4" w:space="0"/>
+          <w:right w:val="none" w:color="000000" w:sz="4" w:space="0"/>
+        </w:tcBorders>
+      </w:tcPr>
+    </w:tblStylePr>
     <w:tblStylePr w:type="nwCell">
       <w:pPr>
         <w:pBdr/>
@@ -6825,9 +9872,9 @@
       </w:tcPr>
     </w:tblStylePr>
   </w:style>
-  <w:style w:type="table" w:styleId="37">
+  <w:style w:type="table" w:styleId="726">
     <w:name w:val="Grid Table 3 - Accent 4"/>
-    <w:basedOn w:val="665"/>
+    <w:basedOn w:val="887"/>
     <w:uiPriority w:val="99"/>
     <w:pPr>
       <w:pBdr/>
@@ -6926,29 +9973,6 @@
         <w:tblBorders/>
       </w:tblPr>
       <w:tcPr>
-        <w:shd w:color="ffffff"/>
-        <w:tcBorders>
-          <w:top w:val="none" w:color="000000" w:sz="4" w:space="0"/>
-          <w:left w:val="none" w:color="000000" w:sz="4" w:space="0"/>
-          <w:bottom w:val="none" w:color="000000" w:sz="4" w:space="0"/>
-          <w:right w:val="none" w:color="000000" w:sz="4" w:space="0"/>
-        </w:tcBorders>
-      </w:tcPr>
-    </w:tblStylePr>
-    <w:tblStylePr w:type="firstRow">
-      <w:rPr>
-        <w:b/>
-        <w:color w:val="404040"/>
-      </w:rPr>
-      <w:pPr>
-        <w:pBdr/>
-        <w:spacing/>
-        <w:ind/>
-      </w:pPr>
-      <w:tblPr>
-        <w:tblBorders/>
-      </w:tblPr>
-      <w:tcPr>
         <w:shd w:val="clear" w:color="ffffff"/>
         <w:tcBorders>
           <w:top w:val="none" w:color="000000" w:sz="4" w:space="0"/>
@@ -6958,30 +9982,7 @@
         </w:tcBorders>
       </w:tcPr>
     </w:tblStylePr>
-    <w:tblStylePr w:type="lastCol">
-      <w:rPr>
-        <w:i/>
-        <w:color w:val="404040"/>
-      </w:rPr>
-      <w:pPr>
-        <w:pBdr/>
-        <w:spacing/>
-        <w:ind/>
-      </w:pPr>
-      <w:tblPr>
-        <w:tblBorders/>
-      </w:tblPr>
-      <w:tcPr>
-        <w:shd w:color="ffffff"/>
-        <w:tcBorders>
-          <w:top w:val="none" w:color="000000" w:sz="4" w:space="0"/>
-          <w:left w:val="none" w:color="000000" w:sz="4" w:space="0"/>
-          <w:bottom w:val="none" w:color="000000" w:sz="4" w:space="0"/>
-          <w:right w:val="none" w:color="000000" w:sz="4" w:space="0"/>
-        </w:tcBorders>
-      </w:tcPr>
-    </w:tblStylePr>
-    <w:tblStylePr w:type="lastRow">
+    <w:tblStylePr w:type="firstRow">
       <w:rPr>
         <w:b/>
         <w:color w:val="404040"/>
@@ -7004,6 +10005,52 @@
         </w:tcBorders>
       </w:tcPr>
     </w:tblStylePr>
+    <w:tblStylePr w:type="lastCol">
+      <w:rPr>
+        <w:i/>
+        <w:color w:val="404040"/>
+      </w:rPr>
+      <w:pPr>
+        <w:pBdr/>
+        <w:spacing/>
+        <w:ind/>
+      </w:pPr>
+      <w:tblPr>
+        <w:tblBorders/>
+      </w:tblPr>
+      <w:tcPr>
+        <w:shd w:val="clear" w:color="ffffff"/>
+        <w:tcBorders>
+          <w:top w:val="none" w:color="000000" w:sz="4" w:space="0"/>
+          <w:left w:val="none" w:color="000000" w:sz="4" w:space="0"/>
+          <w:bottom w:val="none" w:color="000000" w:sz="4" w:space="0"/>
+          <w:right w:val="none" w:color="000000" w:sz="4" w:space="0"/>
+        </w:tcBorders>
+      </w:tcPr>
+    </w:tblStylePr>
+    <w:tblStylePr w:type="lastRow">
+      <w:rPr>
+        <w:b/>
+        <w:color w:val="404040"/>
+      </w:rPr>
+      <w:pPr>
+        <w:pBdr/>
+        <w:spacing/>
+        <w:ind/>
+      </w:pPr>
+      <w:tblPr>
+        <w:tblBorders/>
+      </w:tblPr>
+      <w:tcPr>
+        <w:shd w:val="clear" w:color="ffffff"/>
+        <w:tcBorders>
+          <w:top w:val="none" w:color="000000" w:sz="4" w:space="0"/>
+          <w:left w:val="none" w:color="000000" w:sz="4" w:space="0"/>
+          <w:bottom w:val="none" w:color="000000" w:sz="4" w:space="0"/>
+          <w:right w:val="none" w:color="000000" w:sz="4" w:space="0"/>
+        </w:tcBorders>
+      </w:tcPr>
+    </w:tblStylePr>
     <w:tblStylePr w:type="nwCell">
       <w:pPr>
         <w:pBdr/>
@@ -7070,9 +10117,9 @@
       </w:tcPr>
     </w:tblStylePr>
   </w:style>
-  <w:style w:type="table" w:styleId="38">
+  <w:style w:type="table" w:styleId="727">
     <w:name w:val="Grid Table 3 - Accent 5"/>
-    <w:basedOn w:val="665"/>
+    <w:basedOn w:val="887"/>
     <w:uiPriority w:val="99"/>
     <w:pPr>
       <w:pBdr/>
@@ -7171,29 +10218,6 @@
         <w:tblBorders/>
       </w:tblPr>
       <w:tcPr>
-        <w:shd w:color="ffffff"/>
-        <w:tcBorders>
-          <w:top w:val="none" w:color="000000" w:sz="4" w:space="0"/>
-          <w:left w:val="none" w:color="000000" w:sz="4" w:space="0"/>
-          <w:bottom w:val="none" w:color="000000" w:sz="4" w:space="0"/>
-          <w:right w:val="none" w:color="000000" w:sz="4" w:space="0"/>
-        </w:tcBorders>
-      </w:tcPr>
-    </w:tblStylePr>
-    <w:tblStylePr w:type="firstRow">
-      <w:rPr>
-        <w:b/>
-        <w:color w:val="404040"/>
-      </w:rPr>
-      <w:pPr>
-        <w:pBdr/>
-        <w:spacing/>
-        <w:ind/>
-      </w:pPr>
-      <w:tblPr>
-        <w:tblBorders/>
-      </w:tblPr>
-      <w:tcPr>
         <w:shd w:val="clear" w:color="ffffff"/>
         <w:tcBorders>
           <w:top w:val="none" w:color="000000" w:sz="4" w:space="0"/>
@@ -7203,30 +10227,7 @@
         </w:tcBorders>
       </w:tcPr>
     </w:tblStylePr>
-    <w:tblStylePr w:type="lastCol">
-      <w:rPr>
-        <w:i/>
-        <w:color w:val="404040"/>
-      </w:rPr>
-      <w:pPr>
-        <w:pBdr/>
-        <w:spacing/>
-        <w:ind/>
-      </w:pPr>
-      <w:tblPr>
-        <w:tblBorders/>
-      </w:tblPr>
-      <w:tcPr>
-        <w:shd w:color="ffffff"/>
-        <w:tcBorders>
-          <w:top w:val="none" w:color="000000" w:sz="4" w:space="0"/>
-          <w:left w:val="none" w:color="000000" w:sz="4" w:space="0"/>
-          <w:bottom w:val="none" w:color="000000" w:sz="4" w:space="0"/>
-          <w:right w:val="none" w:color="000000" w:sz="4" w:space="0"/>
-        </w:tcBorders>
-      </w:tcPr>
-    </w:tblStylePr>
-    <w:tblStylePr w:type="lastRow">
+    <w:tblStylePr w:type="firstRow">
       <w:rPr>
         <w:b/>
         <w:color w:val="404040"/>
@@ -7249,6 +10250,52 @@
         </w:tcBorders>
       </w:tcPr>
     </w:tblStylePr>
+    <w:tblStylePr w:type="lastCol">
+      <w:rPr>
+        <w:i/>
+        <w:color w:val="404040"/>
+      </w:rPr>
+      <w:pPr>
+        <w:pBdr/>
+        <w:spacing/>
+        <w:ind/>
+      </w:pPr>
+      <w:tblPr>
+        <w:tblBorders/>
+      </w:tblPr>
+      <w:tcPr>
+        <w:shd w:val="clear" w:color="ffffff"/>
+        <w:tcBorders>
+          <w:top w:val="none" w:color="000000" w:sz="4" w:space="0"/>
+          <w:left w:val="none" w:color="000000" w:sz="4" w:space="0"/>
+          <w:bottom w:val="none" w:color="000000" w:sz="4" w:space="0"/>
+          <w:right w:val="none" w:color="000000" w:sz="4" w:space="0"/>
+        </w:tcBorders>
+      </w:tcPr>
+    </w:tblStylePr>
+    <w:tblStylePr w:type="lastRow">
+      <w:rPr>
+        <w:b/>
+        <w:color w:val="404040"/>
+      </w:rPr>
+      <w:pPr>
+        <w:pBdr/>
+        <w:spacing/>
+        <w:ind/>
+      </w:pPr>
+      <w:tblPr>
+        <w:tblBorders/>
+      </w:tblPr>
+      <w:tcPr>
+        <w:shd w:val="clear" w:color="ffffff"/>
+        <w:tcBorders>
+          <w:top w:val="none" w:color="000000" w:sz="4" w:space="0"/>
+          <w:left w:val="none" w:color="000000" w:sz="4" w:space="0"/>
+          <w:bottom w:val="none" w:color="000000" w:sz="4" w:space="0"/>
+          <w:right w:val="none" w:color="000000" w:sz="4" w:space="0"/>
+        </w:tcBorders>
+      </w:tcPr>
+    </w:tblStylePr>
     <w:tblStylePr w:type="nwCell">
       <w:pPr>
         <w:pBdr/>
@@ -7315,9 +10362,9 @@
       </w:tcPr>
     </w:tblStylePr>
   </w:style>
-  <w:style w:type="table" w:styleId="39">
+  <w:style w:type="table" w:styleId="728">
     <w:name w:val="Grid Table 3 - Accent 6"/>
-    <w:basedOn w:val="665"/>
+    <w:basedOn w:val="887"/>
     <w:uiPriority w:val="99"/>
     <w:pPr>
       <w:pBdr/>
@@ -7416,29 +10463,6 @@
         <w:tblBorders/>
       </w:tblPr>
       <w:tcPr>
-        <w:shd w:color="ffffff"/>
-        <w:tcBorders>
-          <w:top w:val="none" w:color="000000" w:sz="4" w:space="0"/>
-          <w:left w:val="none" w:color="000000" w:sz="4" w:space="0"/>
-          <w:bottom w:val="none" w:color="000000" w:sz="4" w:space="0"/>
-          <w:right w:val="none" w:color="000000" w:sz="4" w:space="0"/>
-        </w:tcBorders>
-      </w:tcPr>
-    </w:tblStylePr>
-    <w:tblStylePr w:type="firstRow">
-      <w:rPr>
-        <w:b/>
-        <w:color w:val="404040"/>
-      </w:rPr>
-      <w:pPr>
-        <w:pBdr/>
-        <w:spacing/>
-        <w:ind/>
-      </w:pPr>
-      <w:tblPr>
-        <w:tblBorders/>
-      </w:tblPr>
-      <w:tcPr>
         <w:shd w:val="clear" w:color="ffffff"/>
         <w:tcBorders>
           <w:top w:val="none" w:color="000000" w:sz="4" w:space="0"/>
@@ -7448,30 +10472,7 @@
         </w:tcBorders>
       </w:tcPr>
     </w:tblStylePr>
-    <w:tblStylePr w:type="lastCol">
-      <w:rPr>
-        <w:i/>
-        <w:color w:val="404040"/>
-      </w:rPr>
-      <w:pPr>
-        <w:pBdr/>
-        <w:spacing/>
-        <w:ind/>
-      </w:pPr>
-      <w:tblPr>
-        <w:tblBorders/>
-      </w:tblPr>
-      <w:tcPr>
-        <w:shd w:color="ffffff"/>
-        <w:tcBorders>
-          <w:top w:val="none" w:color="000000" w:sz="4" w:space="0"/>
-          <w:left w:val="none" w:color="000000" w:sz="4" w:space="0"/>
-          <w:bottom w:val="none" w:color="000000" w:sz="4" w:space="0"/>
-          <w:right w:val="none" w:color="000000" w:sz="4" w:space="0"/>
-        </w:tcBorders>
-      </w:tcPr>
-    </w:tblStylePr>
-    <w:tblStylePr w:type="lastRow">
+    <w:tblStylePr w:type="firstRow">
       <w:rPr>
         <w:b/>
         <w:color w:val="404040"/>
@@ -7494,6 +10495,52 @@
         </w:tcBorders>
       </w:tcPr>
     </w:tblStylePr>
+    <w:tblStylePr w:type="lastCol">
+      <w:rPr>
+        <w:i/>
+        <w:color w:val="404040"/>
+      </w:rPr>
+      <w:pPr>
+        <w:pBdr/>
+        <w:spacing/>
+        <w:ind/>
+      </w:pPr>
+      <w:tblPr>
+        <w:tblBorders/>
+      </w:tblPr>
+      <w:tcPr>
+        <w:shd w:val="clear" w:color="ffffff"/>
+        <w:tcBorders>
+          <w:top w:val="none" w:color="000000" w:sz="4" w:space="0"/>
+          <w:left w:val="none" w:color="000000" w:sz="4" w:space="0"/>
+          <w:bottom w:val="none" w:color="000000" w:sz="4" w:space="0"/>
+          <w:right w:val="none" w:color="000000" w:sz="4" w:space="0"/>
+        </w:tcBorders>
+      </w:tcPr>
+    </w:tblStylePr>
+    <w:tblStylePr w:type="lastRow">
+      <w:rPr>
+        <w:b/>
+        <w:color w:val="404040"/>
+      </w:rPr>
+      <w:pPr>
+        <w:pBdr/>
+        <w:spacing/>
+        <w:ind/>
+      </w:pPr>
+      <w:tblPr>
+        <w:tblBorders/>
+      </w:tblPr>
+      <w:tcPr>
+        <w:shd w:val="clear" w:color="ffffff"/>
+        <w:tcBorders>
+          <w:top w:val="none" w:color="000000" w:sz="4" w:space="0"/>
+          <w:left w:val="none" w:color="000000" w:sz="4" w:space="0"/>
+          <w:bottom w:val="none" w:color="000000" w:sz="4" w:space="0"/>
+          <w:right w:val="none" w:color="000000" w:sz="4" w:space="0"/>
+        </w:tcBorders>
+      </w:tcPr>
+    </w:tblStylePr>
     <w:tblStylePr w:type="nwCell">
       <w:pPr>
         <w:pBdr/>
@@ -7560,9 +10607,9 @@
       </w:tcPr>
     </w:tblStylePr>
   </w:style>
-  <w:style w:type="table" w:styleId="40">
+  <w:style w:type="table" w:styleId="729">
     <w:name w:val="Grid Table 4"/>
-    <w:basedOn w:val="665"/>
+    <w:basedOn w:val="887"/>
     <w:uiPriority w:val="59"/>
     <w:pPr>
       <w:pBdr/>
@@ -7793,9 +10840,9 @@
       </w:tcPr>
     </w:tblStylePr>
   </w:style>
-  <w:style w:type="table" w:styleId="41">
+  <w:style w:type="table" w:styleId="730">
     <w:name w:val="Grid Table 4 - Accent 1"/>
-    <w:basedOn w:val="665"/>
+    <w:basedOn w:val="887"/>
     <w:uiPriority w:val="59"/>
     <w:pPr>
       <w:pBdr/>
@@ -8026,9 +11073,9 @@
       </w:tcPr>
     </w:tblStylePr>
   </w:style>
-  <w:style w:type="table" w:styleId="42">
+  <w:style w:type="table" w:styleId="731">
     <w:name w:val="Grid Table 4 - Accent 2"/>
-    <w:basedOn w:val="665"/>
+    <w:basedOn w:val="887"/>
     <w:uiPriority w:val="59"/>
     <w:pPr>
       <w:pBdr/>
@@ -8259,9 +11306,9 @@
       </w:tcPr>
     </w:tblStylePr>
   </w:style>
-  <w:style w:type="table" w:styleId="43">
+  <w:style w:type="table" w:styleId="732">
     <w:name w:val="Grid Table 4 - Accent 3"/>
-    <w:basedOn w:val="665"/>
+    <w:basedOn w:val="887"/>
     <w:uiPriority w:val="59"/>
     <w:pPr>
       <w:pBdr/>
@@ -8492,9 +11539,9 @@
       </w:tcPr>
     </w:tblStylePr>
   </w:style>
-  <w:style w:type="table" w:styleId="44">
+  <w:style w:type="table" w:styleId="733">
     <w:name w:val="Grid Table 4 - Accent 4"/>
-    <w:basedOn w:val="665"/>
+    <w:basedOn w:val="887"/>
     <w:uiPriority w:val="59"/>
     <w:pPr>
       <w:pBdr/>
@@ -8725,9 +11772,9 @@
       </w:tcPr>
     </w:tblStylePr>
   </w:style>
-  <w:style w:type="table" w:styleId="45">
+  <w:style w:type="table" w:styleId="734">
     <w:name w:val="Grid Table 4 - Accent 5"/>
-    <w:basedOn w:val="665"/>
+    <w:basedOn w:val="887"/>
     <w:uiPriority w:val="59"/>
     <w:pPr>
       <w:pBdr/>
@@ -8958,9 +12005,9 @@
       </w:tcPr>
     </w:tblStylePr>
   </w:style>
-  <w:style w:type="table" w:styleId="46">
+  <w:style w:type="table" w:styleId="735">
     <w:name w:val="Grid Table 4 - Accent 6"/>
-    <w:basedOn w:val="665"/>
+    <w:basedOn w:val="887"/>
     <w:uiPriority w:val="59"/>
     <w:pPr>
       <w:pBdr/>
@@ -9191,9 +12238,9 @@
       </w:tcPr>
     </w:tblStylePr>
   </w:style>
-  <w:style w:type="table" w:styleId="47">
+  <w:style w:type="table" w:styleId="736">
     <w:name w:val="Grid Table 5 Dark"/>
-    <w:basedOn w:val="665"/>
+    <w:basedOn w:val="887"/>
     <w:uiPriority w:val="99"/>
     <w:pPr>
       <w:pBdr/>
@@ -9419,9 +12466,9 @@
       </w:tcPr>
     </w:tblStylePr>
   </w:style>
-  <w:style w:type="table" w:styleId="48">
+  <w:style w:type="table" w:styleId="737">
     <w:name w:val="Grid Table 5 Dark- Accent 1"/>
-    <w:basedOn w:val="665"/>
+    <w:basedOn w:val="887"/>
     <w:uiPriority w:val="99"/>
     <w:pPr>
       <w:pBdr/>
@@ -9647,9 +12694,9 @@
       </w:tcPr>
     </w:tblStylePr>
   </w:style>
-  <w:style w:type="table" w:styleId="49">
+  <w:style w:type="table" w:styleId="738">
     <w:name w:val="Grid Table 5 Dark - Accent 2"/>
-    <w:basedOn w:val="665"/>
+    <w:basedOn w:val="887"/>
     <w:uiPriority w:val="99"/>
     <w:pPr>
       <w:pBdr/>
@@ -9875,9 +12922,9 @@
       </w:tcPr>
     </w:tblStylePr>
   </w:style>
-  <w:style w:type="table" w:styleId="50">
+  <w:style w:type="table" w:styleId="739">
     <w:name w:val="Grid Table 5 Dark - Accent 3"/>
-    <w:basedOn w:val="665"/>
+    <w:basedOn w:val="887"/>
     <w:uiPriority w:val="99"/>
     <w:pPr>
       <w:pBdr/>
@@ -10103,9 +13150,9 @@
       </w:tcPr>
     </w:tblStylePr>
   </w:style>
-  <w:style w:type="table" w:styleId="51">
+  <w:style w:type="table" w:styleId="740">
     <w:name w:val="Grid Table 5 Dark- Accent 4"/>
-    <w:basedOn w:val="665"/>
+    <w:basedOn w:val="887"/>
     <w:uiPriority w:val="99"/>
     <w:pPr>
       <w:pBdr/>
@@ -10331,9 +13378,9 @@
       </w:tcPr>
     </w:tblStylePr>
   </w:style>
-  <w:style w:type="table" w:styleId="52">
+  <w:style w:type="table" w:styleId="741">
     <w:name w:val="Grid Table 5 Dark - Accent 5"/>
-    <w:basedOn w:val="665"/>
+    <w:basedOn w:val="887"/>
     <w:uiPriority w:val="99"/>
     <w:pPr>
       <w:pBdr/>
@@ -10559,9 +13606,9 @@
       </w:tcPr>
     </w:tblStylePr>
   </w:style>
-  <w:style w:type="table" w:styleId="53">
+  <w:style w:type="table" w:styleId="742">
     <w:name w:val="Grid Table 5 Dark - Accent 6"/>
-    <w:basedOn w:val="665"/>
+    <w:basedOn w:val="887"/>
     <w:uiPriority w:val="99"/>
     <w:pPr>
       <w:pBdr/>
@@ -10787,9 +13834,9 @@
       </w:tcPr>
     </w:tblStylePr>
   </w:style>
-  <w:style w:type="table" w:styleId="54">
+  <w:style w:type="table" w:styleId="743">
     <w:name w:val="Grid Table 6 Colorful"/>
-    <w:basedOn w:val="665"/>
+    <w:basedOn w:val="887"/>
     <w:uiPriority w:val="99"/>
     <w:pPr>
       <w:pBdr/>
@@ -11017,9 +14064,9 @@
       </w:tcPr>
     </w:tblStylePr>
   </w:style>
-  <w:style w:type="table" w:styleId="55">
+  <w:style w:type="table" w:styleId="744">
     <w:name w:val="Grid Table 6 Colorful - Accent 1"/>
-    <w:basedOn w:val="665"/>
+    <w:basedOn w:val="887"/>
     <w:uiPriority w:val="99"/>
     <w:pPr>
       <w:pBdr/>
@@ -11247,9 +14294,9 @@
       </w:tcPr>
     </w:tblStylePr>
   </w:style>
-  <w:style w:type="table" w:styleId="56">
+  <w:style w:type="table" w:styleId="745">
     <w:name w:val="Grid Table 6 Colorful - Accent 2"/>
-    <w:basedOn w:val="665"/>
+    <w:basedOn w:val="887"/>
     <w:uiPriority w:val="99"/>
     <w:pPr>
       <w:pBdr/>
@@ -11477,9 +14524,9 @@
       </w:tcPr>
     </w:tblStylePr>
   </w:style>
-  <w:style w:type="table" w:styleId="57">
+  <w:style w:type="table" w:styleId="746">
     <w:name w:val="Grid Table 6 Colorful - Accent 3"/>
-    <w:basedOn w:val="665"/>
+    <w:basedOn w:val="887"/>
     <w:uiPriority w:val="99"/>
     <w:pPr>
       <w:pBdr/>
@@ -11707,9 +14754,9 @@
       </w:tcPr>
     </w:tblStylePr>
   </w:style>
-  <w:style w:type="table" w:styleId="58">
+  <w:style w:type="table" w:styleId="747">
     <w:name w:val="Grid Table 6 Colorful - Accent 4"/>
-    <w:basedOn w:val="665"/>
+    <w:basedOn w:val="887"/>
     <w:uiPriority w:val="99"/>
     <w:pPr>
       <w:pBdr/>
@@ -11937,9 +14984,9 @@
       </w:tcPr>
     </w:tblStylePr>
   </w:style>
-  <w:style w:type="table" w:styleId="59">
+  <w:style w:type="table" w:styleId="748">
     <w:name w:val="Grid Table 6 Colorful - Accent 5"/>
-    <w:basedOn w:val="665"/>
+    <w:basedOn w:val="887"/>
     <w:uiPriority w:val="99"/>
     <w:pPr>
       <w:pBdr/>
@@ -12167,9 +15214,9 @@
       </w:tcPr>
     </w:tblStylePr>
   </w:style>
-  <w:style w:type="table" w:styleId="60">
+  <w:style w:type="table" w:styleId="749">
     <w:name w:val="Grid Table 6 Colorful - Accent 6"/>
-    <w:basedOn w:val="665"/>
+    <w:basedOn w:val="887"/>
     <w:uiPriority w:val="99"/>
     <w:pPr>
       <w:pBdr/>
@@ -12397,9 +15444,9 @@
       </w:tcPr>
     </w:tblStylePr>
   </w:style>
-  <w:style w:type="table" w:styleId="61">
+  <w:style w:type="table" w:styleId="750">
     <w:name w:val="Grid Table 7 Colorful"/>
-    <w:basedOn w:val="665"/>
+    <w:basedOn w:val="887"/>
     <w:uiPriority w:val="99"/>
     <w:pPr>
       <w:pBdr/>
@@ -12501,11 +15548,11 @@
         <w:tblBorders/>
       </w:tblPr>
       <w:tcPr>
-        <w:shd w:color="ffffff"/>
+        <w:shd w:val="clear" w:color="ffffff"/>
         <w:tcBorders>
-          <w:top w:val="none"/>
-          <w:left w:val="none"/>
-          <w:bottom w:val="none"/>
+          <w:top w:val="none" w:color="000000" w:sz="4" w:space="0"/>
+          <w:left w:val="none" w:color="000000" w:sz="4" w:space="0"/>
+          <w:bottom w:val="none" w:color="000000" w:sz="4" w:space="0"/>
           <w:right w:val="single" w:color="000000" w:themeColor="text1" w:themeTint="80" w:sz="4" w:space="0"/>
         </w:tcBorders>
       </w:tcPr>
@@ -12528,10 +15575,10 @@
       <w:tcPr>
         <w:shd w:val="clear" w:color="ffffff" w:themeColor="light1" w:fill="ffffff" w:themeFill="light1"/>
         <w:tcBorders>
-          <w:top w:val="none"/>
-          <w:left w:val="none"/>
+          <w:top w:val="none" w:color="000000" w:sz="4" w:space="0"/>
+          <w:left w:val="none" w:color="000000" w:sz="4" w:space="0"/>
           <w:bottom w:val="single" w:color="000000" w:themeColor="text1" w:themeTint="80" w:sz="4" w:space="0"/>
-          <w:right w:val="none"/>
+          <w:right w:val="none" w:color="000000" w:sz="4" w:space="0"/>
         </w:tcBorders>
       </w:tcPr>
     </w:tblStylePr>
@@ -12551,12 +15598,12 @@
         <w:tblBorders/>
       </w:tblPr>
       <w:tcPr>
-        <w:shd w:color="ffffff"/>
+        <w:shd w:val="clear" w:color="ffffff"/>
         <w:tcBorders>
-          <w:top w:val="none"/>
+          <w:top w:val="none" w:color="000000" w:sz="4" w:space="0"/>
           <w:left w:val="single" w:color="000000" w:themeColor="text1" w:themeTint="80" w:sz="4" w:space="0"/>
-          <w:bottom w:val="none"/>
-          <w:right w:val="none"/>
+          <w:bottom w:val="none" w:color="000000" w:sz="4" w:space="0"/>
+          <w:right w:val="none" w:color="000000" w:sz="4" w:space="0"/>
         </w:tcBorders>
       </w:tcPr>
     </w:tblStylePr>
@@ -12579,9 +15626,9 @@
         <w:shd w:val="clear" w:color="ffffff" w:themeColor="light1" w:fill="ffffff" w:themeFill="light1"/>
         <w:tcBorders>
           <w:top w:val="single" w:color="000000" w:themeColor="text1" w:themeTint="80" w:sz="4" w:space="0"/>
-          <w:left w:val="none"/>
-          <w:bottom w:val="none"/>
-          <w:right w:val="none"/>
+          <w:left w:val="none" w:color="000000" w:sz="4" w:space="0"/>
+          <w:bottom w:val="none" w:color="000000" w:sz="4" w:space="0"/>
+          <w:right w:val="none" w:color="000000" w:sz="4" w:space="0"/>
         </w:tcBorders>
       </w:tcPr>
     </w:tblStylePr>
@@ -12651,9 +15698,9 @@
       </w:tcPr>
     </w:tblStylePr>
   </w:style>
-  <w:style w:type="table" w:styleId="62">
+  <w:style w:type="table" w:styleId="751">
     <w:name w:val="Grid Table 7 Colorful - Accent 1"/>
-    <w:basedOn w:val="665"/>
+    <w:basedOn w:val="887"/>
     <w:uiPriority w:val="99"/>
     <w:pPr>
       <w:pBdr/>
@@ -12755,11 +15802,11 @@
         <w:tblBorders/>
       </w:tblPr>
       <w:tcPr>
-        <w:shd w:color="ffffff"/>
+        <w:shd w:val="clear" w:color="ffffff"/>
         <w:tcBorders>
-          <w:top w:val="none"/>
-          <w:left w:val="none"/>
-          <w:bottom w:val="none"/>
+          <w:top w:val="none" w:color="000000" w:sz="4" w:space="0"/>
+          <w:left w:val="none" w:color="000000" w:sz="4" w:space="0"/>
+          <w:bottom w:val="none" w:color="000000" w:sz="4" w:space="0"/>
           <w:right w:val="single" w:color="000000" w:themeColor="accent1" w:themeTint="80" w:sz="4" w:space="0"/>
         </w:tcBorders>
       </w:tcPr>
@@ -12782,10 +15829,10 @@
       <w:tcPr>
         <w:shd w:val="clear" w:color="ffffff" w:themeColor="light1" w:fill="ffffff" w:themeFill="light1"/>
         <w:tcBorders>
-          <w:top w:val="none"/>
-          <w:left w:val="none"/>
+          <w:top w:val="none" w:color="000000" w:sz="4" w:space="0"/>
+          <w:left w:val="none" w:color="000000" w:sz="4" w:space="0"/>
           <w:bottom w:val="single" w:color="000000" w:themeColor="accent1" w:themeTint="80" w:sz="4" w:space="0"/>
-          <w:right w:val="none"/>
+          <w:right w:val="none" w:color="000000" w:sz="4" w:space="0"/>
         </w:tcBorders>
       </w:tcPr>
     </w:tblStylePr>
@@ -12805,12 +15852,12 @@
         <w:tblBorders/>
       </w:tblPr>
       <w:tcPr>
-        <w:shd w:color="ffffff"/>
+        <w:shd w:val="clear" w:color="ffffff"/>
         <w:tcBorders>
-          <w:top w:val="none"/>
+          <w:top w:val="none" w:color="000000" w:sz="4" w:space="0"/>
           <w:left w:val="single" w:color="000000" w:themeColor="accent1" w:themeTint="80" w:sz="4" w:space="0"/>
-          <w:bottom w:val="none"/>
-          <w:right w:val="none"/>
+          <w:bottom w:val="none" w:color="000000" w:sz="4" w:space="0"/>
+          <w:right w:val="none" w:color="000000" w:sz="4" w:space="0"/>
         </w:tcBorders>
       </w:tcPr>
     </w:tblStylePr>
@@ -12833,9 +15880,9 @@
         <w:shd w:val="clear" w:color="ffffff" w:themeColor="light1" w:fill="ffffff" w:themeFill="light1"/>
         <w:tcBorders>
           <w:top w:val="single" w:color="000000" w:themeColor="accent1" w:themeTint="80" w:sz="4" w:space="0"/>
-          <w:left w:val="none"/>
-          <w:bottom w:val="none"/>
-          <w:right w:val="none"/>
+          <w:left w:val="none" w:color="000000" w:sz="4" w:space="0"/>
+          <w:bottom w:val="none" w:color="000000" w:sz="4" w:space="0"/>
+          <w:right w:val="none" w:color="000000" w:sz="4" w:space="0"/>
         </w:tcBorders>
       </w:tcPr>
     </w:tblStylePr>
@@ -12905,9 +15952,9 @@
       </w:tcPr>
     </w:tblStylePr>
   </w:style>
-  <w:style w:type="table" w:styleId="63">
+  <w:style w:type="table" w:styleId="752">
     <w:name w:val="Grid Table 7 Colorful - Accent 2"/>
-    <w:basedOn w:val="665"/>
+    <w:basedOn w:val="887"/>
     <w:uiPriority w:val="99"/>
     <w:pPr>
       <w:pBdr/>
@@ -13009,11 +16056,11 @@
         <w:tblBorders/>
       </w:tblPr>
       <w:tcPr>
-        <w:shd w:color="ffffff"/>
+        <w:shd w:val="clear" w:color="ffffff"/>
         <w:tcBorders>
-          <w:top w:val="none"/>
-          <w:left w:val="none"/>
-          <w:bottom w:val="none"/>
+          <w:top w:val="none" w:color="000000" w:sz="4" w:space="0"/>
+          <w:left w:val="none" w:color="000000" w:sz="4" w:space="0"/>
+          <w:bottom w:val="none" w:color="000000" w:sz="4" w:space="0"/>
           <w:right w:val="single" w:color="000000" w:themeColor="accent2" w:themeTint="97" w:sz="4" w:space="0"/>
         </w:tcBorders>
       </w:tcPr>
@@ -13036,10 +16083,10 @@
       <w:tcPr>
         <w:shd w:val="clear" w:color="ffffff" w:themeColor="light1" w:fill="ffffff" w:themeFill="light1"/>
         <w:tcBorders>
-          <w:top w:val="none"/>
-          <w:left w:val="none"/>
+          <w:top w:val="none" w:color="000000" w:sz="4" w:space="0"/>
+          <w:left w:val="none" w:color="000000" w:sz="4" w:space="0"/>
           <w:bottom w:val="single" w:color="000000" w:themeColor="accent2" w:themeTint="97" w:sz="4" w:space="0"/>
-          <w:right w:val="none"/>
+          <w:right w:val="none" w:color="000000" w:sz="4" w:space="0"/>
         </w:tcBorders>
       </w:tcPr>
     </w:tblStylePr>
@@ -13059,12 +16106,12 @@
         <w:tblBorders/>
       </w:tblPr>
       <w:tcPr>
-        <w:shd w:color="ffffff"/>
+        <w:shd w:val="clear" w:color="ffffff"/>
         <w:tcBorders>
-          <w:top w:val="none"/>
+          <w:top w:val="none" w:color="000000" w:sz="4" w:space="0"/>
           <w:left w:val="single" w:color="000000" w:themeColor="accent2" w:themeTint="97" w:sz="4" w:space="0"/>
-          <w:bottom w:val="none"/>
-          <w:right w:val="none"/>
+          <w:bottom w:val="none" w:color="000000" w:sz="4" w:space="0"/>
+          <w:right w:val="none" w:color="000000" w:sz="4" w:space="0"/>
         </w:tcBorders>
       </w:tcPr>
     </w:tblStylePr>
@@ -13087,9 +16134,9 @@
         <w:shd w:val="clear" w:color="ffffff" w:themeColor="light1" w:fill="ffffff" w:themeFill="light1"/>
         <w:tcBorders>
           <w:top w:val="single" w:color="000000" w:themeColor="accent2" w:themeTint="97" w:sz="4" w:space="0"/>
-          <w:left w:val="none"/>
-          <w:bottom w:val="none"/>
-          <w:right w:val="none"/>
+          <w:left w:val="none" w:color="000000" w:sz="4" w:space="0"/>
+          <w:bottom w:val="none" w:color="000000" w:sz="4" w:space="0"/>
+          <w:right w:val="none" w:color="000000" w:sz="4" w:space="0"/>
         </w:tcBorders>
       </w:tcPr>
     </w:tblStylePr>
@@ -13159,9 +16206,9 @@
       </w:tcPr>
     </w:tblStylePr>
   </w:style>
-  <w:style w:type="table" w:styleId="64">
+  <w:style w:type="table" w:styleId="753">
     <w:name w:val="Grid Table 7 Colorful - Accent 3"/>
-    <w:basedOn w:val="665"/>
+    <w:basedOn w:val="887"/>
     <w:uiPriority w:val="99"/>
     <w:pPr>
       <w:pBdr/>
@@ -13263,11 +16310,11 @@
         <w:tblBorders/>
       </w:tblPr>
       <w:tcPr>
-        <w:shd w:color="ffffff"/>
+        <w:shd w:val="clear" w:color="ffffff"/>
         <w:tcBorders>
-          <w:top w:val="none"/>
-          <w:left w:val="none"/>
-          <w:bottom w:val="none"/>
+          <w:top w:val="none" w:color="000000" w:sz="4" w:space="0"/>
+          <w:left w:val="none" w:color="000000" w:sz="4" w:space="0"/>
+          <w:bottom w:val="none" w:color="000000" w:sz="4" w:space="0"/>
           <w:right w:val="single" w:color="000000" w:themeColor="accent3" w:themeTint="FE" w:sz="4" w:space="0"/>
         </w:tcBorders>
       </w:tcPr>
@@ -13290,10 +16337,10 @@
       <w:tcPr>
         <w:shd w:val="clear" w:color="ffffff" w:themeColor="light1" w:fill="ffffff" w:themeFill="light1"/>
         <w:tcBorders>
-          <w:top w:val="none"/>
-          <w:left w:val="none"/>
+          <w:top w:val="none" w:color="000000" w:sz="4" w:space="0"/>
+          <w:left w:val="none" w:color="000000" w:sz="4" w:space="0"/>
           <w:bottom w:val="single" w:color="000000" w:themeColor="accent3" w:themeTint="FE" w:sz="4" w:space="0"/>
-          <w:right w:val="none"/>
+          <w:right w:val="none" w:color="000000" w:sz="4" w:space="0"/>
         </w:tcBorders>
       </w:tcPr>
     </w:tblStylePr>
@@ -13313,12 +16360,12 @@
         <w:tblBorders/>
       </w:tblPr>
       <w:tcPr>
-        <w:shd w:color="ffffff"/>
+        <w:shd w:val="clear" w:color="ffffff"/>
         <w:tcBorders>
-          <w:top w:val="none"/>
+          <w:top w:val="none" w:color="000000" w:sz="4" w:space="0"/>
           <w:left w:val="single" w:color="000000" w:themeColor="accent3" w:themeTint="FE" w:sz="4" w:space="0"/>
-          <w:bottom w:val="none"/>
-          <w:right w:val="none"/>
+          <w:bottom w:val="none" w:color="000000" w:sz="4" w:space="0"/>
+          <w:right w:val="none" w:color="000000" w:sz="4" w:space="0"/>
         </w:tcBorders>
       </w:tcPr>
     </w:tblStylePr>
@@ -13341,9 +16388,9 @@
         <w:shd w:val="clear" w:color="ffffff" w:themeColor="light1" w:fill="ffffff" w:themeFill="light1"/>
         <w:tcBorders>
           <w:top w:val="single" w:color="000000" w:themeColor="accent3" w:themeTint="FE" w:sz="4" w:space="0"/>
-          <w:left w:val="none"/>
-          <w:bottom w:val="none"/>
-          <w:right w:val="none"/>
+          <w:left w:val="none" w:color="000000" w:sz="4" w:space="0"/>
+          <w:bottom w:val="none" w:color="000000" w:sz="4" w:space="0"/>
+          <w:right w:val="none" w:color="000000" w:sz="4" w:space="0"/>
         </w:tcBorders>
       </w:tcPr>
     </w:tblStylePr>
@@ -13413,9 +16460,9 @@
       </w:tcPr>
     </w:tblStylePr>
   </w:style>
-  <w:style w:type="table" w:styleId="65">
+  <w:style w:type="table" w:styleId="754">
     <w:name w:val="Grid Table 7 Colorful - Accent 4"/>
-    <w:basedOn w:val="665"/>
+    <w:basedOn w:val="887"/>
     <w:uiPriority w:val="99"/>
     <w:pPr>
       <w:pBdr/>
@@ -13517,11 +16564,11 @@
         <w:tblBorders/>
       </w:tblPr>
       <w:tcPr>
-        <w:shd w:color="ffffff"/>
+        <w:shd w:val="clear" w:color="ffffff"/>
         <w:tcBorders>
-          <w:top w:val="none"/>
-          <w:left w:val="none"/>
-          <w:bottom w:val="none"/>
+          <w:top w:val="none" w:color="000000" w:sz="4" w:space="0"/>
+          <w:left w:val="none" w:color="000000" w:sz="4" w:space="0"/>
+          <w:bottom w:val="none" w:color="000000" w:sz="4" w:space="0"/>
           <w:right w:val="single" w:color="000000" w:themeColor="accent4" w:themeTint="9A" w:sz="4" w:space="0"/>
         </w:tcBorders>
       </w:tcPr>
@@ -13544,10 +16591,10 @@
       <w:tcPr>
         <w:shd w:val="clear" w:color="ffffff" w:themeColor="light1" w:fill="ffffff" w:themeFill="light1"/>
         <w:tcBorders>
-          <w:top w:val="none"/>
-          <w:left w:val="none"/>
+          <w:top w:val="none" w:color="000000" w:sz="4" w:space="0"/>
+          <w:left w:val="none" w:color="000000" w:sz="4" w:space="0"/>
           <w:bottom w:val="single" w:color="000000" w:themeColor="accent4" w:themeTint="9A" w:sz="4" w:space="0"/>
-          <w:right w:val="none"/>
+          <w:right w:val="none" w:color="000000" w:sz="4" w:space="0"/>
         </w:tcBorders>
       </w:tcPr>
     </w:tblStylePr>
@@ -13567,12 +16614,12 @@
         <w:tblBorders/>
       </w:tblPr>
       <w:tcPr>
-        <w:shd w:color="ffffff"/>
+        <w:shd w:val="clear" w:color="ffffff"/>
         <w:tcBorders>
-          <w:top w:val="none"/>
+          <w:top w:val="none" w:color="000000" w:sz="4" w:space="0"/>
           <w:left w:val="single" w:color="000000" w:themeColor="accent4" w:themeTint="9A" w:sz="4" w:space="0"/>
-          <w:bottom w:val="none"/>
-          <w:right w:val="none"/>
+          <w:bottom w:val="none" w:color="000000" w:sz="4" w:space="0"/>
+          <w:right w:val="none" w:color="000000" w:sz="4" w:space="0"/>
         </w:tcBorders>
       </w:tcPr>
     </w:tblStylePr>
@@ -13595,9 +16642,9 @@
         <w:shd w:val="clear" w:color="ffffff" w:themeColor="light1" w:fill="ffffff" w:themeFill="light1"/>
         <w:tcBorders>
           <w:top w:val="single" w:color="000000" w:themeColor="accent4" w:themeTint="9A" w:sz="4" w:space="0"/>
-          <w:left w:val="none"/>
-          <w:bottom w:val="none"/>
-          <w:right w:val="none"/>
+          <w:left w:val="none" w:color="000000" w:sz="4" w:space="0"/>
+          <w:bottom w:val="none" w:color="000000" w:sz="4" w:space="0"/>
+          <w:right w:val="none" w:color="000000" w:sz="4" w:space="0"/>
         </w:tcBorders>
       </w:tcPr>
     </w:tblStylePr>
@@ -13667,9 +16714,9 @@
       </w:tcPr>
     </w:tblStylePr>
   </w:style>
-  <w:style w:type="table" w:styleId="66">
+  <w:style w:type="table" w:styleId="755">
     <w:name w:val="Grid Table 7 Colorful - Accent 5"/>
-    <w:basedOn w:val="665"/>
+    <w:basedOn w:val="887"/>
     <w:uiPriority w:val="99"/>
     <w:pPr>
       <w:pBdr/>
@@ -13771,11 +16818,11 @@
         <w:tblBorders/>
       </w:tblPr>
       <w:tcPr>
-        <w:shd w:color="ffffff"/>
+        <w:shd w:val="clear" w:color="ffffff"/>
         <w:tcBorders>
-          <w:top w:val="none"/>
-          <w:left w:val="none"/>
-          <w:bottom w:val="none"/>
+          <w:top w:val="none" w:color="000000" w:sz="4" w:space="0"/>
+          <w:left w:val="none" w:color="000000" w:sz="4" w:space="0"/>
+          <w:bottom w:val="none" w:color="000000" w:sz="4" w:space="0"/>
           <w:right w:val="single" w:color="000000" w:themeColor="accent5" w:themeTint="90" w:sz="4" w:space="0"/>
         </w:tcBorders>
       </w:tcPr>
@@ -13798,10 +16845,10 @@
       <w:tcPr>
         <w:shd w:val="clear" w:color="ffffff" w:themeColor="light1" w:fill="ffffff" w:themeFill="light1"/>
         <w:tcBorders>
-          <w:top w:val="none"/>
-          <w:left w:val="none"/>
+          <w:top w:val="none" w:color="000000" w:sz="4" w:space="0"/>
+          <w:left w:val="none" w:color="000000" w:sz="4" w:space="0"/>
           <w:bottom w:val="single" w:color="000000" w:themeColor="accent5" w:themeTint="90" w:sz="4" w:space="0"/>
-          <w:right w:val="none"/>
+          <w:right w:val="none" w:color="000000" w:sz="4" w:space="0"/>
         </w:tcBorders>
       </w:tcPr>
     </w:tblStylePr>
@@ -13821,12 +16868,12 @@
         <w:tblBorders/>
       </w:tblPr>
       <w:tcPr>
-        <w:shd w:color="ffffff"/>
+        <w:shd w:val="clear" w:color="ffffff"/>
         <w:tcBorders>
-          <w:top w:val="none"/>
+          <w:top w:val="none" w:color="000000" w:sz="4" w:space="0"/>
           <w:left w:val="single" w:color="000000" w:themeColor="accent5" w:themeTint="90" w:sz="4" w:space="0"/>
-          <w:bottom w:val="none"/>
-          <w:right w:val="none"/>
+          <w:bottom w:val="none" w:color="000000" w:sz="4" w:space="0"/>
+          <w:right w:val="none" w:color="000000" w:sz="4" w:space="0"/>
         </w:tcBorders>
       </w:tcPr>
     </w:tblStylePr>
@@ -13849,9 +16896,9 @@
         <w:shd w:val="clear" w:color="ffffff" w:themeColor="light1" w:fill="ffffff" w:themeFill="light1"/>
         <w:tcBorders>
           <w:top w:val="single" w:color="000000" w:themeColor="accent5" w:themeTint="90" w:sz="4" w:space="0"/>
-          <w:left w:val="none"/>
-          <w:bottom w:val="none"/>
-          <w:right w:val="none"/>
+          <w:left w:val="none" w:color="000000" w:sz="4" w:space="0"/>
+          <w:bottom w:val="none" w:color="000000" w:sz="4" w:space="0"/>
+          <w:right w:val="none" w:color="000000" w:sz="4" w:space="0"/>
         </w:tcBorders>
       </w:tcPr>
     </w:tblStylePr>
@@ -13921,9 +16968,9 @@
       </w:tcPr>
     </w:tblStylePr>
   </w:style>
-  <w:style w:type="table" w:styleId="67">
+  <w:style w:type="table" w:styleId="756">
     <w:name w:val="Grid Table 7 Colorful - Accent 6"/>
-    <w:basedOn w:val="665"/>
+    <w:basedOn w:val="887"/>
     <w:uiPriority w:val="99"/>
     <w:pPr>
       <w:pBdr/>
@@ -14025,11 +17072,11 @@
         <w:tblBorders/>
       </w:tblPr>
       <w:tcPr>
-        <w:shd w:color="ffffff"/>
+        <w:shd w:val="clear" w:color="ffffff"/>
         <w:tcBorders>
-          <w:top w:val="none"/>
-          <w:left w:val="none"/>
-          <w:bottom w:val="none"/>
+          <w:top w:val="none" w:color="000000" w:sz="4" w:space="0"/>
+          <w:left w:val="none" w:color="000000" w:sz="4" w:space="0"/>
+          <w:bottom w:val="none" w:color="000000" w:sz="4" w:space="0"/>
           <w:right w:val="single" w:color="000000" w:themeColor="accent6" w:themeTint="90" w:sz="4" w:space="0"/>
         </w:tcBorders>
       </w:tcPr>
@@ -14052,10 +17099,10 @@
       <w:tcPr>
         <w:shd w:val="clear" w:color="ffffff" w:themeColor="light1" w:fill="ffffff" w:themeFill="light1"/>
         <w:tcBorders>
-          <w:top w:val="none"/>
-          <w:left w:val="none"/>
+          <w:top w:val="none" w:color="000000" w:sz="4" w:space="0"/>
+          <w:left w:val="none" w:color="000000" w:sz="4" w:space="0"/>
           <w:bottom w:val="single" w:color="000000" w:themeColor="accent6" w:themeTint="90" w:sz="4" w:space="0"/>
-          <w:right w:val="none"/>
+          <w:right w:val="none" w:color="000000" w:sz="4" w:space="0"/>
         </w:tcBorders>
       </w:tcPr>
     </w:tblStylePr>
@@ -14075,12 +17122,12 @@
         <w:tblBorders/>
       </w:tblPr>
       <w:tcPr>
-        <w:shd w:color="ffffff"/>
+        <w:shd w:val="clear" w:color="ffffff"/>
         <w:tcBorders>
-          <w:top w:val="none"/>
+          <w:top w:val="none" w:color="000000" w:sz="4" w:space="0"/>
           <w:left w:val="single" w:color="000000" w:themeColor="accent6" w:themeTint="90" w:sz="4" w:space="0"/>
-          <w:bottom w:val="none"/>
-          <w:right w:val="none"/>
+          <w:bottom w:val="none" w:color="000000" w:sz="4" w:space="0"/>
+          <w:right w:val="none" w:color="000000" w:sz="4" w:space="0"/>
         </w:tcBorders>
       </w:tcPr>
     </w:tblStylePr>
@@ -14103,9 +17150,9 @@
         <w:shd w:val="clear" w:color="ffffff" w:themeColor="light1" w:fill="ffffff" w:themeFill="light1"/>
         <w:tcBorders>
           <w:top w:val="single" w:color="000000" w:themeColor="accent6" w:themeTint="90" w:sz="4" w:space="0"/>
-          <w:left w:val="none"/>
-          <w:bottom w:val="none"/>
-          <w:right w:val="none"/>
+          <w:left w:val="none" w:color="000000" w:sz="4" w:space="0"/>
+          <w:bottom w:val="none" w:color="000000" w:sz="4" w:space="0"/>
+          <w:right w:val="none" w:color="000000" w:sz="4" w:space="0"/>
         </w:tcBorders>
       </w:tcPr>
     </w:tblStylePr>
@@ -14175,9 +17222,9 @@
       </w:tcPr>
     </w:tblStylePr>
   </w:style>
-  <w:style w:type="table" w:styleId="68">
+  <w:style w:type="table" w:styleId="757">
     <w:name w:val="List Table 1 Light"/>
-    <w:basedOn w:val="665"/>
+    <w:basedOn w:val="887"/>
     <w:uiPriority w:val="99"/>
     <w:pPr>
       <w:pBdr/>
@@ -14391,9 +17438,9 @@
       </w:tcPr>
     </w:tblStylePr>
   </w:style>
-  <w:style w:type="table" w:styleId="69">
+  <w:style w:type="table" w:styleId="758">
     <w:name w:val="List Table 1 Light - Accent 1"/>
-    <w:basedOn w:val="665"/>
+    <w:basedOn w:val="887"/>
     <w:uiPriority w:val="99"/>
     <w:pPr>
       <w:pBdr/>
@@ -14607,9 +17654,9 @@
       </w:tcPr>
     </w:tblStylePr>
   </w:style>
-  <w:style w:type="table" w:styleId="70">
+  <w:style w:type="table" w:styleId="759">
     <w:name w:val="List Table 1 Light - Accent 2"/>
-    <w:basedOn w:val="665"/>
+    <w:basedOn w:val="887"/>
     <w:uiPriority w:val="99"/>
     <w:pPr>
       <w:pBdr/>
@@ -14823,9 +17870,9 @@
       </w:tcPr>
     </w:tblStylePr>
   </w:style>
-  <w:style w:type="table" w:styleId="71">
+  <w:style w:type="table" w:styleId="760">
     <w:name w:val="List Table 1 Light - Accent 3"/>
-    <w:basedOn w:val="665"/>
+    <w:basedOn w:val="887"/>
     <w:uiPriority w:val="99"/>
     <w:pPr>
       <w:pBdr/>
@@ -15039,9 +18086,9 @@
       </w:tcPr>
     </w:tblStylePr>
   </w:style>
-  <w:style w:type="table" w:styleId="72">
+  <w:style w:type="table" w:styleId="761">
     <w:name w:val="List Table 1 Light - Accent 4"/>
-    <w:basedOn w:val="665"/>
+    <w:basedOn w:val="887"/>
     <w:uiPriority w:val="99"/>
     <w:pPr>
       <w:pBdr/>
@@ -15255,9 +18302,9 @@
       </w:tcPr>
     </w:tblStylePr>
   </w:style>
-  <w:style w:type="table" w:styleId="73">
+  <w:style w:type="table" w:styleId="762">
     <w:name w:val="List Table 1 Light - Accent 5"/>
-    <w:basedOn w:val="665"/>
+    <w:basedOn w:val="887"/>
     <w:uiPriority w:val="99"/>
     <w:pPr>
       <w:pBdr/>
@@ -15471,9 +18518,9 @@
       </w:tcPr>
     </w:tblStylePr>
   </w:style>
-  <w:style w:type="table" w:styleId="74">
+  <w:style w:type="table" w:styleId="763">
     <w:name w:val="List Table 1 Light - Accent 6"/>
-    <w:basedOn w:val="665"/>
+    <w:basedOn w:val="887"/>
     <w:uiPriority w:val="99"/>
     <w:pPr>
       <w:pBdr/>
@@ -15687,9 +18734,9 @@
       </w:tcPr>
     </w:tblStylePr>
   </w:style>
-  <w:style w:type="table" w:styleId="75">
+  <w:style w:type="table" w:styleId="764">
     <w:name w:val="List Table 2"/>
-    <w:basedOn w:val="665"/>
+    <w:basedOn w:val="887"/>
     <w:uiPriority w:val="99"/>
     <w:pPr>
       <w:pBdr/>
@@ -15925,9 +18972,9 @@
       </w:tcPr>
     </w:tblStylePr>
   </w:style>
-  <w:style w:type="table" w:styleId="76">
+  <w:style w:type="table" w:styleId="765">
     <w:name w:val="List Table 2 - Accent 1"/>
-    <w:basedOn w:val="665"/>
+    <w:basedOn w:val="887"/>
     <w:uiPriority w:val="99"/>
     <w:pPr>
       <w:pBdr/>
@@ -16163,9 +19210,9 @@
       </w:tcPr>
     </w:tblStylePr>
   </w:style>
-  <w:style w:type="table" w:styleId="77">
+  <w:style w:type="table" w:styleId="766">
     <w:name w:val="List Table 2 - Accent 2"/>
-    <w:basedOn w:val="665"/>
+    <w:basedOn w:val="887"/>
     <w:uiPriority w:val="99"/>
     <w:pPr>
       <w:pBdr/>
@@ -16401,9 +19448,9 @@
       </w:tcPr>
     </w:tblStylePr>
   </w:style>
-  <w:style w:type="table" w:styleId="78">
+  <w:style w:type="table" w:styleId="767">
     <w:name w:val="List Table 2 - Accent 3"/>
-    <w:basedOn w:val="665"/>
+    <w:basedOn w:val="887"/>
     <w:uiPriority w:val="99"/>
     <w:pPr>
       <w:pBdr/>
@@ -16639,9 +19686,9 @@
       </w:tcPr>
     </w:tblStylePr>
   </w:style>
-  <w:style w:type="table" w:styleId="79">
+  <w:style w:type="table" w:styleId="768">
     <w:name w:val="List Table 2 - Accent 4"/>
-    <w:basedOn w:val="665"/>
+    <w:basedOn w:val="887"/>
     <w:uiPriority w:val="99"/>
     <w:pPr>
       <w:pBdr/>
@@ -16877,9 +19924,9 @@
       </w:tcPr>
     </w:tblStylePr>
   </w:style>
-  <w:style w:type="table" w:styleId="80">
+  <w:style w:type="table" w:styleId="769">
     <w:name w:val="List Table 2 - Accent 5"/>
-    <w:basedOn w:val="665"/>
+    <w:basedOn w:val="887"/>
     <w:uiPriority w:val="99"/>
     <w:pPr>
       <w:pBdr/>
@@ -17115,9 +20162,9 @@
       </w:tcPr>
     </w:tblStylePr>
   </w:style>
-  <w:style w:type="table" w:styleId="81">
+  <w:style w:type="table" w:styleId="770">
     <w:name w:val="List Table 2 - Accent 6"/>
-    <w:basedOn w:val="665"/>
+    <w:basedOn w:val="887"/>
     <w:uiPriority w:val="99"/>
     <w:pPr>
       <w:pBdr/>
@@ -17353,9 +20400,9 @@
       </w:tcPr>
     </w:tblStylePr>
   </w:style>
-  <w:style w:type="table" w:styleId="82">
+  <w:style w:type="table" w:styleId="771">
     <w:name w:val="List Table 3"/>
-    <w:basedOn w:val="665"/>
+    <w:basedOn w:val="887"/>
     <w:uiPriority w:val="99"/>
     <w:pPr>
       <w:pBdr/>
@@ -17581,9 +20628,9 @@
       </w:tcPr>
     </w:tblStylePr>
   </w:style>
-  <w:style w:type="table" w:styleId="83">
+  <w:style w:type="table" w:styleId="772">
     <w:name w:val="List Table 3 - Accent 1"/>
-    <w:basedOn w:val="665"/>
+    <w:basedOn w:val="887"/>
     <w:uiPriority w:val="99"/>
     <w:pPr>
       <w:pBdr/>
@@ -17809,9 +20856,9 @@
       </w:tcPr>
     </w:tblStylePr>
   </w:style>
-  <w:style w:type="table" w:styleId="84">
+  <w:style w:type="table" w:styleId="773">
     <w:name w:val="List Table 3 - Accent 2"/>
-    <w:basedOn w:val="665"/>
+    <w:basedOn w:val="887"/>
     <w:uiPriority w:val="99"/>
     <w:pPr>
       <w:pBdr/>
@@ -18037,9 +21084,9 @@
       </w:tcPr>
     </w:tblStylePr>
   </w:style>
-  <w:style w:type="table" w:styleId="85">
+  <w:style w:type="table" w:styleId="774">
     <w:name w:val="List Table 3 - Accent 3"/>
-    <w:basedOn w:val="665"/>
+    <w:basedOn w:val="887"/>
     <w:uiPriority w:val="99"/>
     <w:pPr>
       <w:pBdr/>
@@ -18265,9 +21312,9 @@
       </w:tcPr>
     </w:tblStylePr>
   </w:style>
-  <w:style w:type="table" w:styleId="86">
+  <w:style w:type="table" w:styleId="775">
     <w:name w:val="List Table 3 - Accent 4"/>
-    <w:basedOn w:val="665"/>
+    <w:basedOn w:val="887"/>
     <w:uiPriority w:val="99"/>
     <w:pPr>
       <w:pBdr/>
@@ -18493,9 +21540,9 @@
       </w:tcPr>
     </w:tblStylePr>
   </w:style>
-  <w:style w:type="table" w:styleId="87">
+  <w:style w:type="table" w:styleId="776">
     <w:name w:val="List Table 3 - Accent 5"/>
-    <w:basedOn w:val="665"/>
+    <w:basedOn w:val="887"/>
     <w:uiPriority w:val="99"/>
     <w:pPr>
       <w:pBdr/>
@@ -18721,9 +21768,9 @@
       </w:tcPr>
     </w:tblStylePr>
   </w:style>
-  <w:style w:type="table" w:styleId="88">
+  <w:style w:type="table" w:styleId="777">
     <w:name w:val="List Table 3 - Accent 6"/>
-    <w:basedOn w:val="665"/>
+    <w:basedOn w:val="887"/>
     <w:uiPriority w:val="99"/>
     <w:pPr>
       <w:pBdr/>
@@ -18949,9 +21996,9 @@
       </w:tcPr>
     </w:tblStylePr>
   </w:style>
-  <w:style w:type="table" w:styleId="89">
+  <w:style w:type="table" w:styleId="778">
     <w:name w:val="List Table 4"/>
-    <w:basedOn w:val="665"/>
+    <w:basedOn w:val="887"/>
     <w:uiPriority w:val="99"/>
     <w:pPr>
       <w:pBdr/>
@@ -19174,9 +22221,9 @@
       </w:tcPr>
     </w:tblStylePr>
   </w:style>
-  <w:style w:type="table" w:styleId="90">
+  <w:style w:type="table" w:styleId="779">
     <w:name w:val="List Table 4 - Accent 1"/>
-    <w:basedOn w:val="665"/>
+    <w:basedOn w:val="887"/>
     <w:uiPriority w:val="99"/>
     <w:pPr>
       <w:pBdr/>
@@ -19399,9 +22446,9 @@
       </w:tcPr>
     </w:tblStylePr>
   </w:style>
-  <w:style w:type="table" w:styleId="91">
+  <w:style w:type="table" w:styleId="780">
     <w:name w:val="List Table 4 - Accent 2"/>
-    <w:basedOn w:val="665"/>
+    <w:basedOn w:val="887"/>
     <w:uiPriority w:val="99"/>
     <w:pPr>
       <w:pBdr/>
@@ -19624,9 +22671,9 @@
       </w:tcPr>
     </w:tblStylePr>
   </w:style>
-  <w:style w:type="table" w:styleId="92">
+  <w:style w:type="table" w:styleId="781">
     <w:name w:val="List Table 4 - Accent 3"/>
-    <w:basedOn w:val="665"/>
+    <w:basedOn w:val="887"/>
     <w:uiPriority w:val="99"/>
     <w:pPr>
       <w:pBdr/>
@@ -19849,9 +22896,9 @@
       </w:tcPr>
     </w:tblStylePr>
   </w:style>
-  <w:style w:type="table" w:styleId="93">
+  <w:style w:type="table" w:styleId="782">
     <w:name w:val="List Table 4 - Accent 4"/>
-    <w:basedOn w:val="665"/>
+    <w:basedOn w:val="887"/>
     <w:uiPriority w:val="99"/>
     <w:pPr>
       <w:pBdr/>
@@ -20074,9 +23121,9 @@
       </w:tcPr>
     </w:tblStylePr>
   </w:style>
-  <w:style w:type="table" w:styleId="94">
+  <w:style w:type="table" w:styleId="783">
     <w:name w:val="List Table 4 - Accent 5"/>
-    <w:basedOn w:val="665"/>
+    <w:basedOn w:val="887"/>
     <w:uiPriority w:val="99"/>
     <w:pPr>
       <w:pBdr/>
@@ -20299,9 +23346,9 @@
       </w:tcPr>
     </w:tblStylePr>
   </w:style>
-  <w:style w:type="table" w:styleId="95">
+  <w:style w:type="table" w:styleId="784">
     <w:name w:val="List Table 4 - Accent 6"/>
-    <w:basedOn w:val="665"/>
+    <w:basedOn w:val="887"/>
     <w:uiPriority w:val="99"/>
     <w:pPr>
       <w:pBdr/>
@@ -20524,9 +23571,9 @@
       </w:tcPr>
     </w:tblStylePr>
   </w:style>
-  <w:style w:type="table" w:styleId="96">
+  <w:style w:type="table" w:styleId="785">
     <w:name w:val="List Table 5 Dark"/>
-    <w:basedOn w:val="665"/>
+    <w:basedOn w:val="887"/>
     <w:uiPriority w:val="99"/>
     <w:pPr>
       <w:pBdr/>
@@ -20766,9 +23813,9 @@
       </w:tcPr>
     </w:tblStylePr>
   </w:style>
-  <w:style w:type="table" w:styleId="97">
+  <w:style w:type="table" w:styleId="786">
     <w:name w:val="List Table 5 Dark - Accent 1"/>
-    <w:basedOn w:val="665"/>
+    <w:basedOn w:val="887"/>
     <w:uiPriority w:val="99"/>
     <w:pPr>
       <w:pBdr/>
@@ -21008,9 +24055,9 @@
       </w:tcPr>
     </w:tblStylePr>
   </w:style>
-  <w:style w:type="table" w:styleId="98">
+  <w:style w:type="table" w:styleId="787">
     <w:name w:val="List Table 5 Dark - Accent 2"/>
-    <w:basedOn w:val="665"/>
+    <w:basedOn w:val="887"/>
     <w:uiPriority w:val="99"/>
     <w:pPr>
       <w:pBdr/>
@@ -21250,9 +24297,9 @@
       </w:tcPr>
     </w:tblStylePr>
   </w:style>
-  <w:style w:type="table" w:styleId="99">
+  <w:style w:type="table" w:styleId="788">
     <w:name w:val="List Table 5 Dark - Accent 3"/>
-    <w:basedOn w:val="665"/>
+    <w:basedOn w:val="887"/>
     <w:uiPriority w:val="99"/>
     <w:pPr>
       <w:pBdr/>
@@ -21492,9 +24539,9 @@
       </w:tcPr>
     </w:tblStylePr>
   </w:style>
-  <w:style w:type="table" w:styleId="100">
+  <w:style w:type="table" w:styleId="789">
     <w:name w:val="List Table 5 Dark - Accent 4"/>
-    <w:basedOn w:val="665"/>
+    <w:basedOn w:val="887"/>
     <w:uiPriority w:val="99"/>
     <w:pPr>
       <w:pBdr/>
@@ -21734,9 +24781,9 @@
       </w:tcPr>
     </w:tblStylePr>
   </w:style>
-  <w:style w:type="table" w:styleId="101">
+  <w:style w:type="table" w:styleId="790">
     <w:name w:val="List Table 5 Dark - Accent 5"/>
-    <w:basedOn w:val="665"/>
+    <w:basedOn w:val="887"/>
     <w:uiPriority w:val="99"/>
     <w:pPr>
       <w:pBdr/>
@@ -21976,9 +25023,9 @@
       </w:tcPr>
     </w:tblStylePr>
   </w:style>
-  <w:style w:type="table" w:styleId="102">
+  <w:style w:type="table" w:styleId="791">
     <w:name w:val="List Table 5 Dark - Accent 6"/>
-    <w:basedOn w:val="665"/>
+    <w:basedOn w:val="887"/>
     <w:uiPriority w:val="99"/>
     <w:pPr>
       <w:pBdr/>
@@ -22218,9 +25265,9 @@
       </w:tcPr>
     </w:tblStylePr>
   </w:style>
-  <w:style w:type="table" w:styleId="103">
+  <w:style w:type="table" w:styleId="792">
     <w:name w:val="List Table 6 Colorful"/>
-    <w:basedOn w:val="665"/>
+    <w:basedOn w:val="887"/>
     <w:uiPriority w:val="99"/>
     <w:pPr>
       <w:pBdr/>
@@ -22441,9 +25488,9 @@
       </w:tcPr>
     </w:tblStylePr>
   </w:style>
-  <w:style w:type="table" w:styleId="104">
+  <w:style w:type="table" w:styleId="793">
     <w:name w:val="List Table 6 Colorful - Accent 1"/>
-    <w:basedOn w:val="665"/>
+    <w:basedOn w:val="887"/>
     <w:uiPriority w:val="99"/>
     <w:pPr>
       <w:pBdr/>
@@ -22664,9 +25711,9 @@
       </w:tcPr>
     </w:tblStylePr>
   </w:style>
-  <w:style w:type="table" w:styleId="105">
+  <w:style w:type="table" w:styleId="794">
     <w:name w:val="List Table 6 Colorful - Accent 2"/>
-    <w:basedOn w:val="665"/>
+    <w:basedOn w:val="887"/>
     <w:uiPriority w:val="99"/>
     <w:pPr>
       <w:pBdr/>
@@ -22887,9 +25934,9 @@
       </w:tcPr>
     </w:tblStylePr>
   </w:style>
-  <w:style w:type="table" w:styleId="106">
+  <w:style w:type="table" w:styleId="795">
     <w:name w:val="List Table 6 Colorful - Accent 3"/>
-    <w:basedOn w:val="665"/>
+    <w:basedOn w:val="887"/>
     <w:uiPriority w:val="99"/>
     <w:pPr>
       <w:pBdr/>
@@ -23110,9 +26157,9 @@
       </w:tcPr>
     </w:tblStylePr>
   </w:style>
-  <w:style w:type="table" w:styleId="107">
+  <w:style w:type="table" w:styleId="796">
     <w:name w:val="List Table 6 Colorful - Accent 4"/>
-    <w:basedOn w:val="665"/>
+    <w:basedOn w:val="887"/>
     <w:uiPriority w:val="99"/>
     <w:pPr>
       <w:pBdr/>
@@ -23333,9 +26380,9 @@
       </w:tcPr>
     </w:tblStylePr>
   </w:style>
-  <w:style w:type="table" w:styleId="108">
+  <w:style w:type="table" w:styleId="797">
     <w:name w:val="List Table 6 Colorful - Accent 5"/>
-    <w:basedOn w:val="665"/>
+    <w:basedOn w:val="887"/>
     <w:uiPriority w:val="99"/>
     <w:pPr>
       <w:pBdr/>
@@ -23556,9 +26603,9 @@
       </w:tcPr>
     </w:tblStylePr>
   </w:style>
-  <w:style w:type="table" w:styleId="109">
+  <w:style w:type="table" w:styleId="798">
     <w:name w:val="List Table 6 Colorful - Accent 6"/>
-    <w:basedOn w:val="665"/>
+    <w:basedOn w:val="887"/>
     <w:uiPriority w:val="99"/>
     <w:pPr>
       <w:pBdr/>
@@ -23779,9 +26826,9 @@
       </w:tcPr>
     </w:tblStylePr>
   </w:style>
-  <w:style w:type="table" w:styleId="110">
+  <w:style w:type="table" w:styleId="799">
     <w:name w:val="List Table 7 Colorful"/>
-    <w:basedOn w:val="665"/>
+    <w:basedOn w:val="887"/>
     <w:uiPriority w:val="99"/>
     <w:pPr>
       <w:pBdr/>
@@ -23880,11 +26927,11 @@
         <w:tblBorders/>
       </w:tblPr>
       <w:tcPr>
-        <w:shd w:color="ffffff"/>
+        <w:shd w:val="clear" w:color="ffffff"/>
         <w:tcBorders>
-          <w:top w:val="none"/>
-          <w:left w:val="none"/>
-          <w:bottom w:val="none"/>
+          <w:top w:val="none" w:color="000000" w:sz="4" w:space="0"/>
+          <w:left w:val="none" w:color="000000" w:sz="4" w:space="0"/>
+          <w:bottom w:val="none" w:color="000000" w:sz="4" w:space="0"/>
           <w:right w:val="single" w:color="000000" w:themeColor="text1" w:themeTint="80" w:sz="4" w:space="0"/>
         </w:tcBorders>
       </w:tcPr>
@@ -23907,10 +26954,10 @@
       <w:tcPr>
         <w:shd w:val="clear" w:color="ffffff" w:themeColor="light1" w:fill="ffffff" w:themeFill="light1"/>
         <w:tcBorders>
-          <w:top w:val="none"/>
-          <w:left w:val="none"/>
+          <w:top w:val="none" w:color="000000" w:sz="4" w:space="0"/>
+          <w:left w:val="none" w:color="000000" w:sz="4" w:space="0"/>
           <w:bottom w:val="single" w:color="000000" w:themeColor="text1" w:themeTint="80" w:sz="4" w:space="0"/>
-          <w:right w:val="none"/>
+          <w:right w:val="none" w:color="000000" w:sz="4" w:space="0"/>
         </w:tcBorders>
       </w:tcPr>
     </w:tblStylePr>
@@ -23930,12 +26977,12 @@
         <w:tblBorders/>
       </w:tblPr>
       <w:tcPr>
-        <w:shd w:color="ffffff"/>
+        <w:shd w:val="clear" w:color="ffffff"/>
         <w:tcBorders>
-          <w:top w:val="none"/>
+          <w:top w:val="none" w:color="000000" w:sz="4" w:space="0"/>
           <w:left w:val="single" w:color="000000" w:themeColor="text1" w:themeTint="80" w:sz="4" w:space="0"/>
-          <w:bottom w:val="none"/>
-          <w:right w:val="none"/>
+          <w:bottom w:val="none" w:color="000000" w:sz="4" w:space="0"/>
+          <w:right w:val="none" w:color="000000" w:sz="4" w:space="0"/>
         </w:tcBorders>
       </w:tcPr>
     </w:tblStylePr>
@@ -23958,9 +27005,9 @@
         <w:shd w:val="clear" w:color="ffffff" w:themeColor="light1" w:fill="ffffff" w:themeFill="light1"/>
         <w:tcBorders>
           <w:top w:val="single" w:color="000000" w:themeColor="text1" w:themeTint="80" w:sz="4" w:space="0"/>
-          <w:left w:val="none"/>
-          <w:bottom w:val="none"/>
-          <w:right w:val="none"/>
+          <w:left w:val="none" w:color="000000" w:sz="4" w:space="0"/>
+          <w:bottom w:val="none" w:color="000000" w:sz="4" w:space="0"/>
+          <w:right w:val="none" w:color="000000" w:sz="4" w:space="0"/>
         </w:tcBorders>
       </w:tcPr>
     </w:tblStylePr>
@@ -24035,9 +27082,9 @@
       </w:tcPr>
     </w:tblStylePr>
   </w:style>
-  <w:style w:type="table" w:styleId="111">
+  <w:style w:type="table" w:styleId="800">
     <w:name w:val="List Table 7 Colorful - Accent 1"/>
-    <w:basedOn w:val="665"/>
+    <w:basedOn w:val="887"/>
     <w:uiPriority w:val="99"/>
     <w:pPr>
       <w:pBdr/>
@@ -24136,11 +27183,11 @@
         <w:tblBorders/>
       </w:tblPr>
       <w:tcPr>
-        <w:shd w:color="ffffff"/>
+        <w:shd w:val="clear" w:color="ffffff"/>
         <w:tcBorders>
-          <w:top w:val="none"/>
-          <w:left w:val="none"/>
-          <w:bottom w:val="none"/>
+          <w:top w:val="none" w:color="000000" w:sz="4" w:space="0"/>
+          <w:left w:val="none" w:color="000000" w:sz="4" w:space="0"/>
+          <w:bottom w:val="none" w:color="000000" w:sz="4" w:space="0"/>
           <w:right w:val="single" w:color="000000" w:themeColor="accent1" w:sz="4" w:space="0"/>
         </w:tcBorders>
       </w:tcPr>
@@ -24163,10 +27210,10 @@
       <w:tcPr>
         <w:shd w:val="clear" w:color="ffffff" w:themeColor="light1" w:fill="ffffff" w:themeFill="light1"/>
         <w:tcBorders>
-          <w:top w:val="none"/>
-          <w:left w:val="none"/>
+          <w:top w:val="none" w:color="000000" w:sz="4" w:space="0"/>
+          <w:left w:val="none" w:color="000000" w:sz="4" w:space="0"/>
           <w:bottom w:val="single" w:color="000000" w:themeColor="accent1" w:sz="4" w:space="0"/>
-          <w:right w:val="none"/>
+          <w:right w:val="none" w:color="000000" w:sz="4" w:space="0"/>
         </w:tcBorders>
       </w:tcPr>
     </w:tblStylePr>
@@ -24186,12 +27233,12 @@
         <w:tblBorders/>
       </w:tblPr>
       <w:tcPr>
-        <w:shd w:color="ffffff"/>
+        <w:shd w:val="clear" w:color="ffffff"/>
         <w:tcBorders>
-          <w:top w:val="none"/>
+          <w:top w:val="none" w:color="000000" w:sz="4" w:space="0"/>
           <w:left w:val="single" w:color="000000" w:themeColor="accent1" w:sz="4" w:space="0"/>
-          <w:bottom w:val="none"/>
-          <w:right w:val="none"/>
+          <w:bottom w:val="none" w:color="000000" w:sz="4" w:space="0"/>
+          <w:right w:val="none" w:color="000000" w:sz="4" w:space="0"/>
         </w:tcBorders>
       </w:tcPr>
     </w:tblStylePr>
@@ -24214,9 +27261,9 @@
         <w:shd w:val="clear" w:color="ffffff" w:themeColor="light1" w:fill="ffffff" w:themeFill="light1"/>
         <w:tcBorders>
           <w:top w:val="single" w:color="000000" w:themeColor="accent1" w:sz="4" w:space="0"/>
-          <w:left w:val="none"/>
-          <w:bottom w:val="none"/>
-          <w:right w:val="none"/>
+          <w:left w:val="none" w:color="000000" w:sz="4" w:space="0"/>
+          <w:bottom w:val="none" w:color="000000" w:sz="4" w:space="0"/>
+          <w:right w:val="none" w:color="000000" w:sz="4" w:space="0"/>
         </w:tcBorders>
       </w:tcPr>
     </w:tblStylePr>
@@ -24291,9 +27338,9 @@
       </w:tcPr>
     </w:tblStylePr>
   </w:style>
-  <w:style w:type="table" w:styleId="112">
+  <w:style w:type="table" w:styleId="801">
     <w:name w:val="List Table 7 Colorful - Accent 2"/>
-    <w:basedOn w:val="665"/>
+    <w:basedOn w:val="887"/>
     <w:uiPriority w:val="99"/>
     <w:pPr>
       <w:pBdr/>
@@ -24392,11 +27439,11 @@
         <w:tblBorders/>
       </w:tblPr>
       <w:tcPr>
-        <w:shd w:color="ffffff"/>
+        <w:shd w:val="clear" w:color="ffffff"/>
         <w:tcBorders>
-          <w:top w:val="none"/>
-          <w:left w:val="none"/>
-          <w:bottom w:val="none"/>
+          <w:top w:val="none" w:color="000000" w:sz="4" w:space="0"/>
+          <w:left w:val="none" w:color="000000" w:sz="4" w:space="0"/>
+          <w:bottom w:val="none" w:color="000000" w:sz="4" w:space="0"/>
           <w:right w:val="single" w:color="000000" w:themeColor="accent2" w:themeTint="97" w:sz="4" w:space="0"/>
         </w:tcBorders>
       </w:tcPr>
@@ -24419,10 +27466,10 @@
       <w:tcPr>
         <w:shd w:val="clear" w:color="ffffff" w:themeColor="light1" w:fill="ffffff" w:themeFill="light1"/>
         <w:tcBorders>
-          <w:top w:val="none"/>
-          <w:left w:val="none"/>
+          <w:top w:val="none" w:color="000000" w:sz="4" w:space="0"/>
+          <w:left w:val="none" w:color="000000" w:sz="4" w:space="0"/>
           <w:bottom w:val="single" w:color="000000" w:themeColor="accent2" w:themeTint="97" w:sz="4" w:space="0"/>
-          <w:right w:val="none"/>
+          <w:right w:val="none" w:color="000000" w:sz="4" w:space="0"/>
         </w:tcBorders>
       </w:tcPr>
     </w:tblStylePr>
@@ -24442,12 +27489,12 @@
         <w:tblBorders/>
       </w:tblPr>
       <w:tcPr>
-        <w:shd w:color="ffffff"/>
+        <w:shd w:val="clear" w:color="ffffff"/>
         <w:tcBorders>
-          <w:top w:val="none"/>
+          <w:top w:val="none" w:color="000000" w:sz="4" w:space="0"/>
           <w:left w:val="single" w:color="000000" w:themeColor="accent2" w:themeTint="97" w:sz="4" w:space="0"/>
-          <w:bottom w:val="none"/>
-          <w:right w:val="none"/>
+          <w:bottom w:val="none" w:color="000000" w:sz="4" w:space="0"/>
+          <w:right w:val="none" w:color="000000" w:sz="4" w:space="0"/>
         </w:tcBorders>
       </w:tcPr>
     </w:tblStylePr>
@@ -24470,9 +27517,9 @@
         <w:shd w:val="clear" w:color="ffffff" w:themeColor="light1" w:fill="ffffff" w:themeFill="light1"/>
         <w:tcBorders>
           <w:top w:val="single" w:color="000000" w:themeColor="accent2" w:themeTint="97" w:sz="4" w:space="0"/>
-          <w:left w:val="none"/>
-          <w:bottom w:val="none"/>
-          <w:right w:val="none"/>
+          <w:left w:val="none" w:color="000000" w:sz="4" w:space="0"/>
+          <w:bottom w:val="none" w:color="000000" w:sz="4" w:space="0"/>
+          <w:right w:val="none" w:color="000000" w:sz="4" w:space="0"/>
         </w:tcBorders>
       </w:tcPr>
     </w:tblStylePr>
@@ -24547,9 +27594,9 @@
       </w:tcPr>
     </w:tblStylePr>
   </w:style>
-  <w:style w:type="table" w:styleId="113">
+  <w:style w:type="table" w:styleId="802">
     <w:name w:val="List Table 7 Colorful - Accent 3"/>
-    <w:basedOn w:val="665"/>
+    <w:basedOn w:val="887"/>
     <w:uiPriority w:val="99"/>
     <w:pPr>
       <w:pBdr/>
@@ -24648,11 +27695,11 @@
         <w:tblBorders/>
       </w:tblPr>
       <w:tcPr>
-        <w:shd w:color="ffffff"/>
+        <w:shd w:val="clear" w:color="ffffff"/>
         <w:tcBorders>
-          <w:top w:val="none"/>
-          <w:left w:val="none"/>
-          <w:bottom w:val="none"/>
+          <w:top w:val="none" w:color="000000" w:sz="4" w:space="0"/>
+          <w:left w:val="none" w:color="000000" w:sz="4" w:space="0"/>
+          <w:bottom w:val="none" w:color="000000" w:sz="4" w:space="0"/>
           <w:right w:val="single" w:color="000000" w:themeColor="accent3" w:themeTint="98" w:sz="4" w:space="0"/>
         </w:tcBorders>
       </w:tcPr>
@@ -24675,10 +27722,10 @@
       <w:tcPr>
         <w:shd w:val="clear" w:color="ffffff" w:themeColor="light1" w:fill="ffffff" w:themeFill="light1"/>
         <w:tcBorders>
-          <w:top w:val="none"/>
-          <w:left w:val="none"/>
+          <w:top w:val="none" w:color="000000" w:sz="4" w:space="0"/>
+          <w:left w:val="none" w:color="000000" w:sz="4" w:space="0"/>
           <w:bottom w:val="single" w:color="000000" w:themeColor="accent3" w:themeTint="98" w:sz="4" w:space="0"/>
-          <w:right w:val="none"/>
+          <w:right w:val="none" w:color="000000" w:sz="4" w:space="0"/>
         </w:tcBorders>
       </w:tcPr>
     </w:tblStylePr>
@@ -24698,12 +27745,12 @@
         <w:tblBorders/>
       </w:tblPr>
       <w:tcPr>
-        <w:shd w:color="ffffff"/>
+        <w:shd w:val="clear" w:color="ffffff"/>
         <w:tcBorders>
-          <w:top w:val="none"/>
+          <w:top w:val="none" w:color="000000" w:sz="4" w:space="0"/>
           <w:left w:val="single" w:color="000000" w:themeColor="accent3" w:themeTint="98" w:sz="4" w:space="0"/>
-          <w:bottom w:val="none"/>
-          <w:right w:val="none"/>
+          <w:bottom w:val="none" w:color="000000" w:sz="4" w:space="0"/>
+          <w:right w:val="none" w:color="000000" w:sz="4" w:space="0"/>
         </w:tcBorders>
       </w:tcPr>
     </w:tblStylePr>
@@ -24726,9 +27773,9 @@
         <w:shd w:val="clear" w:color="ffffff" w:themeColor="light1" w:fill="ffffff" w:themeFill="light1"/>
         <w:tcBorders>
           <w:top w:val="single" w:color="000000" w:themeColor="accent3" w:themeTint="98" w:sz="4" w:space="0"/>
-          <w:left w:val="none"/>
-          <w:bottom w:val="none"/>
-          <w:right w:val="none"/>
+          <w:left w:val="none" w:color="000000" w:sz="4" w:space="0"/>
+          <w:bottom w:val="none" w:color="000000" w:sz="4" w:space="0"/>
+          <w:right w:val="none" w:color="000000" w:sz="4" w:space="0"/>
         </w:tcBorders>
       </w:tcPr>
     </w:tblStylePr>
@@ -24803,9 +27850,9 @@
       </w:tcPr>
     </w:tblStylePr>
   </w:style>
-  <w:style w:type="table" w:styleId="114">
+  <w:style w:type="table" w:styleId="803">
     <w:name w:val="List Table 7 Colorful - Accent 4"/>
-    <w:basedOn w:val="665"/>
+    <w:basedOn w:val="887"/>
     <w:uiPriority w:val="99"/>
     <w:pPr>
       <w:pBdr/>
@@ -24904,11 +27951,11 @@
         <w:tblBorders/>
       </w:tblPr>
       <w:tcPr>
-        <w:shd w:color="ffffff"/>
+        <w:shd w:val="clear" w:color="ffffff"/>
         <w:tcBorders>
-          <w:top w:val="none"/>
-          <w:left w:val="none"/>
-          <w:bottom w:val="none"/>
+          <w:top w:val="none" w:color="000000" w:sz="4" w:space="0"/>
+          <w:left w:val="none" w:color="000000" w:sz="4" w:space="0"/>
+          <w:bottom w:val="none" w:color="000000" w:sz="4" w:space="0"/>
           <w:right w:val="single" w:color="000000" w:themeColor="accent4" w:themeTint="9A" w:sz="4" w:space="0"/>
         </w:tcBorders>
       </w:tcPr>
@@ -24931,10 +27978,10 @@
       <w:tcPr>
         <w:shd w:val="clear" w:color="ffffff" w:themeColor="light1" w:fill="ffffff" w:themeFill="light1"/>
         <w:tcBorders>
-          <w:top w:val="none"/>
-          <w:left w:val="none"/>
+          <w:top w:val="none" w:color="000000" w:sz="4" w:space="0"/>
+          <w:left w:val="none" w:color="000000" w:sz="4" w:space="0"/>
           <w:bottom w:val="single" w:color="000000" w:themeColor="accent4" w:themeTint="9A" w:sz="4" w:space="0"/>
-          <w:right w:val="none"/>
+          <w:right w:val="none" w:color="000000" w:sz="4" w:space="0"/>
         </w:tcBorders>
       </w:tcPr>
     </w:tblStylePr>
@@ -24954,12 +28001,12 @@
         <w:tblBorders/>
       </w:tblPr>
       <w:tcPr>
-        <w:shd w:color="ffffff"/>
+        <w:shd w:val="clear" w:color="ffffff"/>
         <w:tcBorders>
-          <w:top w:val="none"/>
+          <w:top w:val="none" w:color="000000" w:sz="4" w:space="0"/>
           <w:left w:val="single" w:color="000000" w:themeColor="accent4" w:themeTint="9A" w:sz="4" w:space="0"/>
-          <w:bottom w:val="none"/>
-          <w:right w:val="none"/>
+          <w:bottom w:val="none" w:color="000000" w:sz="4" w:space="0"/>
+          <w:right w:val="none" w:color="000000" w:sz="4" w:space="0"/>
         </w:tcBorders>
       </w:tcPr>
     </w:tblStylePr>
@@ -24982,9 +28029,9 @@
         <w:shd w:val="clear" w:color="ffffff" w:themeColor="light1" w:fill="ffffff" w:themeFill="light1"/>
         <w:tcBorders>
           <w:top w:val="single" w:color="000000" w:themeColor="accent4" w:themeTint="9A" w:sz="4" w:space="0"/>
-          <w:left w:val="none"/>
-          <w:bottom w:val="none"/>
-          <w:right w:val="none"/>
+          <w:left w:val="none" w:color="000000" w:sz="4" w:space="0"/>
+          <w:bottom w:val="none" w:color="000000" w:sz="4" w:space="0"/>
+          <w:right w:val="none" w:color="000000" w:sz="4" w:space="0"/>
         </w:tcBorders>
       </w:tcPr>
     </w:tblStylePr>
@@ -25059,9 +28106,9 @@
       </w:tcPr>
     </w:tblStylePr>
   </w:style>
-  <w:style w:type="table" w:styleId="115">
+  <w:style w:type="table" w:styleId="804">
     <w:name w:val="List Table 7 Colorful - Accent 5"/>
-    <w:basedOn w:val="665"/>
+    <w:basedOn w:val="887"/>
     <w:uiPriority w:val="99"/>
     <w:pPr>
       <w:pBdr/>
@@ -25160,11 +28207,11 @@
         <w:tblBorders/>
       </w:tblPr>
       <w:tcPr>
-        <w:shd w:color="ffffff"/>
+        <w:shd w:val="clear" w:color="ffffff"/>
         <w:tcBorders>
-          <w:top w:val="none"/>
-          <w:left w:val="none"/>
-          <w:bottom w:val="none"/>
+          <w:top w:val="none" w:color="000000" w:sz="4" w:space="0"/>
+          <w:left w:val="none" w:color="000000" w:sz="4" w:space="0"/>
+          <w:bottom w:val="none" w:color="000000" w:sz="4" w:space="0"/>
           <w:right w:val="single" w:color="000000" w:themeColor="accent5" w:themeTint="9A" w:sz="4" w:space="0"/>
         </w:tcBorders>
       </w:tcPr>
@@ -25187,10 +28234,10 @@
       <w:tcPr>
         <w:shd w:val="clear" w:color="ffffff" w:themeColor="light1" w:fill="ffffff" w:themeFill="light1"/>
         <w:tcBorders>
-          <w:top w:val="none"/>
-          <w:left w:val="none"/>
+          <w:top w:val="none" w:color="000000" w:sz="4" w:space="0"/>
+          <w:left w:val="none" w:color="000000" w:sz="4" w:space="0"/>
           <w:bottom w:val="single" w:color="000000" w:themeColor="accent5" w:themeTint="9A" w:sz="4" w:space="0"/>
-          <w:right w:val="none"/>
+          <w:right w:val="none" w:color="000000" w:sz="4" w:space="0"/>
         </w:tcBorders>
       </w:tcPr>
     </w:tblStylePr>
@@ -25210,12 +28257,12 @@
         <w:tblBorders/>
       </w:tblPr>
       <w:tcPr>
-        <w:shd w:color="ffffff"/>
+        <w:shd w:val="clear" w:color="ffffff"/>
         <w:tcBorders>
-          <w:top w:val="none"/>
+          <w:top w:val="none" w:color="000000" w:sz="4" w:space="0"/>
           <w:left w:val="single" w:color="000000" w:themeColor="accent5" w:themeTint="9A" w:sz="4" w:space="0"/>
-          <w:bottom w:val="none"/>
-          <w:right w:val="none"/>
+          <w:bottom w:val="none" w:color="000000" w:sz="4" w:space="0"/>
+          <w:right w:val="none" w:color="000000" w:sz="4" w:space="0"/>
         </w:tcBorders>
       </w:tcPr>
     </w:tblStylePr>
@@ -25238,9 +28285,9 @@
         <w:shd w:val="clear" w:color="ffffff" w:themeColor="light1" w:fill="ffffff" w:themeFill="light1"/>
         <w:tcBorders>
           <w:top w:val="single" w:color="000000" w:themeColor="accent5" w:themeTint="9A" w:sz="4" w:space="0"/>
-          <w:left w:val="none"/>
-          <w:bottom w:val="none"/>
-          <w:right w:val="none"/>
+          <w:left w:val="none" w:color="000000" w:sz="4" w:space="0"/>
+          <w:bottom w:val="none" w:color="000000" w:sz="4" w:space="0"/>
+          <w:right w:val="none" w:color="000000" w:sz="4" w:space="0"/>
         </w:tcBorders>
       </w:tcPr>
     </w:tblStylePr>
@@ -25315,9 +28362,9 @@
       </w:tcPr>
     </w:tblStylePr>
   </w:style>
-  <w:style w:type="table" w:styleId="116">
+  <w:style w:type="table" w:styleId="805">
     <w:name w:val="List Table 7 Colorful - Accent 6"/>
-    <w:basedOn w:val="665"/>
+    <w:basedOn w:val="887"/>
     <w:uiPriority w:val="99"/>
     <w:pPr>
       <w:pBdr/>
@@ -25416,11 +28463,11 @@
         <w:tblBorders/>
       </w:tblPr>
       <w:tcPr>
-        <w:shd w:color="ffffff"/>
+        <w:shd w:val="clear" w:color="ffffff"/>
         <w:tcBorders>
-          <w:top w:val="none"/>
-          <w:left w:val="none"/>
-          <w:bottom w:val="none"/>
+          <w:top w:val="none" w:color="000000" w:sz="4" w:space="0"/>
+          <w:left w:val="none" w:color="000000" w:sz="4" w:space="0"/>
+          <w:bottom w:val="none" w:color="000000" w:sz="4" w:space="0"/>
           <w:right w:val="single" w:color="000000" w:themeColor="accent6" w:themeTint="98" w:sz="4" w:space="0"/>
         </w:tcBorders>
       </w:tcPr>
@@ -25443,10 +28490,10 @@
       <w:tcPr>
         <w:shd w:val="clear" w:color="ffffff" w:themeColor="light1" w:fill="ffffff" w:themeFill="light1"/>
         <w:tcBorders>
-          <w:top w:val="none"/>
-          <w:left w:val="none"/>
+          <w:top w:val="none" w:color="000000" w:sz="4" w:space="0"/>
+          <w:left w:val="none" w:color="000000" w:sz="4" w:space="0"/>
           <w:bottom w:val="single" w:color="000000" w:themeColor="accent6" w:themeTint="98" w:sz="4" w:space="0"/>
-          <w:right w:val="none"/>
+          <w:right w:val="none" w:color="000000" w:sz="4" w:space="0"/>
         </w:tcBorders>
       </w:tcPr>
     </w:tblStylePr>
@@ -25466,12 +28513,12 @@
         <w:tblBorders/>
       </w:tblPr>
       <w:tcPr>
-        <w:shd w:color="ffffff"/>
+        <w:shd w:val="clear" w:color="ffffff"/>
         <w:tcBorders>
-          <w:top w:val="none"/>
+          <w:top w:val="none" w:color="000000" w:sz="4" w:space="0"/>
           <w:left w:val="single" w:color="000000" w:themeColor="accent6" w:themeTint="98" w:sz="4" w:space="0"/>
-          <w:bottom w:val="none"/>
-          <w:right w:val="none"/>
+          <w:bottom w:val="none" w:color="000000" w:sz="4" w:space="0"/>
+          <w:right w:val="none" w:color="000000" w:sz="4" w:space="0"/>
         </w:tcBorders>
       </w:tcPr>
     </w:tblStylePr>
@@ -25494,9 +28541,9 @@
         <w:shd w:val="clear" w:color="ffffff" w:themeColor="light1" w:fill="ffffff" w:themeFill="light1"/>
         <w:tcBorders>
           <w:top w:val="single" w:color="000000" w:themeColor="accent6" w:themeTint="98" w:sz="4" w:space="0"/>
-          <w:left w:val="none"/>
-          <w:bottom w:val="none"/>
-          <w:right w:val="none"/>
+          <w:left w:val="none" w:color="000000" w:sz="4" w:space="0"/>
+          <w:bottom w:val="none" w:color="000000" w:sz="4" w:space="0"/>
+          <w:right w:val="none" w:color="000000" w:sz="4" w:space="0"/>
         </w:tcBorders>
       </w:tcPr>
     </w:tblStylePr>
@@ -25571,9 +28618,9 @@
       </w:tcPr>
     </w:tblStylePr>
   </w:style>
-  <w:style w:type="table" w:styleId="117">
+  <w:style w:type="table" w:styleId="806">
     <w:name w:val="Lined - Accent"/>
-    <w:basedOn w:val="665"/>
+    <w:basedOn w:val="887"/>
     <w:uiPriority w:val="99"/>
     <w:pPr>
       <w:pBdr/>
@@ -25808,9 +28855,9 @@
       </w:tcPr>
     </w:tblStylePr>
   </w:style>
-  <w:style w:type="table" w:styleId="118">
+  <w:style w:type="table" w:styleId="807">
     <w:name w:val="Lined - Accent 1"/>
-    <w:basedOn w:val="665"/>
+    <w:basedOn w:val="887"/>
     <w:uiPriority w:val="99"/>
     <w:pPr>
       <w:pBdr/>
@@ -26045,9 +29092,9 @@
       </w:tcPr>
     </w:tblStylePr>
   </w:style>
-  <w:style w:type="table" w:styleId="119">
+  <w:style w:type="table" w:styleId="808">
     <w:name w:val="Lined - Accent 2"/>
-    <w:basedOn w:val="665"/>
+    <w:basedOn w:val="887"/>
     <w:uiPriority w:val="99"/>
     <w:pPr>
       <w:pBdr/>
@@ -26282,9 +29329,9 @@
       </w:tcPr>
     </w:tblStylePr>
   </w:style>
-  <w:style w:type="table" w:styleId="120">
+  <w:style w:type="table" w:styleId="809">
     <w:name w:val="Lined - Accent 3"/>
-    <w:basedOn w:val="665"/>
+    <w:basedOn w:val="887"/>
     <w:uiPriority w:val="99"/>
     <w:pPr>
       <w:pBdr/>
@@ -26519,9 +29566,9 @@
       </w:tcPr>
     </w:tblStylePr>
   </w:style>
-  <w:style w:type="table" w:styleId="121">
+  <w:style w:type="table" w:styleId="810">
     <w:name w:val="Lined - Accent 4"/>
-    <w:basedOn w:val="665"/>
+    <w:basedOn w:val="887"/>
     <w:uiPriority w:val="99"/>
     <w:pPr>
       <w:pBdr/>
@@ -26756,9 +29803,9 @@
       </w:tcPr>
     </w:tblStylePr>
   </w:style>
-  <w:style w:type="table" w:styleId="122">
+  <w:style w:type="table" w:styleId="811">
     <w:name w:val="Lined - Accent 5"/>
-    <w:basedOn w:val="665"/>
+    <w:basedOn w:val="887"/>
     <w:uiPriority w:val="99"/>
     <w:pPr>
       <w:pBdr/>
@@ -26993,9 +30040,9 @@
       </w:tcPr>
     </w:tblStylePr>
   </w:style>
-  <w:style w:type="table" w:styleId="123">
+  <w:style w:type="table" w:styleId="812">
     <w:name w:val="Lined - Accent 6"/>
-    <w:basedOn w:val="665"/>
+    <w:basedOn w:val="887"/>
     <w:uiPriority w:val="99"/>
     <w:pPr>
       <w:pBdr/>
@@ -27230,9 +30277,9 @@
       </w:tcPr>
     </w:tblStylePr>
   </w:style>
-  <w:style w:type="table" w:styleId="124">
+  <w:style w:type="table" w:styleId="813">
     <w:name w:val="Bordered &amp; Lined - Accent"/>
-    <w:basedOn w:val="665"/>
+    <w:basedOn w:val="887"/>
     <w:uiPriority w:val="99"/>
     <w:pPr>
       <w:pBdr/>
@@ -27474,9 +30521,9 @@
       </w:tcPr>
     </w:tblStylePr>
   </w:style>
-  <w:style w:type="table" w:styleId="125">
+  <w:style w:type="table" w:styleId="814">
     <w:name w:val="Bordered &amp; Lined - Accent 1"/>
-    <w:basedOn w:val="665"/>
+    <w:basedOn w:val="887"/>
     <w:uiPriority w:val="99"/>
     <w:pPr>
       <w:pBdr/>
@@ -27718,9 +30765,9 @@
       </w:tcPr>
     </w:tblStylePr>
   </w:style>
-  <w:style w:type="table" w:styleId="126">
+  <w:style w:type="table" w:styleId="815">
     <w:name w:val="Bordered &amp; Lined - Accent 2"/>
-    <w:basedOn w:val="665"/>
+    <w:basedOn w:val="887"/>
     <w:uiPriority w:val="99"/>
     <w:pPr>
       <w:pBdr/>
@@ -27962,9 +31009,9 @@
       </w:tcPr>
     </w:tblStylePr>
   </w:style>
-  <w:style w:type="table" w:styleId="127">
+  <w:style w:type="table" w:styleId="816">
     <w:name w:val="Bordered &amp; Lined - Accent 3"/>
-    <w:basedOn w:val="665"/>
+    <w:basedOn w:val="887"/>
     <w:uiPriority w:val="99"/>
     <w:pPr>
       <w:pBdr/>
@@ -28206,9 +31253,9 @@
       </w:tcPr>
     </w:tblStylePr>
   </w:style>
-  <w:style w:type="table" w:styleId="128">
+  <w:style w:type="table" w:styleId="817">
     <w:name w:val="Bordered &amp; Lined - Accent 4"/>
-    <w:basedOn w:val="665"/>
+    <w:basedOn w:val="887"/>
     <w:uiPriority w:val="99"/>
     <w:pPr>
       <w:pBdr/>
@@ -28450,9 +31497,9 @@
       </w:tcPr>
     </w:tblStylePr>
   </w:style>
-  <w:style w:type="table" w:styleId="129">
+  <w:style w:type="table" w:styleId="818">
     <w:name w:val="Bordered &amp; Lined - Accent 5"/>
-    <w:basedOn w:val="665"/>
+    <w:basedOn w:val="887"/>
     <w:uiPriority w:val="99"/>
     <w:pPr>
       <w:pBdr/>
@@ -28694,9 +31741,9 @@
       </w:tcPr>
     </w:tblStylePr>
   </w:style>
-  <w:style w:type="table" w:styleId="130">
+  <w:style w:type="table" w:styleId="819">
     <w:name w:val="Bordered &amp; Lined - Accent 6"/>
-    <w:basedOn w:val="665"/>
+    <w:basedOn w:val="887"/>
     <w:uiPriority w:val="99"/>
     <w:pPr>
       <w:pBdr/>
@@ -28938,9 +31985,9 @@
       </w:tcPr>
     </w:tblStylePr>
   </w:style>
-  <w:style w:type="table" w:styleId="131">
+  <w:style w:type="table" w:styleId="820">
     <w:name w:val="Bordered"/>
-    <w:basedOn w:val="665"/>
+    <w:basedOn w:val="887"/>
     <w:uiPriority w:val="99"/>
     <w:pPr>
       <w:pBdr/>
@@ -29169,9 +32216,9 @@
       </w:tcPr>
     </w:tblStylePr>
   </w:style>
-  <w:style w:type="table" w:styleId="132">
+  <w:style w:type="table" w:styleId="821">
     <w:name w:val="Bordered - Accent 1"/>
-    <w:basedOn w:val="665"/>
+    <w:basedOn w:val="887"/>
     <w:uiPriority w:val="99"/>
     <w:pPr>
       <w:pBdr/>
@@ -29400,9 +32447,9 @@
       </w:tcPr>
     </w:tblStylePr>
   </w:style>
-  <w:style w:type="table" w:styleId="133">
+  <w:style w:type="table" w:styleId="822">
     <w:name w:val="Bordered - Accent 2"/>
-    <w:basedOn w:val="665"/>
+    <w:basedOn w:val="887"/>
     <w:uiPriority w:val="99"/>
     <w:pPr>
       <w:pBdr/>
@@ -29631,9 +32678,9 @@
       </w:tcPr>
     </w:tblStylePr>
   </w:style>
-  <w:style w:type="table" w:styleId="134">
+  <w:style w:type="table" w:styleId="823">
     <w:name w:val="Bordered - Accent 3"/>
-    <w:basedOn w:val="665"/>
+    <w:basedOn w:val="887"/>
     <w:uiPriority w:val="99"/>
     <w:pPr>
       <w:pBdr/>
@@ -29862,9 +32909,9 @@
       </w:tcPr>
     </w:tblStylePr>
   </w:style>
-  <w:style w:type="table" w:styleId="135">
+  <w:style w:type="table" w:styleId="824">
     <w:name w:val="Bordered - Accent 4"/>
-    <w:basedOn w:val="665"/>
+    <w:basedOn w:val="887"/>
     <w:uiPriority w:val="99"/>
     <w:pPr>
       <w:pBdr/>
@@ -30093,9 +33140,9 @@
       </w:tcPr>
     </w:tblStylePr>
   </w:style>
-  <w:style w:type="table" w:styleId="136">
+  <w:style w:type="table" w:styleId="825">
     <w:name w:val="Bordered - Accent 5"/>
-    <w:basedOn w:val="665"/>
+    <w:basedOn w:val="887"/>
     <w:uiPriority w:val="99"/>
     <w:pPr>
       <w:pBdr/>
@@ -30324,9 +33371,9 @@
       </w:tcPr>
     </w:tblStylePr>
   </w:style>
-  <w:style w:type="table" w:styleId="137">
+  <w:style w:type="table" w:styleId="826">
     <w:name w:val="Bordered - Accent 6"/>
-    <w:basedOn w:val="665"/>
+    <w:basedOn w:val="887"/>
     <w:uiPriority w:val="99"/>
     <w:pPr>
       <w:pBdr/>
@@ -30555,11 +33602,11 @@
       </w:tcPr>
     </w:tblStylePr>
   </w:style>
-  <w:style w:type="paragraph" w:styleId="139">
+  <w:style w:type="paragraph" w:styleId="827">
     <w:name w:val="Heading 1"/>
-    <w:basedOn w:val="664"/>
-    <w:next w:val="664"/>
-    <w:link w:val="150"/>
+    <w:basedOn w:val="886"/>
+    <w:next w:val="886"/>
+    <w:link w:val="837"/>
     <w:uiPriority w:val="9"/>
     <w:qFormat/>
     <w:pPr>
@@ -30577,11 +33624,11 @@
       <w:szCs w:val="40"/>
     </w:rPr>
   </w:style>
-  <w:style w:type="paragraph" w:styleId="140">
+  <w:style w:type="paragraph" w:styleId="828">
     <w:name w:val="Heading 2"/>
-    <w:basedOn w:val="664"/>
-    <w:next w:val="664"/>
-    <w:link w:val="151"/>
+    <w:basedOn w:val="886"/>
+    <w:next w:val="886"/>
+    <w:link w:val="838"/>
     <w:uiPriority w:val="9"/>
     <w:unhideWhenUsed/>
     <w:qFormat/>
@@ -30600,11 +33647,11 @@
       <w:szCs w:val="32"/>
     </w:rPr>
   </w:style>
-  <w:style w:type="paragraph" w:styleId="141">
+  <w:style w:type="paragraph" w:styleId="829">
     <w:name w:val="Heading 3"/>
-    <w:basedOn w:val="664"/>
-    <w:next w:val="664"/>
-    <w:link w:val="152"/>
+    <w:basedOn w:val="886"/>
+    <w:next w:val="886"/>
+    <w:link w:val="839"/>
     <w:uiPriority w:val="9"/>
     <w:unhideWhenUsed/>
     <w:qFormat/>
@@ -30623,11 +33670,11 @@
       <w:szCs w:val="28"/>
     </w:rPr>
   </w:style>
-  <w:style w:type="paragraph" w:styleId="142">
+  <w:style w:type="paragraph" w:styleId="830">
     <w:name w:val="Heading 4"/>
-    <w:basedOn w:val="664"/>
-    <w:next w:val="664"/>
-    <w:link w:val="153"/>
+    <w:basedOn w:val="886"/>
+    <w:next w:val="886"/>
+    <w:link w:val="840"/>
     <w:uiPriority w:val="9"/>
     <w:unhideWhenUsed/>
     <w:qFormat/>
@@ -30646,11 +33693,11 @@
       <w:color w:val="0f4761" w:themeColor="accent1" w:themeShade="BF"/>
     </w:rPr>
   </w:style>
-  <w:style w:type="paragraph" w:styleId="143">
+  <w:style w:type="paragraph" w:styleId="831">
     <w:name w:val="Heading 5"/>
-    <w:basedOn w:val="664"/>
-    <w:next w:val="664"/>
-    <w:link w:val="154"/>
+    <w:basedOn w:val="886"/>
+    <w:next w:val="886"/>
+    <w:link w:val="841"/>
     <w:uiPriority w:val="9"/>
     <w:unhideWhenUsed/>
     <w:qFormat/>
@@ -30667,11 +33714,11 @@
       <w:color w:val="0f4761" w:themeColor="accent1" w:themeShade="BF"/>
     </w:rPr>
   </w:style>
-  <w:style w:type="paragraph" w:styleId="144">
+  <w:style w:type="paragraph" w:styleId="832">
     <w:name w:val="Heading 6"/>
-    <w:basedOn w:val="664"/>
-    <w:next w:val="664"/>
-    <w:link w:val="155"/>
+    <w:basedOn w:val="886"/>
+    <w:next w:val="886"/>
+    <w:link w:val="842"/>
     <w:uiPriority w:val="9"/>
     <w:unhideWhenUsed/>
     <w:qFormat/>
@@ -30690,11 +33737,11 @@
       <w:color w:val="595959" w:themeColor="text1" w:themeTint="A6"/>
     </w:rPr>
   </w:style>
-  <w:style w:type="paragraph" w:styleId="145">
+  <w:style w:type="paragraph" w:styleId="833">
     <w:name w:val="Heading 7"/>
-    <w:basedOn w:val="664"/>
-    <w:next w:val="664"/>
-    <w:link w:val="156"/>
+    <w:basedOn w:val="886"/>
+    <w:next w:val="886"/>
+    <w:link w:val="843"/>
     <w:uiPriority w:val="9"/>
     <w:unhideWhenUsed/>
     <w:qFormat/>
@@ -30711,11 +33758,11 @@
       <w:color w:val="595959" w:themeColor="text1" w:themeTint="A6"/>
     </w:rPr>
   </w:style>
-  <w:style w:type="paragraph" w:styleId="146">
+  <w:style w:type="paragraph" w:styleId="834">
     <w:name w:val="Heading 8"/>
-    <w:basedOn w:val="664"/>
-    <w:next w:val="664"/>
-    <w:link w:val="157"/>
+    <w:basedOn w:val="886"/>
+    <w:next w:val="886"/>
+    <w:link w:val="844"/>
     <w:uiPriority w:val="9"/>
     <w:unhideWhenUsed/>
     <w:qFormat/>
@@ -30734,11 +33781,11 @@
       <w:color w:val="272727" w:themeColor="text1" w:themeTint="D8"/>
     </w:rPr>
   </w:style>
-  <w:style w:type="paragraph" w:styleId="147">
+  <w:style w:type="paragraph" w:styleId="835">
     <w:name w:val="Heading 9"/>
-    <w:basedOn w:val="664"/>
-    <w:next w:val="664"/>
-    <w:link w:val="158"/>
+    <w:basedOn w:val="886"/>
+    <w:next w:val="886"/>
+    <w:link w:val="845"/>
     <w:uiPriority w:val="9"/>
     <w:unhideWhenUsed/>
     <w:qFormat/>
@@ -30757,7 +33804,7 @@
       <w:color w:val="272727" w:themeColor="text1" w:themeTint="D8"/>
     </w:rPr>
   </w:style>
-  <w:style w:type="character" w:styleId="148" w:default="1">
+  <w:style w:type="character" w:styleId="836" w:default="1">
     <w:name w:val="Default Paragraph Font"/>
     <w:uiPriority w:val="1"/>
     <w:semiHidden/>
@@ -30768,10 +33815,10 @@
       <w:ind/>
     </w:pPr>
   </w:style>
-  <w:style w:type="character" w:styleId="150">
+  <w:style w:type="character" w:styleId="837">
     <w:name w:val="Heading 1 Char"/>
-    <w:basedOn w:val="148"/>
-    <w:link w:val="139"/>
+    <w:basedOn w:val="836"/>
+    <w:link w:val="827"/>
     <w:uiPriority w:val="9"/>
     <w:pPr>
       <w:pBdr/>
@@ -30785,10 +33832,10 @@
       <w:szCs w:val="40"/>
     </w:rPr>
   </w:style>
-  <w:style w:type="character" w:styleId="151">
+  <w:style w:type="character" w:styleId="838">
     <w:name w:val="Heading 2 Char"/>
-    <w:basedOn w:val="148"/>
-    <w:link w:val="140"/>
+    <w:basedOn w:val="836"/>
+    <w:link w:val="828"/>
     <w:uiPriority w:val="9"/>
     <w:pPr>
       <w:pBdr/>
@@ -30802,10 +33849,10 @@
       <w:szCs w:val="32"/>
     </w:rPr>
   </w:style>
-  <w:style w:type="character" w:styleId="152">
+  <w:style w:type="character" w:styleId="839">
     <w:name w:val="Heading 3 Char"/>
-    <w:basedOn w:val="148"/>
-    <w:link w:val="141"/>
+    <w:basedOn w:val="836"/>
+    <w:link w:val="829"/>
     <w:uiPriority w:val="9"/>
     <w:pPr>
       <w:pBdr/>
@@ -30819,10 +33866,10 @@
       <w:szCs w:val="28"/>
     </w:rPr>
   </w:style>
-  <w:style w:type="character" w:styleId="153">
+  <w:style w:type="character" w:styleId="840">
     <w:name w:val="Heading 4 Char"/>
-    <w:basedOn w:val="148"/>
-    <w:link w:val="142"/>
+    <w:basedOn w:val="836"/>
+    <w:link w:val="830"/>
     <w:uiPriority w:val="9"/>
     <w:pPr>
       <w:pBdr/>
@@ -30836,10 +33883,10 @@
       <w:color w:val="0f4761" w:themeColor="accent1" w:themeShade="BF"/>
     </w:rPr>
   </w:style>
-  <w:style w:type="character" w:styleId="154">
+  <w:style w:type="character" w:styleId="841">
     <w:name w:val="Heading 5 Char"/>
-    <w:basedOn w:val="148"/>
-    <w:link w:val="143"/>
+    <w:basedOn w:val="836"/>
+    <w:link w:val="831"/>
     <w:uiPriority w:val="9"/>
     <w:pPr>
       <w:pBdr/>
@@ -30851,10 +33898,10 @@
       <w:color w:val="0f4761" w:themeColor="accent1" w:themeShade="BF"/>
     </w:rPr>
   </w:style>
-  <w:style w:type="character" w:styleId="155">
+  <w:style w:type="character" w:styleId="842">
     <w:name w:val="Heading 6 Char"/>
-    <w:basedOn w:val="148"/>
-    <w:link w:val="144"/>
+    <w:basedOn w:val="836"/>
+    <w:link w:val="832"/>
     <w:uiPriority w:val="9"/>
     <w:pPr>
       <w:pBdr/>
@@ -30868,10 +33915,10 @@
       <w:color w:val="595959" w:themeColor="text1" w:themeTint="A6"/>
     </w:rPr>
   </w:style>
-  <w:style w:type="character" w:styleId="156">
+  <w:style w:type="character" w:styleId="843">
     <w:name w:val="Heading 7 Char"/>
-    <w:basedOn w:val="148"/>
-    <w:link w:val="145"/>
+    <w:basedOn w:val="836"/>
+    <w:link w:val="833"/>
     <w:uiPriority w:val="9"/>
     <w:pPr>
       <w:pBdr/>
@@ -30883,10 +33930,10 @@
       <w:color w:val="595959" w:themeColor="text1" w:themeTint="A6"/>
     </w:rPr>
   </w:style>
-  <w:style w:type="character" w:styleId="157">
+  <w:style w:type="character" w:styleId="844">
     <w:name w:val="Heading 8 Char"/>
-    <w:basedOn w:val="148"/>
-    <w:link w:val="146"/>
+    <w:basedOn w:val="836"/>
+    <w:link w:val="834"/>
     <w:uiPriority w:val="9"/>
     <w:pPr>
       <w:pBdr/>
@@ -30900,10 +33947,10 @@
       <w:color w:val="272727" w:themeColor="text1" w:themeTint="D8"/>
     </w:rPr>
   </w:style>
-  <w:style w:type="character" w:styleId="158">
+  <w:style w:type="character" w:styleId="845">
     <w:name w:val="Heading 9 Char"/>
-    <w:basedOn w:val="148"/>
-    <w:link w:val="147"/>
+    <w:basedOn w:val="836"/>
+    <w:link w:val="835"/>
     <w:uiPriority w:val="9"/>
     <w:pPr>
       <w:pBdr/>
@@ -30917,11 +33964,11 @@
       <w:color w:val="272727" w:themeColor="text1" w:themeTint="D8"/>
     </w:rPr>
   </w:style>
-  <w:style w:type="paragraph" w:styleId="159">
+  <w:style w:type="paragraph" w:styleId="846">
     <w:name w:val="Title"/>
-    <w:basedOn w:val="664"/>
-    <w:next w:val="664"/>
-    <w:link w:val="160"/>
+    <w:basedOn w:val="886"/>
+    <w:next w:val="886"/>
+    <w:link w:val="847"/>
     <w:uiPriority w:val="10"/>
     <w:qFormat/>
     <w:pPr>
@@ -30937,10 +33984,10 @@
       <w:szCs w:val="56"/>
     </w:rPr>
   </w:style>
-  <w:style w:type="character" w:styleId="160">
+  <w:style w:type="character" w:styleId="847">
     <w:name w:val="Title Char"/>
-    <w:basedOn w:val="148"/>
-    <w:link w:val="159"/>
+    <w:basedOn w:val="836"/>
+    <w:link w:val="846"/>
     <w:uiPriority w:val="10"/>
     <w:pPr>
       <w:pBdr/>
@@ -30954,11 +34001,11 @@
       <w:szCs w:val="56"/>
     </w:rPr>
   </w:style>
-  <w:style w:type="paragraph" w:styleId="161">
+  <w:style w:type="paragraph" w:styleId="848">
     <w:name w:val="Subtitle"/>
-    <w:basedOn w:val="664"/>
-    <w:next w:val="664"/>
-    <w:link w:val="162"/>
+    <w:basedOn w:val="886"/>
+    <w:next w:val="886"/>
+    <w:link w:val="849"/>
     <w:uiPriority w:val="11"/>
     <w:qFormat/>
     <w:pPr>
@@ -30976,10 +34023,10 @@
       <w:szCs w:val="28"/>
     </w:rPr>
   </w:style>
-  <w:style w:type="character" w:styleId="162">
+  <w:style w:type="character" w:styleId="849">
     <w:name w:val="Subtitle Char"/>
-    <w:basedOn w:val="148"/>
-    <w:link w:val="161"/>
+    <w:basedOn w:val="836"/>
+    <w:link w:val="848"/>
     <w:uiPriority w:val="11"/>
     <w:pPr>
       <w:pBdr/>
@@ -30993,11 +34040,11 @@
       <w:szCs w:val="28"/>
     </w:rPr>
   </w:style>
-  <w:style w:type="paragraph" w:styleId="163">
+  <w:style w:type="paragraph" w:styleId="850">
     <w:name w:val="Quote"/>
-    <w:basedOn w:val="664"/>
-    <w:next w:val="664"/>
-    <w:link w:val="164"/>
+    <w:basedOn w:val="886"/>
+    <w:next w:val="886"/>
+    <w:link w:val="851"/>
     <w:uiPriority w:val="29"/>
     <w:qFormat/>
     <w:pPr>
@@ -31012,10 +34059,10 @@
       <w:color w:val="404040" w:themeColor="text1" w:themeTint="BF"/>
     </w:rPr>
   </w:style>
-  <w:style w:type="character" w:styleId="164">
+  <w:style w:type="character" w:styleId="851">
     <w:name w:val="Quote Char"/>
-    <w:basedOn w:val="148"/>
-    <w:link w:val="163"/>
+    <w:basedOn w:val="836"/>
+    <w:link w:val="850"/>
     <w:uiPriority w:val="29"/>
     <w:pPr>
       <w:pBdr/>
@@ -31028,9 +34075,9 @@
       <w:color w:val="404040" w:themeColor="text1" w:themeTint="BF"/>
     </w:rPr>
   </w:style>
-  <w:style w:type="character" w:styleId="166">
+  <w:style w:type="character" w:styleId="852">
     <w:name w:val="Intense Emphasis"/>
-    <w:basedOn w:val="148"/>
+    <w:basedOn w:val="836"/>
     <w:uiPriority w:val="21"/>
     <w:qFormat/>
     <w:pPr>
@@ -31044,11 +34091,11 @@
       <w:color w:val="0f4761" w:themeColor="accent1" w:themeShade="BF"/>
     </w:rPr>
   </w:style>
-  <w:style w:type="paragraph" w:styleId="167">
+  <w:style w:type="paragraph" w:styleId="853">
     <w:name w:val="Intense Quote"/>
-    <w:basedOn w:val="664"/>
-    <w:next w:val="664"/>
-    <w:link w:val="168"/>
+    <w:basedOn w:val="886"/>
+    <w:next w:val="886"/>
+    <w:link w:val="854"/>
     <w:uiPriority w:val="30"/>
     <w:qFormat/>
     <w:pPr>
@@ -31066,10 +34113,10 @@
       <w:color w:val="0f4761" w:themeColor="accent1" w:themeShade="BF"/>
     </w:rPr>
   </w:style>
-  <w:style w:type="character" w:styleId="168">
+  <w:style w:type="character" w:styleId="854">
     <w:name w:val="Intense Quote Char"/>
-    <w:basedOn w:val="148"/>
-    <w:link w:val="167"/>
+    <w:basedOn w:val="836"/>
+    <w:link w:val="853"/>
     <w:uiPriority w:val="30"/>
     <w:pPr>
       <w:pBdr/>
@@ -31082,9 +34129,9 @@
       <w:color w:val="0f4761" w:themeColor="accent1" w:themeShade="BF"/>
     </w:rPr>
   </w:style>
-  <w:style w:type="character" w:styleId="169">
+  <w:style w:type="character" w:styleId="855">
     <w:name w:val="Intense Reference"/>
-    <w:basedOn w:val="148"/>
+    <w:basedOn w:val="836"/>
     <w:uiPriority w:val="32"/>
     <w:qFormat/>
     <w:pPr>
@@ -31100,9 +34147,9 @@
       <w:spacing w:val="5"/>
     </w:rPr>
   </w:style>
-  <w:style w:type="character" w:styleId="171">
+  <w:style w:type="character" w:styleId="856">
     <w:name w:val="Subtle Emphasis"/>
-    <w:basedOn w:val="148"/>
+    <w:basedOn w:val="836"/>
     <w:uiPriority w:val="19"/>
     <w:qFormat/>
     <w:pPr>
@@ -31116,9 +34163,9 @@
       <w:color w:val="404040" w:themeColor="text1" w:themeTint="BF"/>
     </w:rPr>
   </w:style>
-  <w:style w:type="character" w:styleId="172">
+  <w:style w:type="character" w:styleId="857">
     <w:name w:val="Emphasis"/>
-    <w:basedOn w:val="148"/>
+    <w:basedOn w:val="836"/>
     <w:uiPriority w:val="20"/>
     <w:qFormat/>
     <w:pPr>
@@ -31131,9 +34178,9 @@
       <w:iCs/>
     </w:rPr>
   </w:style>
-  <w:style w:type="character" w:styleId="173">
+  <w:style w:type="character" w:styleId="858">
     <w:name w:val="Strong"/>
-    <w:basedOn w:val="148"/>
+    <w:basedOn w:val="836"/>
     <w:uiPriority w:val="22"/>
     <w:qFormat/>
     <w:pPr>
@@ -31146,9 +34193,9 @@
       <w:bCs/>
     </w:rPr>
   </w:style>
-  <w:style w:type="character" w:styleId="174">
+  <w:style w:type="character" w:styleId="859">
     <w:name w:val="Subtle Reference"/>
-    <w:basedOn w:val="148"/>
+    <w:basedOn w:val="836"/>
     <w:uiPriority w:val="31"/>
     <w:qFormat/>
     <w:pPr>
@@ -31161,9 +34208,9 @@
       <w:color w:val="5a5a5a" w:themeColor="text1" w:themeTint="A5"/>
     </w:rPr>
   </w:style>
-  <w:style w:type="character" w:styleId="175">
+  <w:style w:type="character" w:styleId="860">
     <w:name w:val="Book Title"/>
-    <w:basedOn w:val="148"/>
+    <w:basedOn w:val="836"/>
     <w:uiPriority w:val="33"/>
     <w:qFormat/>
     <w:pPr>
@@ -31179,10 +34226,10 @@
       <w:spacing w:val="5"/>
     </w:rPr>
   </w:style>
-  <w:style w:type="paragraph" w:styleId="176">
+  <w:style w:type="paragraph" w:styleId="861">
     <w:name w:val="Header"/>
-    <w:basedOn w:val="664"/>
-    <w:link w:val="177"/>
+    <w:basedOn w:val="886"/>
+    <w:link w:val="862"/>
     <w:uiPriority w:val="99"/>
     <w:unhideWhenUsed/>
     <w:pPr>
@@ -31195,10 +34242,10 @@
       <w:ind/>
     </w:pPr>
   </w:style>
-  <w:style w:type="character" w:styleId="177">
+  <w:style w:type="character" w:styleId="862">
     <w:name w:val="Header Char"/>
-    <w:basedOn w:val="148"/>
-    <w:link w:val="176"/>
+    <w:basedOn w:val="836"/>
+    <w:link w:val="861"/>
     <w:uiPriority w:val="99"/>
     <w:pPr>
       <w:pBdr/>
@@ -31206,10 +34253,10 @@
       <w:ind/>
     </w:pPr>
   </w:style>
-  <w:style w:type="paragraph" w:styleId="178">
+  <w:style w:type="paragraph" w:styleId="863">
     <w:name w:val="Footer"/>
-    <w:basedOn w:val="664"/>
-    <w:link w:val="179"/>
+    <w:basedOn w:val="886"/>
+    <w:link w:val="864"/>
     <w:uiPriority w:val="99"/>
     <w:unhideWhenUsed/>
     <w:pPr>
@@ -31222,10 +34269,10 @@
       <w:ind/>
     </w:pPr>
   </w:style>
-  <w:style w:type="character" w:styleId="179">
+  <w:style w:type="character" w:styleId="864">
     <w:name w:val="Footer Char"/>
-    <w:basedOn w:val="148"/>
-    <w:link w:val="178"/>
+    <w:basedOn w:val="836"/>
+    <w:link w:val="863"/>
     <w:uiPriority w:val="99"/>
     <w:pPr>
       <w:pBdr/>
@@ -31233,10 +34280,10 @@
       <w:ind/>
     </w:pPr>
   </w:style>
-  <w:style w:type="paragraph" w:styleId="180">
+  <w:style w:type="paragraph" w:styleId="865">
     <w:name w:val="Caption"/>
-    <w:basedOn w:val="664"/>
-    <w:next w:val="664"/>
+    <w:basedOn w:val="886"/>
+    <w:next w:val="886"/>
     <w:uiPriority w:val="35"/>
     <w:unhideWhenUsed/>
     <w:qFormat/>
@@ -31253,10 +34300,10 @@
       <w:szCs w:val="18"/>
     </w:rPr>
   </w:style>
-  <w:style w:type="paragraph" w:styleId="181">
+  <w:style w:type="paragraph" w:styleId="866">
     <w:name w:val="footnote text"/>
-    <w:basedOn w:val="664"/>
-    <w:link w:val="182"/>
+    <w:basedOn w:val="886"/>
+    <w:link w:val="867"/>
     <w:uiPriority w:val="99"/>
     <w:semiHidden/>
     <w:unhideWhenUsed/>
@@ -31270,10 +34317,10 @@
       <w:szCs w:val="20"/>
     </w:rPr>
   </w:style>
-  <w:style w:type="character" w:styleId="182">
+  <w:style w:type="character" w:styleId="867">
     <w:name w:val="Footnote Text Char"/>
-    <w:basedOn w:val="148"/>
-    <w:link w:val="181"/>
+    <w:basedOn w:val="836"/>
+    <w:link w:val="866"/>
     <w:uiPriority w:val="99"/>
     <w:semiHidden/>
     <w:pPr>
@@ -31286,9 +34333,9 @@
       <w:szCs w:val="20"/>
     </w:rPr>
   </w:style>
-  <w:style w:type="character" w:styleId="183">
+  <w:style w:type="character" w:styleId="868">
     <w:name w:val="footnote reference"/>
-    <w:basedOn w:val="148"/>
+    <w:basedOn w:val="836"/>
     <w:uiPriority w:val="99"/>
     <w:semiHidden/>
     <w:unhideWhenUsed/>
@@ -31301,10 +34348,10 @@
       <w:vertAlign w:val="superscript"/>
     </w:rPr>
   </w:style>
-  <w:style w:type="paragraph" w:styleId="184">
+  <w:style w:type="paragraph" w:styleId="869">
     <w:name w:val="endnote text"/>
-    <w:basedOn w:val="664"/>
-    <w:link w:val="185"/>
+    <w:basedOn w:val="886"/>
+    <w:link w:val="870"/>
     <w:uiPriority w:val="99"/>
     <w:semiHidden/>
     <w:unhideWhenUsed/>
@@ -31318,10 +34365,10 @@
       <w:szCs w:val="20"/>
     </w:rPr>
   </w:style>
-  <w:style w:type="character" w:styleId="185">
+  <w:style w:type="character" w:styleId="870">
     <w:name w:val="Endnote Text Char"/>
-    <w:basedOn w:val="148"/>
-    <w:link w:val="184"/>
+    <w:basedOn w:val="836"/>
+    <w:link w:val="869"/>
     <w:uiPriority w:val="99"/>
     <w:semiHidden/>
     <w:pPr>
@@ -31334,9 +34381,9 @@
       <w:szCs w:val="20"/>
     </w:rPr>
   </w:style>
-  <w:style w:type="character" w:styleId="186">
+  <w:style w:type="character" w:styleId="871">
     <w:name w:val="endnote reference"/>
-    <w:basedOn w:val="148"/>
+    <w:basedOn w:val="836"/>
     <w:uiPriority w:val="99"/>
     <w:semiHidden/>
     <w:unhideWhenUsed/>
@@ -31349,9 +34396,9 @@
       <w:vertAlign w:val="superscript"/>
     </w:rPr>
   </w:style>
-  <w:style w:type="character" w:styleId="187">
+  <w:style w:type="character" w:styleId="872">
     <w:name w:val="Hyperlink"/>
-    <w:basedOn w:val="148"/>
+    <w:basedOn w:val="836"/>
     <w:uiPriority w:val="99"/>
     <w:unhideWhenUsed/>
     <w:pPr>
@@ -31364,9 +34411,9 @@
       <w:u w:val="single"/>
     </w:rPr>
   </w:style>
-  <w:style w:type="character" w:styleId="188">
+  <w:style w:type="character" w:styleId="873">
     <w:name w:val="FollowedHyperlink"/>
-    <w:basedOn w:val="148"/>
+    <w:basedOn w:val="836"/>
     <w:uiPriority w:val="99"/>
     <w:semiHidden/>
     <w:unhideWhenUsed/>
@@ -31380,10 +34427,10 @@
       <w:u w:val="single"/>
     </w:rPr>
   </w:style>
-  <w:style w:type="paragraph" w:styleId="189">
+  <w:style w:type="paragraph" w:styleId="874">
     <w:name w:val="toc 1"/>
-    <w:basedOn w:val="664"/>
-    <w:next w:val="664"/>
+    <w:basedOn w:val="886"/>
+    <w:next w:val="886"/>
     <w:uiPriority w:val="39"/>
     <w:unhideWhenUsed/>
     <w:pPr>
@@ -31392,10 +34439,10 @@
       <w:ind/>
     </w:pPr>
   </w:style>
-  <w:style w:type="paragraph" w:styleId="190">
+  <w:style w:type="paragraph" w:styleId="875">
     <w:name w:val="toc 2"/>
-    <w:basedOn w:val="664"/>
-    <w:next w:val="664"/>
+    <w:basedOn w:val="886"/>
+    <w:next w:val="886"/>
     <w:uiPriority w:val="39"/>
     <w:unhideWhenUsed/>
     <w:pPr>
@@ -31404,10 +34451,10 @@
       <w:ind w:left="220"/>
     </w:pPr>
   </w:style>
-  <w:style w:type="paragraph" w:styleId="191">
+  <w:style w:type="paragraph" w:styleId="876">
     <w:name w:val="toc 3"/>
-    <w:basedOn w:val="664"/>
-    <w:next w:val="664"/>
+    <w:basedOn w:val="886"/>
+    <w:next w:val="886"/>
     <w:uiPriority w:val="39"/>
     <w:unhideWhenUsed/>
     <w:pPr>
@@ -31416,10 +34463,10 @@
       <w:ind w:left="440"/>
     </w:pPr>
   </w:style>
-  <w:style w:type="paragraph" w:styleId="192">
+  <w:style w:type="paragraph" w:styleId="877">
     <w:name w:val="toc 4"/>
-    <w:basedOn w:val="664"/>
-    <w:next w:val="664"/>
+    <w:basedOn w:val="886"/>
+    <w:next w:val="886"/>
     <w:uiPriority w:val="39"/>
     <w:unhideWhenUsed/>
     <w:pPr>
@@ -31428,10 +34475,10 @@
       <w:ind w:left="660"/>
     </w:pPr>
   </w:style>
-  <w:style w:type="paragraph" w:styleId="193">
+  <w:style w:type="paragraph" w:styleId="878">
     <w:name w:val="toc 5"/>
-    <w:basedOn w:val="664"/>
-    <w:next w:val="664"/>
+    <w:basedOn w:val="886"/>
+    <w:next w:val="886"/>
     <w:uiPriority w:val="39"/>
     <w:unhideWhenUsed/>
     <w:pPr>
@@ -31440,10 +34487,10 @@
       <w:ind w:left="880"/>
     </w:pPr>
   </w:style>
-  <w:style w:type="paragraph" w:styleId="194">
+  <w:style w:type="paragraph" w:styleId="879">
     <w:name w:val="toc 6"/>
-    <w:basedOn w:val="664"/>
-    <w:next w:val="664"/>
+    <w:basedOn w:val="886"/>
+    <w:next w:val="886"/>
     <w:uiPriority w:val="39"/>
     <w:unhideWhenUsed/>
     <w:pPr>
@@ -31452,10 +34499,10 @@
       <w:ind w:left="1100"/>
     </w:pPr>
   </w:style>
-  <w:style w:type="paragraph" w:styleId="195">
+  <w:style w:type="paragraph" w:styleId="880">
     <w:name w:val="toc 7"/>
-    <w:basedOn w:val="664"/>
-    <w:next w:val="664"/>
+    <w:basedOn w:val="886"/>
+    <w:next w:val="886"/>
     <w:uiPriority w:val="39"/>
     <w:unhideWhenUsed/>
     <w:pPr>
@@ -31464,10 +34511,10 @@
       <w:ind w:left="1320"/>
     </w:pPr>
   </w:style>
-  <w:style w:type="paragraph" w:styleId="196">
+  <w:style w:type="paragraph" w:styleId="881">
     <w:name w:val="toc 8"/>
-    <w:basedOn w:val="664"/>
-    <w:next w:val="664"/>
+    <w:basedOn w:val="886"/>
+    <w:next w:val="886"/>
     <w:uiPriority w:val="39"/>
     <w:unhideWhenUsed/>
     <w:pPr>
@@ -31476,10 +34523,10 @@
       <w:ind w:left="1540"/>
     </w:pPr>
   </w:style>
-  <w:style w:type="paragraph" w:styleId="197">
+  <w:style w:type="paragraph" w:styleId="882">
     <w:name w:val="toc 9"/>
-    <w:basedOn w:val="664"/>
-    <w:next w:val="664"/>
+    <w:basedOn w:val="886"/>
+    <w:next w:val="886"/>
     <w:uiPriority w:val="39"/>
     <w:unhideWhenUsed/>
     <w:pPr>
@@ -31488,9 +34535,9 @@
       <w:ind w:left="1760"/>
     </w:pPr>
   </w:style>
-  <w:style w:type="character" w:styleId="198">
+  <w:style w:type="character" w:styleId="883">
     <w:name w:val="Placeholder Text"/>
-    <w:basedOn w:val="148"/>
+    <w:basedOn w:val="836"/>
     <w:uiPriority w:val="99"/>
     <w:semiHidden/>
     <w:pPr>
@@ -31502,7 +34549,7 @@
       <w:color w:val="666666"/>
     </w:rPr>
   </w:style>
-  <w:style w:type="paragraph" w:styleId="208">
+  <w:style w:type="paragraph" w:styleId="884">
     <w:name w:val="TOC Heading"/>
     <w:uiPriority w:val="39"/>
     <w:unhideWhenUsed/>
@@ -31512,10 +34559,10 @@
       <w:ind/>
     </w:pPr>
   </w:style>
-  <w:style w:type="paragraph" w:styleId="209">
+  <w:style w:type="paragraph" w:styleId="885">
     <w:name w:val="table of figures"/>
-    <w:basedOn w:val="664"/>
-    <w:next w:val="664"/>
+    <w:basedOn w:val="886"/>
+    <w:next w:val="886"/>
     <w:uiPriority w:val="99"/>
     <w:unhideWhenUsed/>
     <w:pPr>
@@ -31524,7 +34571,7 @@
       <w:ind/>
     </w:pPr>
   </w:style>
-  <w:style w:type="paragraph" w:styleId="664" w:default="1">
+  <w:style w:type="paragraph" w:styleId="886" w:default="1">
     <w:name w:val="Normal"/>
     <w:qFormat/>
     <w:pPr>
@@ -31533,7 +34580,7 @@
       <w:ind/>
     </w:pPr>
   </w:style>
-  <w:style w:type="table" w:styleId="665" w:default="1">
+  <w:style w:type="table" w:styleId="887" w:default="1">
     <w:name w:val="Normal Table"/>
     <w:uiPriority w:val="99"/>
     <w:semiHidden/>
@@ -31726,7 +34773,7 @@
       </w:tcPr>
     </w:tblStylePr>
   </w:style>
-  <w:style w:type="numbering" w:styleId="666" w:default="1">
+  <w:style w:type="numbering" w:styleId="888" w:default="1">
     <w:name w:val="No List"/>
     <w:uiPriority w:val="99"/>
     <w:semiHidden/>
@@ -31737,9 +34784,9 @@
       <w:ind/>
     </w:pPr>
   </w:style>
-  <w:style w:type="paragraph" w:styleId="667">
+  <w:style w:type="paragraph" w:styleId="889">
     <w:name w:val="No Spacing"/>
-    <w:basedOn w:val="664"/>
+    <w:basedOn w:val="886"/>
     <w:uiPriority w:val="1"/>
     <w:qFormat/>
     <w:pPr>
@@ -31748,9 +34795,9 @@
       <w:ind/>
     </w:pPr>
   </w:style>
-  <w:style w:type="paragraph" w:styleId="668">
+  <w:style w:type="paragraph" w:styleId="890">
     <w:name w:val="List Paragraph"/>
-    <w:basedOn w:val="664"/>
+    <w:basedOn w:val="886"/>
     <w:uiPriority w:val="34"/>
     <w:qFormat/>
     <w:pPr>
